--- a/references/LVF_Algorithm_Specification_v71.docx
+++ b/references/LVF_Algorithm_Specification_v71.docx
@@ -40,7 +40,7 @@
           <w:sz w:val="24"/>
           <w:szCs w:val="24"/>
         </w:rPr>
-        <w:t>Draft Specification | Version 70 | May 2026</w:t>
+        <w:t>Draft Specification | Version 71 | June 2026</w:t>
       </w:r>
     </w:p>
     <w:p/>
@@ -98,9 +98,11 @@
       <w:pPr>
         <w:pStyle w:val="Heading1"/>
       </w:pPr>
+      <w:bookmarkStart w:id="0" w:name="_Toc232494369"/>
       <w:r>
         <w:t>Table of Contents</w:t>
       </w:r>
+      <w:bookmarkEnd w:id="0"/>
     </w:p>
     <w:p>
       <w:pPr>
@@ -122,11 +124,9 @@
       </w:r>
       <w:r>
         <w:instrText xml:space="preserve"> TOC \o "1-3" \h \z \u </w:instrText>
-      </w:r>
-      <w:r>
         <w:fldChar w:fldCharType="separate"/>
       </w:r>
-      <w:hyperlink w:anchor="_Toc232494460" w:history="1">
+      <w:hyperlink w:anchor="_Toc232494369" w:history="1">
         <w:r>
           <w:rPr>
             <w:rStyle w:val="Hyperlink"/>
@@ -140,42 +140,10 @@
             <w:webHidden/>
           </w:rPr>
           <w:tab/>
-        </w:r>
-        <w:r>
-          <w:rPr>
-            <w:noProof/>
-            <w:webHidden/>
-          </w:rPr>
           <w:fldChar w:fldCharType="begin"/>
-        </w:r>
-        <w:r>
-          <w:rPr>
-            <w:noProof/>
-            <w:webHidden/>
-          </w:rPr>
-          <w:instrText xml:space="preserve"> PAGEREF _Toc232494460 \h </w:instrText>
-        </w:r>
-        <w:r>
-          <w:rPr>
-            <w:noProof/>
-            <w:webHidden/>
-          </w:rPr>
+          <w:instrText xml:space="preserve"> PAGEREF _Toc232494369 \h </w:instrText>
           <w:fldChar w:fldCharType="separate"/>
-        </w:r>
-        <w:r>
-          <w:rPr>
-            <w:b/>
-            <w:bCs/>
-            <w:noProof/>
-            <w:webHidden/>
-          </w:rPr>
-          <w:t>Error! Bookmark not defined.</w:t>
-        </w:r>
-        <w:r>
-          <w:rPr>
-            <w:noProof/>
-            <w:webHidden/>
-          </w:rPr>
+          <w:t>1</w:t>
           <w:fldChar w:fldCharType="end"/>
         </w:r>
       </w:hyperlink>
@@ -192,7 +160,7 @@
           <w14:ligatures w14:val="standardContextual"/>
         </w:rPr>
       </w:pPr>
-      <w:hyperlink w:anchor="_Toc232494461" w:history="1">
+      <w:hyperlink w:anchor="_Toc232494370" w:history="1">
         <w:r>
           <w:rPr>
             <w:rStyle w:val="Hyperlink"/>
@@ -206,42 +174,10 @@
             <w:webHidden/>
           </w:rPr>
           <w:tab/>
-        </w:r>
-        <w:r>
-          <w:rPr>
-            <w:noProof/>
-            <w:webHidden/>
-          </w:rPr>
           <w:fldChar w:fldCharType="begin"/>
-        </w:r>
-        <w:r>
-          <w:rPr>
-            <w:noProof/>
-            <w:webHidden/>
-          </w:rPr>
-          <w:instrText xml:space="preserve"> PAGEREF _Toc232494461 \h </w:instrText>
-        </w:r>
-        <w:r>
-          <w:rPr>
-            <w:noProof/>
-            <w:webHidden/>
-          </w:rPr>
+          <w:instrText xml:space="preserve"> PAGEREF _Toc232494370 \h </w:instrText>
           <w:fldChar w:fldCharType="separate"/>
-        </w:r>
-        <w:r>
-          <w:rPr>
-            <w:b/>
-            <w:bCs/>
-            <w:noProof/>
-            <w:webHidden/>
-          </w:rPr>
-          <w:t>Error! Bookmark not defined.</w:t>
-        </w:r>
-        <w:r>
-          <w:rPr>
-            <w:noProof/>
-            <w:webHidden/>
-          </w:rPr>
+          <w:t>4</w:t>
           <w:fldChar w:fldCharType="end"/>
         </w:r>
       </w:hyperlink>
@@ -258,7 +194,7 @@
           <w14:ligatures w14:val="standardContextual"/>
         </w:rPr>
       </w:pPr>
-      <w:hyperlink w:anchor="_Toc232494462" w:history="1">
+      <w:hyperlink w:anchor="_Toc232494371" w:history="1">
         <w:r>
           <w:rPr>
             <w:rStyle w:val="Hyperlink"/>
@@ -272,42 +208,10 @@
             <w:webHidden/>
           </w:rPr>
           <w:tab/>
-        </w:r>
-        <w:r>
-          <w:rPr>
-            <w:noProof/>
-            <w:webHidden/>
-          </w:rPr>
           <w:fldChar w:fldCharType="begin"/>
-        </w:r>
-        <w:r>
-          <w:rPr>
-            <w:noProof/>
-            <w:webHidden/>
-          </w:rPr>
-          <w:instrText xml:space="preserve"> PAGEREF _Toc232494462 \h </w:instrText>
-        </w:r>
-        <w:r>
-          <w:rPr>
-            <w:noProof/>
-            <w:webHidden/>
-          </w:rPr>
+          <w:instrText xml:space="preserve"> PAGEREF _Toc232494371 \h </w:instrText>
           <w:fldChar w:fldCharType="separate"/>
-        </w:r>
-        <w:r>
-          <w:rPr>
-            <w:b/>
-            <w:bCs/>
-            <w:noProof/>
-            <w:webHidden/>
-          </w:rPr>
-          <w:t>Error! Bookmark not defined.</w:t>
-        </w:r>
-        <w:r>
-          <w:rPr>
-            <w:noProof/>
-            <w:webHidden/>
-          </w:rPr>
+          <w:t>4</w:t>
           <w:fldChar w:fldCharType="end"/>
         </w:r>
       </w:hyperlink>
@@ -324,7 +228,7 @@
           <w14:ligatures w14:val="standardContextual"/>
         </w:rPr>
       </w:pPr>
-      <w:hyperlink w:anchor="_Toc232494463" w:history="1">
+      <w:hyperlink w:anchor="_Toc232494372" w:history="1">
         <w:r>
           <w:rPr>
             <w:rStyle w:val="Hyperlink"/>
@@ -338,42 +242,10 @@
             <w:webHidden/>
           </w:rPr>
           <w:tab/>
-        </w:r>
-        <w:r>
-          <w:rPr>
-            <w:noProof/>
-            <w:webHidden/>
-          </w:rPr>
           <w:fldChar w:fldCharType="begin"/>
-        </w:r>
-        <w:r>
-          <w:rPr>
-            <w:noProof/>
-            <w:webHidden/>
-          </w:rPr>
-          <w:instrText xml:space="preserve"> PAGEREF _Toc232494463 \h </w:instrText>
-        </w:r>
-        <w:r>
-          <w:rPr>
-            <w:noProof/>
-            <w:webHidden/>
-          </w:rPr>
+          <w:instrText xml:space="preserve"> PAGEREF _Toc232494372 \h </w:instrText>
           <w:fldChar w:fldCharType="separate"/>
-        </w:r>
-        <w:r>
-          <w:rPr>
-            <w:b/>
-            <w:bCs/>
-            <w:noProof/>
-            <w:webHidden/>
-          </w:rPr>
-          <w:t>Error! Bookmark not defined.</w:t>
-        </w:r>
-        <w:r>
-          <w:rPr>
-            <w:noProof/>
-            <w:webHidden/>
-          </w:rPr>
+          <w:t>5</w:t>
           <w:fldChar w:fldCharType="end"/>
         </w:r>
       </w:hyperlink>
@@ -390,7 +262,7 @@
           <w14:ligatures w14:val="standardContextual"/>
         </w:rPr>
       </w:pPr>
-      <w:hyperlink w:anchor="_Toc232494464" w:history="1">
+      <w:hyperlink w:anchor="_Toc232494373" w:history="1">
         <w:r>
           <w:rPr>
             <w:rStyle w:val="Hyperlink"/>
@@ -404,46 +276,10 @@
             <w:webHidden/>
           </w:rPr>
           <w:tab/>
-        </w:r>
-        <w:r>
-          <w:rPr>
-            <w:noProof/>
-            <w:webHidden/>
-          </w:rPr>
           <w:fldChar w:fldCharType="begin"/>
-        </w:r>
-        <w:r>
-          <w:rPr>
-            <w:noProof/>
-            <w:webHidden/>
-          </w:rPr>
-          <w:instrText xml:space="preserve"> PAGEREF _Toc232494464 \h </w:instrText>
-        </w:r>
-        <w:r>
-          <w:rPr>
-            <w:noProof/>
-            <w:webHidden/>
-          </w:rPr>
-        </w:r>
-        <w:r>
-          <w:rPr>
-            <w:noProof/>
-            <w:webHidden/>
-          </w:rPr>
+          <w:instrText xml:space="preserve"> PAGEREF _Toc232494373 \h </w:instrText>
           <w:fldChar w:fldCharType="separate"/>
-        </w:r>
-        <w:r>
-          <w:rPr>
-            <w:noProof/>
-            <w:webHidden/>
-          </w:rPr>
           <w:t>6</w:t>
-        </w:r>
-        <w:r>
-          <w:rPr>
-            <w:noProof/>
-            <w:webHidden/>
-          </w:rPr>
           <w:fldChar w:fldCharType="end"/>
         </w:r>
       </w:hyperlink>
@@ -460,7 +296,7 @@
           <w14:ligatures w14:val="standardContextual"/>
         </w:rPr>
       </w:pPr>
-      <w:hyperlink w:anchor="_Toc232494465" w:history="1">
+      <w:hyperlink w:anchor="_Toc232494374" w:history="1">
         <w:r>
           <w:rPr>
             <w:rStyle w:val="Hyperlink"/>
@@ -474,46 +310,10 @@
             <w:webHidden/>
           </w:rPr>
           <w:tab/>
-        </w:r>
-        <w:r>
-          <w:rPr>
-            <w:noProof/>
-            <w:webHidden/>
-          </w:rPr>
           <w:fldChar w:fldCharType="begin"/>
-        </w:r>
-        <w:r>
-          <w:rPr>
-            <w:noProof/>
-            <w:webHidden/>
-          </w:rPr>
-          <w:instrText xml:space="preserve"> PAGEREF _Toc232494465 \h </w:instrText>
-        </w:r>
-        <w:r>
-          <w:rPr>
-            <w:noProof/>
-            <w:webHidden/>
-          </w:rPr>
-        </w:r>
-        <w:r>
-          <w:rPr>
-            <w:noProof/>
-            <w:webHidden/>
-          </w:rPr>
+          <w:instrText xml:space="preserve"> PAGEREF _Toc232494374 \h </w:instrText>
           <w:fldChar w:fldCharType="separate"/>
-        </w:r>
-        <w:r>
-          <w:rPr>
-            <w:noProof/>
-            <w:webHidden/>
-          </w:rPr>
           <w:t>6</w:t>
-        </w:r>
-        <w:r>
-          <w:rPr>
-            <w:noProof/>
-            <w:webHidden/>
-          </w:rPr>
           <w:fldChar w:fldCharType="end"/>
         </w:r>
       </w:hyperlink>
@@ -530,7 +330,7 @@
           <w14:ligatures w14:val="standardContextual"/>
         </w:rPr>
       </w:pPr>
-      <w:hyperlink w:anchor="_Toc232494466" w:history="1">
+      <w:hyperlink w:anchor="_Toc232494375" w:history="1">
         <w:r>
           <w:rPr>
             <w:rStyle w:val="Hyperlink"/>
@@ -544,46 +344,10 @@
             <w:webHidden/>
           </w:rPr>
           <w:tab/>
-        </w:r>
-        <w:r>
-          <w:rPr>
-            <w:noProof/>
-            <w:webHidden/>
-          </w:rPr>
           <w:fldChar w:fldCharType="begin"/>
-        </w:r>
-        <w:r>
-          <w:rPr>
-            <w:noProof/>
-            <w:webHidden/>
-          </w:rPr>
-          <w:instrText xml:space="preserve"> PAGEREF _Toc232494466 \h </w:instrText>
-        </w:r>
-        <w:r>
-          <w:rPr>
-            <w:noProof/>
-            <w:webHidden/>
-          </w:rPr>
-        </w:r>
-        <w:r>
-          <w:rPr>
-            <w:noProof/>
-            <w:webHidden/>
-          </w:rPr>
+          <w:instrText xml:space="preserve"> PAGEREF _Toc232494375 \h </w:instrText>
           <w:fldChar w:fldCharType="separate"/>
-        </w:r>
-        <w:r>
-          <w:rPr>
-            <w:noProof/>
-            <w:webHidden/>
-          </w:rPr>
           <w:t>6</w:t>
-        </w:r>
-        <w:r>
-          <w:rPr>
-            <w:noProof/>
-            <w:webHidden/>
-          </w:rPr>
           <w:fldChar w:fldCharType="end"/>
         </w:r>
       </w:hyperlink>
@@ -600,7 +364,7 @@
           <w14:ligatures w14:val="standardContextual"/>
         </w:rPr>
       </w:pPr>
-      <w:hyperlink w:anchor="_Toc232494467" w:history="1">
+      <w:hyperlink w:anchor="_Toc232494376" w:history="1">
         <w:r>
           <w:rPr>
             <w:rStyle w:val="Hyperlink"/>
@@ -614,46 +378,10 @@
             <w:webHidden/>
           </w:rPr>
           <w:tab/>
-        </w:r>
-        <w:r>
-          <w:rPr>
-            <w:noProof/>
-            <w:webHidden/>
-          </w:rPr>
           <w:fldChar w:fldCharType="begin"/>
-        </w:r>
-        <w:r>
-          <w:rPr>
-            <w:noProof/>
-            <w:webHidden/>
-          </w:rPr>
-          <w:instrText xml:space="preserve"> PAGEREF _Toc232494467 \h </w:instrText>
-        </w:r>
-        <w:r>
-          <w:rPr>
-            <w:noProof/>
-            <w:webHidden/>
-          </w:rPr>
-        </w:r>
-        <w:r>
-          <w:rPr>
-            <w:noProof/>
-            <w:webHidden/>
-          </w:rPr>
+          <w:instrText xml:space="preserve"> PAGEREF _Toc232494376 \h </w:instrText>
           <w:fldChar w:fldCharType="separate"/>
-        </w:r>
-        <w:r>
-          <w:rPr>
-            <w:noProof/>
-            <w:webHidden/>
-          </w:rPr>
           <w:t>7</w:t>
-        </w:r>
-        <w:r>
-          <w:rPr>
-            <w:noProof/>
-            <w:webHidden/>
-          </w:rPr>
           <w:fldChar w:fldCharType="end"/>
         </w:r>
       </w:hyperlink>
@@ -670,7 +398,7 @@
           <w14:ligatures w14:val="standardContextual"/>
         </w:rPr>
       </w:pPr>
-      <w:hyperlink w:anchor="_Toc232494468" w:history="1">
+      <w:hyperlink w:anchor="_Toc232494377" w:history="1">
         <w:r>
           <w:rPr>
             <w:rStyle w:val="Hyperlink"/>
@@ -684,46 +412,10 @@
             <w:webHidden/>
           </w:rPr>
           <w:tab/>
-        </w:r>
-        <w:r>
-          <w:rPr>
-            <w:noProof/>
-            <w:webHidden/>
-          </w:rPr>
           <w:fldChar w:fldCharType="begin"/>
-        </w:r>
-        <w:r>
-          <w:rPr>
-            <w:noProof/>
-            <w:webHidden/>
-          </w:rPr>
-          <w:instrText xml:space="preserve"> PAGEREF _Toc232494468 \h </w:instrText>
-        </w:r>
-        <w:r>
-          <w:rPr>
-            <w:noProof/>
-            <w:webHidden/>
-          </w:rPr>
-        </w:r>
-        <w:r>
-          <w:rPr>
-            <w:noProof/>
-            <w:webHidden/>
-          </w:rPr>
+          <w:instrText xml:space="preserve"> PAGEREF _Toc232494377 \h </w:instrText>
           <w:fldChar w:fldCharType="separate"/>
-        </w:r>
-        <w:r>
-          <w:rPr>
-            <w:noProof/>
-            <w:webHidden/>
-          </w:rPr>
           <w:t>7</w:t>
-        </w:r>
-        <w:r>
-          <w:rPr>
-            <w:noProof/>
-            <w:webHidden/>
-          </w:rPr>
           <w:fldChar w:fldCharType="end"/>
         </w:r>
       </w:hyperlink>
@@ -740,7 +432,7 @@
           <w14:ligatures w14:val="standardContextual"/>
         </w:rPr>
       </w:pPr>
-      <w:hyperlink w:anchor="_Toc232494469" w:history="1">
+      <w:hyperlink w:anchor="_Toc232494378" w:history="1">
         <w:r>
           <w:rPr>
             <w:rStyle w:val="Hyperlink"/>
@@ -754,46 +446,10 @@
             <w:webHidden/>
           </w:rPr>
           <w:tab/>
-        </w:r>
-        <w:r>
-          <w:rPr>
-            <w:noProof/>
-            <w:webHidden/>
-          </w:rPr>
           <w:fldChar w:fldCharType="begin"/>
-        </w:r>
-        <w:r>
-          <w:rPr>
-            <w:noProof/>
-            <w:webHidden/>
-          </w:rPr>
-          <w:instrText xml:space="preserve"> PAGEREF _Toc232494469 \h </w:instrText>
-        </w:r>
-        <w:r>
-          <w:rPr>
-            <w:noProof/>
-            <w:webHidden/>
-          </w:rPr>
-        </w:r>
-        <w:r>
-          <w:rPr>
-            <w:noProof/>
-            <w:webHidden/>
-          </w:rPr>
+          <w:instrText xml:space="preserve"> PAGEREF _Toc232494378 \h </w:instrText>
           <w:fldChar w:fldCharType="separate"/>
-        </w:r>
-        <w:r>
-          <w:rPr>
-            <w:noProof/>
-            <w:webHidden/>
-          </w:rPr>
           <w:t>7</w:t>
-        </w:r>
-        <w:r>
-          <w:rPr>
-            <w:noProof/>
-            <w:webHidden/>
-          </w:rPr>
           <w:fldChar w:fldCharType="end"/>
         </w:r>
       </w:hyperlink>
@@ -810,7 +466,7 @@
           <w14:ligatures w14:val="standardContextual"/>
         </w:rPr>
       </w:pPr>
-      <w:hyperlink w:anchor="_Toc232494470" w:history="1">
+      <w:hyperlink w:anchor="_Toc232494379" w:history="1">
         <w:r>
           <w:rPr>
             <w:rStyle w:val="Hyperlink"/>
@@ -824,46 +480,10 @@
             <w:webHidden/>
           </w:rPr>
           <w:tab/>
-        </w:r>
-        <w:r>
-          <w:rPr>
-            <w:noProof/>
-            <w:webHidden/>
-          </w:rPr>
           <w:fldChar w:fldCharType="begin"/>
-        </w:r>
-        <w:r>
-          <w:rPr>
-            <w:noProof/>
-            <w:webHidden/>
-          </w:rPr>
-          <w:instrText xml:space="preserve"> PAGEREF _Toc232494470 \h </w:instrText>
-        </w:r>
-        <w:r>
-          <w:rPr>
-            <w:noProof/>
-            <w:webHidden/>
-          </w:rPr>
-        </w:r>
-        <w:r>
-          <w:rPr>
-            <w:noProof/>
-            <w:webHidden/>
-          </w:rPr>
+          <w:instrText xml:space="preserve"> PAGEREF _Toc232494379 \h </w:instrText>
           <w:fldChar w:fldCharType="separate"/>
-        </w:r>
-        <w:r>
-          <w:rPr>
-            <w:noProof/>
-            <w:webHidden/>
-          </w:rPr>
           <w:t>8</w:t>
-        </w:r>
-        <w:r>
-          <w:rPr>
-            <w:noProof/>
-            <w:webHidden/>
-          </w:rPr>
           <w:fldChar w:fldCharType="end"/>
         </w:r>
       </w:hyperlink>
@@ -880,7 +500,7 @@
           <w14:ligatures w14:val="standardContextual"/>
         </w:rPr>
       </w:pPr>
-      <w:hyperlink w:anchor="_Toc232494471" w:history="1">
+      <w:hyperlink w:anchor="_Toc232494380" w:history="1">
         <w:r>
           <w:rPr>
             <w:rStyle w:val="Hyperlink"/>
@@ -894,46 +514,10 @@
             <w:webHidden/>
           </w:rPr>
           <w:tab/>
-        </w:r>
-        <w:r>
-          <w:rPr>
-            <w:noProof/>
-            <w:webHidden/>
-          </w:rPr>
           <w:fldChar w:fldCharType="begin"/>
-        </w:r>
-        <w:r>
-          <w:rPr>
-            <w:noProof/>
-            <w:webHidden/>
-          </w:rPr>
-          <w:instrText xml:space="preserve"> PAGEREF _Toc232494471 \h </w:instrText>
-        </w:r>
-        <w:r>
-          <w:rPr>
-            <w:noProof/>
-            <w:webHidden/>
-          </w:rPr>
-        </w:r>
-        <w:r>
-          <w:rPr>
-            <w:noProof/>
-            <w:webHidden/>
-          </w:rPr>
+          <w:instrText xml:space="preserve"> PAGEREF _Toc232494380 \h </w:instrText>
           <w:fldChar w:fldCharType="separate"/>
-        </w:r>
-        <w:r>
-          <w:rPr>
-            <w:noProof/>
-            <w:webHidden/>
-          </w:rPr>
           <w:t>8</w:t>
-        </w:r>
-        <w:r>
-          <w:rPr>
-            <w:noProof/>
-            <w:webHidden/>
-          </w:rPr>
           <w:fldChar w:fldCharType="end"/>
         </w:r>
       </w:hyperlink>
@@ -950,7 +534,7 @@
           <w14:ligatures w14:val="standardContextual"/>
         </w:rPr>
       </w:pPr>
-      <w:hyperlink w:anchor="_Toc232494472" w:history="1">
+      <w:hyperlink w:anchor="_Toc232494381" w:history="1">
         <w:r>
           <w:rPr>
             <w:rStyle w:val="Hyperlink"/>
@@ -964,46 +548,10 @@
             <w:webHidden/>
           </w:rPr>
           <w:tab/>
-        </w:r>
-        <w:r>
-          <w:rPr>
-            <w:noProof/>
-            <w:webHidden/>
-          </w:rPr>
           <w:fldChar w:fldCharType="begin"/>
-        </w:r>
-        <w:r>
-          <w:rPr>
-            <w:noProof/>
-            <w:webHidden/>
-          </w:rPr>
-          <w:instrText xml:space="preserve"> PAGEREF _Toc232494472 \h </w:instrText>
-        </w:r>
-        <w:r>
-          <w:rPr>
-            <w:noProof/>
-            <w:webHidden/>
-          </w:rPr>
-        </w:r>
-        <w:r>
-          <w:rPr>
-            <w:noProof/>
-            <w:webHidden/>
-          </w:rPr>
+          <w:instrText xml:space="preserve"> PAGEREF _Toc232494381 \h </w:instrText>
           <w:fldChar w:fldCharType="separate"/>
-        </w:r>
-        <w:r>
-          <w:rPr>
-            <w:noProof/>
-            <w:webHidden/>
-          </w:rPr>
           <w:t>9</w:t>
-        </w:r>
-        <w:r>
-          <w:rPr>
-            <w:noProof/>
-            <w:webHidden/>
-          </w:rPr>
           <w:fldChar w:fldCharType="end"/>
         </w:r>
       </w:hyperlink>
@@ -1020,7 +568,7 @@
           <w14:ligatures w14:val="standardContextual"/>
         </w:rPr>
       </w:pPr>
-      <w:hyperlink w:anchor="_Toc232494473" w:history="1">
+      <w:hyperlink w:anchor="_Toc232494382" w:history="1">
         <w:r>
           <w:rPr>
             <w:rStyle w:val="Hyperlink"/>
@@ -1034,46 +582,10 @@
             <w:webHidden/>
           </w:rPr>
           <w:tab/>
-        </w:r>
-        <w:r>
-          <w:rPr>
-            <w:noProof/>
-            <w:webHidden/>
-          </w:rPr>
           <w:fldChar w:fldCharType="begin"/>
-        </w:r>
-        <w:r>
-          <w:rPr>
-            <w:noProof/>
-            <w:webHidden/>
-          </w:rPr>
-          <w:instrText xml:space="preserve"> PAGEREF _Toc232494473 \h </w:instrText>
-        </w:r>
-        <w:r>
-          <w:rPr>
-            <w:noProof/>
-            <w:webHidden/>
-          </w:rPr>
-        </w:r>
-        <w:r>
-          <w:rPr>
-            <w:noProof/>
-            <w:webHidden/>
-          </w:rPr>
+          <w:instrText xml:space="preserve"> PAGEREF _Toc232494382 \h </w:instrText>
           <w:fldChar w:fldCharType="separate"/>
-        </w:r>
-        <w:r>
-          <w:rPr>
-            <w:noProof/>
-            <w:webHidden/>
-          </w:rPr>
           <w:t>10</w:t>
-        </w:r>
-        <w:r>
-          <w:rPr>
-            <w:noProof/>
-            <w:webHidden/>
-          </w:rPr>
           <w:fldChar w:fldCharType="end"/>
         </w:r>
       </w:hyperlink>
@@ -1090,7 +602,7 @@
           <w14:ligatures w14:val="standardContextual"/>
         </w:rPr>
       </w:pPr>
-      <w:hyperlink w:anchor="_Toc232494474" w:history="1">
+      <w:hyperlink w:anchor="_Toc232494383" w:history="1">
         <w:r>
           <w:rPr>
             <w:rStyle w:val="Hyperlink"/>
@@ -1104,46 +616,10 @@
             <w:webHidden/>
           </w:rPr>
           <w:tab/>
-        </w:r>
-        <w:r>
-          <w:rPr>
-            <w:noProof/>
-            <w:webHidden/>
-          </w:rPr>
           <w:fldChar w:fldCharType="begin"/>
-        </w:r>
-        <w:r>
-          <w:rPr>
-            <w:noProof/>
-            <w:webHidden/>
-          </w:rPr>
-          <w:instrText xml:space="preserve"> PAGEREF _Toc232494474 \h </w:instrText>
-        </w:r>
-        <w:r>
-          <w:rPr>
-            <w:noProof/>
-            <w:webHidden/>
-          </w:rPr>
-        </w:r>
-        <w:r>
-          <w:rPr>
-            <w:noProof/>
-            <w:webHidden/>
-          </w:rPr>
+          <w:instrText xml:space="preserve"> PAGEREF _Toc232494383 \h </w:instrText>
           <w:fldChar w:fldCharType="separate"/>
-        </w:r>
-        <w:r>
-          <w:rPr>
-            <w:noProof/>
-            <w:webHidden/>
-          </w:rPr>
           <w:t>10</w:t>
-        </w:r>
-        <w:r>
-          <w:rPr>
-            <w:noProof/>
-            <w:webHidden/>
-          </w:rPr>
           <w:fldChar w:fldCharType="end"/>
         </w:r>
       </w:hyperlink>
@@ -1160,7 +636,7 @@
           <w14:ligatures w14:val="standardContextual"/>
         </w:rPr>
       </w:pPr>
-      <w:hyperlink w:anchor="_Toc232494475" w:history="1">
+      <w:hyperlink w:anchor="_Toc232494384" w:history="1">
         <w:r>
           <w:rPr>
             <w:rStyle w:val="Hyperlink"/>
@@ -1174,46 +650,10 @@
             <w:webHidden/>
           </w:rPr>
           <w:tab/>
-        </w:r>
-        <w:r>
-          <w:rPr>
-            <w:noProof/>
-            <w:webHidden/>
-          </w:rPr>
           <w:fldChar w:fldCharType="begin"/>
-        </w:r>
-        <w:r>
-          <w:rPr>
-            <w:noProof/>
-            <w:webHidden/>
-          </w:rPr>
-          <w:instrText xml:space="preserve"> PAGEREF _Toc232494475 \h </w:instrText>
-        </w:r>
-        <w:r>
-          <w:rPr>
-            <w:noProof/>
-            <w:webHidden/>
-          </w:rPr>
-        </w:r>
-        <w:r>
-          <w:rPr>
-            <w:noProof/>
-            <w:webHidden/>
-          </w:rPr>
+          <w:instrText xml:space="preserve"> PAGEREF _Toc232494384 \h </w:instrText>
           <w:fldChar w:fldCharType="separate"/>
-        </w:r>
-        <w:r>
-          <w:rPr>
-            <w:noProof/>
-            <w:webHidden/>
-          </w:rPr>
           <w:t>10</w:t>
-        </w:r>
-        <w:r>
-          <w:rPr>
-            <w:noProof/>
-            <w:webHidden/>
-          </w:rPr>
           <w:fldChar w:fldCharType="end"/>
         </w:r>
       </w:hyperlink>
@@ -1230,7 +670,7 @@
           <w14:ligatures w14:val="standardContextual"/>
         </w:rPr>
       </w:pPr>
-      <w:hyperlink w:anchor="_Toc232494476" w:history="1">
+      <w:hyperlink w:anchor="_Toc232494385" w:history="1">
         <w:r>
           <w:rPr>
             <w:rStyle w:val="Hyperlink"/>
@@ -1244,46 +684,10 @@
             <w:webHidden/>
           </w:rPr>
           <w:tab/>
-        </w:r>
-        <w:r>
-          <w:rPr>
-            <w:noProof/>
-            <w:webHidden/>
-          </w:rPr>
           <w:fldChar w:fldCharType="begin"/>
-        </w:r>
-        <w:r>
-          <w:rPr>
-            <w:noProof/>
-            <w:webHidden/>
-          </w:rPr>
-          <w:instrText xml:space="preserve"> PAGEREF _Toc232494476 \h </w:instrText>
-        </w:r>
-        <w:r>
-          <w:rPr>
-            <w:noProof/>
-            <w:webHidden/>
-          </w:rPr>
-        </w:r>
-        <w:r>
-          <w:rPr>
-            <w:noProof/>
-            <w:webHidden/>
-          </w:rPr>
+          <w:instrText xml:space="preserve"> PAGEREF _Toc232494385 \h </w:instrText>
           <w:fldChar w:fldCharType="separate"/>
-        </w:r>
-        <w:r>
-          <w:rPr>
-            <w:noProof/>
-            <w:webHidden/>
-          </w:rPr>
           <w:t>11</w:t>
-        </w:r>
-        <w:r>
-          <w:rPr>
-            <w:noProof/>
-            <w:webHidden/>
-          </w:rPr>
           <w:fldChar w:fldCharType="end"/>
         </w:r>
       </w:hyperlink>
@@ -1300,7 +704,7 @@
           <w14:ligatures w14:val="standardContextual"/>
         </w:rPr>
       </w:pPr>
-      <w:hyperlink w:anchor="_Toc232494477" w:history="1">
+      <w:hyperlink w:anchor="_Toc232494386" w:history="1">
         <w:r>
           <w:rPr>
             <w:rStyle w:val="Hyperlink"/>
@@ -1314,46 +718,10 @@
             <w:webHidden/>
           </w:rPr>
           <w:tab/>
-        </w:r>
-        <w:r>
-          <w:rPr>
-            <w:noProof/>
-            <w:webHidden/>
-          </w:rPr>
           <w:fldChar w:fldCharType="begin"/>
-        </w:r>
-        <w:r>
-          <w:rPr>
-            <w:noProof/>
-            <w:webHidden/>
-          </w:rPr>
-          <w:instrText xml:space="preserve"> PAGEREF _Toc232494477 \h </w:instrText>
-        </w:r>
-        <w:r>
-          <w:rPr>
-            <w:noProof/>
-            <w:webHidden/>
-          </w:rPr>
-        </w:r>
-        <w:r>
-          <w:rPr>
-            <w:noProof/>
-            <w:webHidden/>
-          </w:rPr>
+          <w:instrText xml:space="preserve"> PAGEREF _Toc232494386 \h </w:instrText>
           <w:fldChar w:fldCharType="separate"/>
-        </w:r>
-        <w:r>
-          <w:rPr>
-            <w:noProof/>
-            <w:webHidden/>
-          </w:rPr>
           <w:t>11</w:t>
-        </w:r>
-        <w:r>
-          <w:rPr>
-            <w:noProof/>
-            <w:webHidden/>
-          </w:rPr>
           <w:fldChar w:fldCharType="end"/>
         </w:r>
       </w:hyperlink>
@@ -1370,7 +738,7 @@
           <w14:ligatures w14:val="standardContextual"/>
         </w:rPr>
       </w:pPr>
-      <w:hyperlink w:anchor="_Toc232494478" w:history="1">
+      <w:hyperlink w:anchor="_Toc232494387" w:history="1">
         <w:r>
           <w:rPr>
             <w:rStyle w:val="Hyperlink"/>
@@ -1384,46 +752,10 @@
             <w:webHidden/>
           </w:rPr>
           <w:tab/>
-        </w:r>
-        <w:r>
-          <w:rPr>
-            <w:noProof/>
-            <w:webHidden/>
-          </w:rPr>
           <w:fldChar w:fldCharType="begin"/>
-        </w:r>
-        <w:r>
-          <w:rPr>
-            <w:noProof/>
-            <w:webHidden/>
-          </w:rPr>
-          <w:instrText xml:space="preserve"> PAGEREF _Toc232494478 \h </w:instrText>
-        </w:r>
-        <w:r>
-          <w:rPr>
-            <w:noProof/>
-            <w:webHidden/>
-          </w:rPr>
-        </w:r>
-        <w:r>
-          <w:rPr>
-            <w:noProof/>
-            <w:webHidden/>
-          </w:rPr>
+          <w:instrText xml:space="preserve"> PAGEREF _Toc232494387 \h </w:instrText>
           <w:fldChar w:fldCharType="separate"/>
-        </w:r>
-        <w:r>
-          <w:rPr>
-            <w:noProof/>
-            <w:webHidden/>
-          </w:rPr>
           <w:t>12</w:t>
-        </w:r>
-        <w:r>
-          <w:rPr>
-            <w:noProof/>
-            <w:webHidden/>
-          </w:rPr>
           <w:fldChar w:fldCharType="end"/>
         </w:r>
       </w:hyperlink>
@@ -1440,7 +772,7 @@
           <w14:ligatures w14:val="standardContextual"/>
         </w:rPr>
       </w:pPr>
-      <w:hyperlink w:anchor="_Toc232494479" w:history="1">
+      <w:hyperlink w:anchor="_Toc232494388" w:history="1">
         <w:r>
           <w:rPr>
             <w:rStyle w:val="Hyperlink"/>
@@ -1454,46 +786,10 @@
             <w:webHidden/>
           </w:rPr>
           <w:tab/>
-        </w:r>
-        <w:r>
-          <w:rPr>
-            <w:noProof/>
-            <w:webHidden/>
-          </w:rPr>
           <w:fldChar w:fldCharType="begin"/>
-        </w:r>
-        <w:r>
-          <w:rPr>
-            <w:noProof/>
-            <w:webHidden/>
-          </w:rPr>
-          <w:instrText xml:space="preserve"> PAGEREF _Toc232494479 \h </w:instrText>
-        </w:r>
-        <w:r>
-          <w:rPr>
-            <w:noProof/>
-            <w:webHidden/>
-          </w:rPr>
-        </w:r>
-        <w:r>
-          <w:rPr>
-            <w:noProof/>
-            <w:webHidden/>
-          </w:rPr>
+          <w:instrText xml:space="preserve"> PAGEREF _Toc232494388 \h </w:instrText>
           <w:fldChar w:fldCharType="separate"/>
-        </w:r>
-        <w:r>
-          <w:rPr>
-            <w:noProof/>
-            <w:webHidden/>
-          </w:rPr>
           <w:t>12</w:t>
-        </w:r>
-        <w:r>
-          <w:rPr>
-            <w:noProof/>
-            <w:webHidden/>
-          </w:rPr>
           <w:fldChar w:fldCharType="end"/>
         </w:r>
       </w:hyperlink>
@@ -1510,7 +806,7 @@
           <w14:ligatures w14:val="standardContextual"/>
         </w:rPr>
       </w:pPr>
-      <w:hyperlink w:anchor="_Toc232494480" w:history="1">
+      <w:hyperlink w:anchor="_Toc232494389" w:history="1">
         <w:r>
           <w:rPr>
             <w:rStyle w:val="Hyperlink"/>
@@ -1524,46 +820,10 @@
             <w:webHidden/>
           </w:rPr>
           <w:tab/>
-        </w:r>
-        <w:r>
-          <w:rPr>
-            <w:noProof/>
-            <w:webHidden/>
-          </w:rPr>
           <w:fldChar w:fldCharType="begin"/>
-        </w:r>
-        <w:r>
-          <w:rPr>
-            <w:noProof/>
-            <w:webHidden/>
-          </w:rPr>
-          <w:instrText xml:space="preserve"> PAGEREF _Toc232494480 \h </w:instrText>
-        </w:r>
-        <w:r>
-          <w:rPr>
-            <w:noProof/>
-            <w:webHidden/>
-          </w:rPr>
-        </w:r>
-        <w:r>
-          <w:rPr>
-            <w:noProof/>
-            <w:webHidden/>
-          </w:rPr>
+          <w:instrText xml:space="preserve"> PAGEREF _Toc232494389 \h </w:instrText>
           <w:fldChar w:fldCharType="separate"/>
-        </w:r>
-        <w:r>
-          <w:rPr>
-            <w:noProof/>
-            <w:webHidden/>
-          </w:rPr>
           <w:t>13</w:t>
-        </w:r>
-        <w:r>
-          <w:rPr>
-            <w:noProof/>
-            <w:webHidden/>
-          </w:rPr>
           <w:fldChar w:fldCharType="end"/>
         </w:r>
       </w:hyperlink>
@@ -1580,7 +840,7 @@
           <w14:ligatures w14:val="standardContextual"/>
         </w:rPr>
       </w:pPr>
-      <w:hyperlink w:anchor="_Toc232494481" w:history="1">
+      <w:hyperlink w:anchor="_Toc232494390" w:history="1">
         <w:r>
           <w:rPr>
             <w:rStyle w:val="Hyperlink"/>
@@ -1594,46 +854,10 @@
             <w:webHidden/>
           </w:rPr>
           <w:tab/>
-        </w:r>
-        <w:r>
-          <w:rPr>
-            <w:noProof/>
-            <w:webHidden/>
-          </w:rPr>
           <w:fldChar w:fldCharType="begin"/>
-        </w:r>
-        <w:r>
-          <w:rPr>
-            <w:noProof/>
-            <w:webHidden/>
-          </w:rPr>
-          <w:instrText xml:space="preserve"> PAGEREF _Toc232494481 \h </w:instrText>
-        </w:r>
-        <w:r>
-          <w:rPr>
-            <w:noProof/>
-            <w:webHidden/>
-          </w:rPr>
-        </w:r>
-        <w:r>
-          <w:rPr>
-            <w:noProof/>
-            <w:webHidden/>
-          </w:rPr>
+          <w:instrText xml:space="preserve"> PAGEREF _Toc232494390 \h </w:instrText>
           <w:fldChar w:fldCharType="separate"/>
-        </w:r>
-        <w:r>
-          <w:rPr>
-            <w:noProof/>
-            <w:webHidden/>
-          </w:rPr>
           <w:t>14</w:t>
-        </w:r>
-        <w:r>
-          <w:rPr>
-            <w:noProof/>
-            <w:webHidden/>
-          </w:rPr>
           <w:fldChar w:fldCharType="end"/>
         </w:r>
       </w:hyperlink>
@@ -1650,7 +874,7 @@
           <w14:ligatures w14:val="standardContextual"/>
         </w:rPr>
       </w:pPr>
-      <w:hyperlink w:anchor="_Toc232494482" w:history="1">
+      <w:hyperlink w:anchor="_Toc232494391" w:history="1">
         <w:r>
           <w:rPr>
             <w:rStyle w:val="Hyperlink"/>
@@ -1664,46 +888,10 @@
             <w:webHidden/>
           </w:rPr>
           <w:tab/>
-        </w:r>
-        <w:r>
-          <w:rPr>
-            <w:noProof/>
-            <w:webHidden/>
-          </w:rPr>
           <w:fldChar w:fldCharType="begin"/>
-        </w:r>
-        <w:r>
-          <w:rPr>
-            <w:noProof/>
-            <w:webHidden/>
-          </w:rPr>
-          <w:instrText xml:space="preserve"> PAGEREF _Toc232494482 \h </w:instrText>
-        </w:r>
-        <w:r>
-          <w:rPr>
-            <w:noProof/>
-            <w:webHidden/>
-          </w:rPr>
-        </w:r>
-        <w:r>
-          <w:rPr>
-            <w:noProof/>
-            <w:webHidden/>
-          </w:rPr>
+          <w:instrText xml:space="preserve"> PAGEREF _Toc232494391 \h </w:instrText>
           <w:fldChar w:fldCharType="separate"/>
-        </w:r>
-        <w:r>
-          <w:rPr>
-            <w:noProof/>
-            <w:webHidden/>
-          </w:rPr>
           <w:t>14</w:t>
-        </w:r>
-        <w:r>
-          <w:rPr>
-            <w:noProof/>
-            <w:webHidden/>
-          </w:rPr>
           <w:fldChar w:fldCharType="end"/>
         </w:r>
       </w:hyperlink>
@@ -1720,7 +908,7 @@
           <w14:ligatures w14:val="standardContextual"/>
         </w:rPr>
       </w:pPr>
-      <w:hyperlink w:anchor="_Toc232494483" w:history="1">
+      <w:hyperlink w:anchor="_Toc232494392" w:history="1">
         <w:r>
           <w:rPr>
             <w:rStyle w:val="Hyperlink"/>
@@ -1734,46 +922,10 @@
             <w:webHidden/>
           </w:rPr>
           <w:tab/>
-        </w:r>
-        <w:r>
-          <w:rPr>
-            <w:noProof/>
-            <w:webHidden/>
-          </w:rPr>
           <w:fldChar w:fldCharType="begin"/>
-        </w:r>
-        <w:r>
-          <w:rPr>
-            <w:noProof/>
-            <w:webHidden/>
-          </w:rPr>
-          <w:instrText xml:space="preserve"> PAGEREF _Toc232494483 \h </w:instrText>
-        </w:r>
-        <w:r>
-          <w:rPr>
-            <w:noProof/>
-            <w:webHidden/>
-          </w:rPr>
-        </w:r>
-        <w:r>
-          <w:rPr>
-            <w:noProof/>
-            <w:webHidden/>
-          </w:rPr>
+          <w:instrText xml:space="preserve"> PAGEREF _Toc232494392 \h </w:instrText>
           <w:fldChar w:fldCharType="separate"/>
-        </w:r>
-        <w:r>
-          <w:rPr>
-            <w:noProof/>
-            <w:webHidden/>
-          </w:rPr>
           <w:t>14</w:t>
-        </w:r>
-        <w:r>
-          <w:rPr>
-            <w:noProof/>
-            <w:webHidden/>
-          </w:rPr>
           <w:fldChar w:fldCharType="end"/>
         </w:r>
       </w:hyperlink>
@@ -1790,7 +942,7 @@
           <w14:ligatures w14:val="standardContextual"/>
         </w:rPr>
       </w:pPr>
-      <w:hyperlink w:anchor="_Toc232494484" w:history="1">
+      <w:hyperlink w:anchor="_Toc232494393" w:history="1">
         <w:r>
           <w:rPr>
             <w:rStyle w:val="Hyperlink"/>
@@ -1804,46 +956,10 @@
             <w:webHidden/>
           </w:rPr>
           <w:tab/>
-        </w:r>
-        <w:r>
-          <w:rPr>
-            <w:noProof/>
-            <w:webHidden/>
-          </w:rPr>
           <w:fldChar w:fldCharType="begin"/>
-        </w:r>
-        <w:r>
-          <w:rPr>
-            <w:noProof/>
-            <w:webHidden/>
-          </w:rPr>
-          <w:instrText xml:space="preserve"> PAGEREF _Toc232494484 \h </w:instrText>
-        </w:r>
-        <w:r>
-          <w:rPr>
-            <w:noProof/>
-            <w:webHidden/>
-          </w:rPr>
-        </w:r>
-        <w:r>
-          <w:rPr>
-            <w:noProof/>
-            <w:webHidden/>
-          </w:rPr>
+          <w:instrText xml:space="preserve"> PAGEREF _Toc232494393 \h </w:instrText>
           <w:fldChar w:fldCharType="separate"/>
-        </w:r>
-        <w:r>
-          <w:rPr>
-            <w:noProof/>
-            <w:webHidden/>
-          </w:rPr>
           <w:t>15</w:t>
-        </w:r>
-        <w:r>
-          <w:rPr>
-            <w:noProof/>
-            <w:webHidden/>
-          </w:rPr>
           <w:fldChar w:fldCharType="end"/>
         </w:r>
       </w:hyperlink>
@@ -1860,7 +976,7 @@
           <w14:ligatures w14:val="standardContextual"/>
         </w:rPr>
       </w:pPr>
-      <w:hyperlink w:anchor="_Toc232494485" w:history="1">
+      <w:hyperlink w:anchor="_Toc232494394" w:history="1">
         <w:r>
           <w:rPr>
             <w:rStyle w:val="Hyperlink"/>
@@ -1874,46 +990,10 @@
             <w:webHidden/>
           </w:rPr>
           <w:tab/>
-        </w:r>
-        <w:r>
-          <w:rPr>
-            <w:noProof/>
-            <w:webHidden/>
-          </w:rPr>
           <w:fldChar w:fldCharType="begin"/>
-        </w:r>
-        <w:r>
-          <w:rPr>
-            <w:noProof/>
-            <w:webHidden/>
-          </w:rPr>
-          <w:instrText xml:space="preserve"> PAGEREF _Toc232494485 \h </w:instrText>
-        </w:r>
-        <w:r>
-          <w:rPr>
-            <w:noProof/>
-            <w:webHidden/>
-          </w:rPr>
-        </w:r>
-        <w:r>
-          <w:rPr>
-            <w:noProof/>
-            <w:webHidden/>
-          </w:rPr>
+          <w:instrText xml:space="preserve"> PAGEREF _Toc232494394 \h </w:instrText>
           <w:fldChar w:fldCharType="separate"/>
-        </w:r>
-        <w:r>
-          <w:rPr>
-            <w:noProof/>
-            <w:webHidden/>
-          </w:rPr>
           <w:t>15</w:t>
-        </w:r>
-        <w:r>
-          <w:rPr>
-            <w:noProof/>
-            <w:webHidden/>
-          </w:rPr>
           <w:fldChar w:fldCharType="end"/>
         </w:r>
       </w:hyperlink>
@@ -1930,7 +1010,7 @@
           <w14:ligatures w14:val="standardContextual"/>
         </w:rPr>
       </w:pPr>
-      <w:hyperlink w:anchor="_Toc232494486" w:history="1">
+      <w:hyperlink w:anchor="_Toc232494395" w:history="1">
         <w:r>
           <w:rPr>
             <w:rStyle w:val="Hyperlink"/>
@@ -1944,46 +1024,10 @@
             <w:webHidden/>
           </w:rPr>
           <w:tab/>
-        </w:r>
-        <w:r>
-          <w:rPr>
-            <w:noProof/>
-            <w:webHidden/>
-          </w:rPr>
           <w:fldChar w:fldCharType="begin"/>
-        </w:r>
-        <w:r>
-          <w:rPr>
-            <w:noProof/>
-            <w:webHidden/>
-          </w:rPr>
-          <w:instrText xml:space="preserve"> PAGEREF _Toc232494486 \h </w:instrText>
-        </w:r>
-        <w:r>
-          <w:rPr>
-            <w:noProof/>
-            <w:webHidden/>
-          </w:rPr>
-        </w:r>
-        <w:r>
-          <w:rPr>
-            <w:noProof/>
-            <w:webHidden/>
-          </w:rPr>
+          <w:instrText xml:space="preserve"> PAGEREF _Toc232494395 \h </w:instrText>
           <w:fldChar w:fldCharType="separate"/>
-        </w:r>
-        <w:r>
-          <w:rPr>
-            <w:noProof/>
-            <w:webHidden/>
-          </w:rPr>
           <w:t>16</w:t>
-        </w:r>
-        <w:r>
-          <w:rPr>
-            <w:noProof/>
-            <w:webHidden/>
-          </w:rPr>
           <w:fldChar w:fldCharType="end"/>
         </w:r>
       </w:hyperlink>
@@ -2000,7 +1044,7 @@
           <w14:ligatures w14:val="standardContextual"/>
         </w:rPr>
       </w:pPr>
-      <w:hyperlink w:anchor="_Toc232494487" w:history="1">
+      <w:hyperlink w:anchor="_Toc232494396" w:history="1">
         <w:r>
           <w:rPr>
             <w:rStyle w:val="Hyperlink"/>
@@ -2014,46 +1058,10 @@
             <w:webHidden/>
           </w:rPr>
           <w:tab/>
-        </w:r>
-        <w:r>
-          <w:rPr>
-            <w:noProof/>
-            <w:webHidden/>
-          </w:rPr>
           <w:fldChar w:fldCharType="begin"/>
-        </w:r>
-        <w:r>
-          <w:rPr>
-            <w:noProof/>
-            <w:webHidden/>
-          </w:rPr>
-          <w:instrText xml:space="preserve"> PAGEREF _Toc232494487 \h </w:instrText>
-        </w:r>
-        <w:r>
-          <w:rPr>
-            <w:noProof/>
-            <w:webHidden/>
-          </w:rPr>
-        </w:r>
-        <w:r>
-          <w:rPr>
-            <w:noProof/>
-            <w:webHidden/>
-          </w:rPr>
+          <w:instrText xml:space="preserve"> PAGEREF _Toc232494396 \h </w:instrText>
           <w:fldChar w:fldCharType="separate"/>
-        </w:r>
-        <w:r>
-          <w:rPr>
-            <w:noProof/>
-            <w:webHidden/>
-          </w:rPr>
           <w:t>16</w:t>
-        </w:r>
-        <w:r>
-          <w:rPr>
-            <w:noProof/>
-            <w:webHidden/>
-          </w:rPr>
           <w:fldChar w:fldCharType="end"/>
         </w:r>
       </w:hyperlink>
@@ -2070,7 +1078,7 @@
           <w14:ligatures w14:val="standardContextual"/>
         </w:rPr>
       </w:pPr>
-      <w:hyperlink w:anchor="_Toc232494488" w:history="1">
+      <w:hyperlink w:anchor="_Toc232494397" w:history="1">
         <w:r>
           <w:rPr>
             <w:rStyle w:val="Hyperlink"/>
@@ -2084,46 +1092,10 @@
             <w:webHidden/>
           </w:rPr>
           <w:tab/>
-        </w:r>
-        <w:r>
-          <w:rPr>
-            <w:noProof/>
-            <w:webHidden/>
-          </w:rPr>
           <w:fldChar w:fldCharType="begin"/>
-        </w:r>
-        <w:r>
-          <w:rPr>
-            <w:noProof/>
-            <w:webHidden/>
-          </w:rPr>
-          <w:instrText xml:space="preserve"> PAGEREF _Toc232494488 \h </w:instrText>
-        </w:r>
-        <w:r>
-          <w:rPr>
-            <w:noProof/>
-            <w:webHidden/>
-          </w:rPr>
-        </w:r>
-        <w:r>
-          <w:rPr>
-            <w:noProof/>
-            <w:webHidden/>
-          </w:rPr>
+          <w:instrText xml:space="preserve"> PAGEREF _Toc232494397 \h </w:instrText>
           <w:fldChar w:fldCharType="separate"/>
-        </w:r>
-        <w:r>
-          <w:rPr>
-            <w:noProof/>
-            <w:webHidden/>
-          </w:rPr>
           <w:t>17</w:t>
-        </w:r>
-        <w:r>
-          <w:rPr>
-            <w:noProof/>
-            <w:webHidden/>
-          </w:rPr>
           <w:fldChar w:fldCharType="end"/>
         </w:r>
       </w:hyperlink>
@@ -2140,7 +1112,7 @@
           <w14:ligatures w14:val="standardContextual"/>
         </w:rPr>
       </w:pPr>
-      <w:hyperlink w:anchor="_Toc232494489" w:history="1">
+      <w:hyperlink w:anchor="_Toc232494398" w:history="1">
         <w:r>
           <w:rPr>
             <w:rStyle w:val="Hyperlink"/>
@@ -2154,46 +1126,10 @@
             <w:webHidden/>
           </w:rPr>
           <w:tab/>
-        </w:r>
-        <w:r>
-          <w:rPr>
-            <w:noProof/>
-            <w:webHidden/>
-          </w:rPr>
           <w:fldChar w:fldCharType="begin"/>
-        </w:r>
-        <w:r>
-          <w:rPr>
-            <w:noProof/>
-            <w:webHidden/>
-          </w:rPr>
-          <w:instrText xml:space="preserve"> PAGEREF _Toc232494489 \h </w:instrText>
-        </w:r>
-        <w:r>
-          <w:rPr>
-            <w:noProof/>
-            <w:webHidden/>
-          </w:rPr>
-        </w:r>
-        <w:r>
-          <w:rPr>
-            <w:noProof/>
-            <w:webHidden/>
-          </w:rPr>
+          <w:instrText xml:space="preserve"> PAGEREF _Toc232494398 \h </w:instrText>
           <w:fldChar w:fldCharType="separate"/>
-        </w:r>
-        <w:r>
-          <w:rPr>
-            <w:noProof/>
-            <w:webHidden/>
-          </w:rPr>
           <w:t>17</w:t>
-        </w:r>
-        <w:r>
-          <w:rPr>
-            <w:noProof/>
-            <w:webHidden/>
-          </w:rPr>
           <w:fldChar w:fldCharType="end"/>
         </w:r>
       </w:hyperlink>
@@ -2210,7 +1146,7 @@
           <w14:ligatures w14:val="standardContextual"/>
         </w:rPr>
       </w:pPr>
-      <w:hyperlink w:anchor="_Toc232494490" w:history="1">
+      <w:hyperlink w:anchor="_Toc232494399" w:history="1">
         <w:r>
           <w:rPr>
             <w:rStyle w:val="Hyperlink"/>
@@ -2224,46 +1160,10 @@
             <w:webHidden/>
           </w:rPr>
           <w:tab/>
-        </w:r>
-        <w:r>
-          <w:rPr>
-            <w:noProof/>
-            <w:webHidden/>
-          </w:rPr>
           <w:fldChar w:fldCharType="begin"/>
-        </w:r>
-        <w:r>
-          <w:rPr>
-            <w:noProof/>
-            <w:webHidden/>
-          </w:rPr>
-          <w:instrText xml:space="preserve"> PAGEREF _Toc232494490 \h </w:instrText>
-        </w:r>
-        <w:r>
-          <w:rPr>
-            <w:noProof/>
-            <w:webHidden/>
-          </w:rPr>
-        </w:r>
-        <w:r>
-          <w:rPr>
-            <w:noProof/>
-            <w:webHidden/>
-          </w:rPr>
+          <w:instrText xml:space="preserve"> PAGEREF _Toc232494399 \h </w:instrText>
           <w:fldChar w:fldCharType="separate"/>
-        </w:r>
-        <w:r>
-          <w:rPr>
-            <w:noProof/>
-            <w:webHidden/>
-          </w:rPr>
           <w:t>17</w:t>
-        </w:r>
-        <w:r>
-          <w:rPr>
-            <w:noProof/>
-            <w:webHidden/>
-          </w:rPr>
           <w:fldChar w:fldCharType="end"/>
         </w:r>
       </w:hyperlink>
@@ -2280,7 +1180,7 @@
           <w14:ligatures w14:val="standardContextual"/>
         </w:rPr>
       </w:pPr>
-      <w:hyperlink w:anchor="_Toc232494491" w:history="1">
+      <w:hyperlink w:anchor="_Toc232494400" w:history="1">
         <w:r>
           <w:rPr>
             <w:rStyle w:val="Hyperlink"/>
@@ -2294,46 +1194,10 @@
             <w:webHidden/>
           </w:rPr>
           <w:tab/>
-        </w:r>
-        <w:r>
-          <w:rPr>
-            <w:noProof/>
-            <w:webHidden/>
-          </w:rPr>
           <w:fldChar w:fldCharType="begin"/>
-        </w:r>
-        <w:r>
-          <w:rPr>
-            <w:noProof/>
-            <w:webHidden/>
-          </w:rPr>
-          <w:instrText xml:space="preserve"> PAGEREF _Toc232494491 \h </w:instrText>
-        </w:r>
-        <w:r>
-          <w:rPr>
-            <w:noProof/>
-            <w:webHidden/>
-          </w:rPr>
-        </w:r>
-        <w:r>
-          <w:rPr>
-            <w:noProof/>
-            <w:webHidden/>
-          </w:rPr>
+          <w:instrText xml:space="preserve"> PAGEREF _Toc232494400 \h </w:instrText>
           <w:fldChar w:fldCharType="separate"/>
-        </w:r>
-        <w:r>
-          <w:rPr>
-            <w:noProof/>
-            <w:webHidden/>
-          </w:rPr>
           <w:t>17</w:t>
-        </w:r>
-        <w:r>
-          <w:rPr>
-            <w:noProof/>
-            <w:webHidden/>
-          </w:rPr>
           <w:fldChar w:fldCharType="end"/>
         </w:r>
       </w:hyperlink>
@@ -2350,7 +1214,7 @@
           <w14:ligatures w14:val="standardContextual"/>
         </w:rPr>
       </w:pPr>
-      <w:hyperlink w:anchor="_Toc232494492" w:history="1">
+      <w:hyperlink w:anchor="_Toc232494401" w:history="1">
         <w:r>
           <w:rPr>
             <w:rStyle w:val="Hyperlink"/>
@@ -2364,46 +1228,10 @@
             <w:webHidden/>
           </w:rPr>
           <w:tab/>
-        </w:r>
-        <w:r>
-          <w:rPr>
-            <w:noProof/>
-            <w:webHidden/>
-          </w:rPr>
           <w:fldChar w:fldCharType="begin"/>
-        </w:r>
-        <w:r>
-          <w:rPr>
-            <w:noProof/>
-            <w:webHidden/>
-          </w:rPr>
-          <w:instrText xml:space="preserve"> PAGEREF _Toc232494492 \h </w:instrText>
-        </w:r>
-        <w:r>
-          <w:rPr>
-            <w:noProof/>
-            <w:webHidden/>
-          </w:rPr>
-        </w:r>
-        <w:r>
-          <w:rPr>
-            <w:noProof/>
-            <w:webHidden/>
-          </w:rPr>
+          <w:instrText xml:space="preserve"> PAGEREF _Toc232494401 \h </w:instrText>
           <w:fldChar w:fldCharType="separate"/>
-        </w:r>
-        <w:r>
-          <w:rPr>
-            <w:noProof/>
-            <w:webHidden/>
-          </w:rPr>
           <w:t>18</w:t>
-        </w:r>
-        <w:r>
-          <w:rPr>
-            <w:noProof/>
-            <w:webHidden/>
-          </w:rPr>
           <w:fldChar w:fldCharType="end"/>
         </w:r>
       </w:hyperlink>
@@ -2420,7 +1248,7 @@
           <w14:ligatures w14:val="standardContextual"/>
         </w:rPr>
       </w:pPr>
-      <w:hyperlink w:anchor="_Toc232494493" w:history="1">
+      <w:hyperlink w:anchor="_Toc232494402" w:history="1">
         <w:r>
           <w:rPr>
             <w:rStyle w:val="Hyperlink"/>
@@ -2434,46 +1262,10 @@
             <w:webHidden/>
           </w:rPr>
           <w:tab/>
-        </w:r>
-        <w:r>
-          <w:rPr>
-            <w:noProof/>
-            <w:webHidden/>
-          </w:rPr>
           <w:fldChar w:fldCharType="begin"/>
-        </w:r>
-        <w:r>
-          <w:rPr>
-            <w:noProof/>
-            <w:webHidden/>
-          </w:rPr>
-          <w:instrText xml:space="preserve"> PAGEREF _Toc232494493 \h </w:instrText>
-        </w:r>
-        <w:r>
-          <w:rPr>
-            <w:noProof/>
-            <w:webHidden/>
-          </w:rPr>
-        </w:r>
-        <w:r>
-          <w:rPr>
-            <w:noProof/>
-            <w:webHidden/>
-          </w:rPr>
+          <w:instrText xml:space="preserve"> PAGEREF _Toc232494402 \h </w:instrText>
           <w:fldChar w:fldCharType="separate"/>
-        </w:r>
-        <w:r>
-          <w:rPr>
-            <w:noProof/>
-            <w:webHidden/>
-          </w:rPr>
           <w:t>18</w:t>
-        </w:r>
-        <w:r>
-          <w:rPr>
-            <w:noProof/>
-            <w:webHidden/>
-          </w:rPr>
           <w:fldChar w:fldCharType="end"/>
         </w:r>
       </w:hyperlink>
@@ -2490,7 +1282,7 @@
           <w14:ligatures w14:val="standardContextual"/>
         </w:rPr>
       </w:pPr>
-      <w:hyperlink w:anchor="_Toc232494494" w:history="1">
+      <w:hyperlink w:anchor="_Toc232494403" w:history="1">
         <w:r>
           <w:rPr>
             <w:rStyle w:val="Hyperlink"/>
@@ -2504,46 +1296,10 @@
             <w:webHidden/>
           </w:rPr>
           <w:tab/>
-        </w:r>
-        <w:r>
-          <w:rPr>
-            <w:noProof/>
-            <w:webHidden/>
-          </w:rPr>
           <w:fldChar w:fldCharType="begin"/>
-        </w:r>
-        <w:r>
-          <w:rPr>
-            <w:noProof/>
-            <w:webHidden/>
-          </w:rPr>
-          <w:instrText xml:space="preserve"> PAGEREF _Toc232494494 \h </w:instrText>
-        </w:r>
-        <w:r>
-          <w:rPr>
-            <w:noProof/>
-            <w:webHidden/>
-          </w:rPr>
-        </w:r>
-        <w:r>
-          <w:rPr>
-            <w:noProof/>
-            <w:webHidden/>
-          </w:rPr>
+          <w:instrText xml:space="preserve"> PAGEREF _Toc232494403 \h </w:instrText>
           <w:fldChar w:fldCharType="separate"/>
-        </w:r>
-        <w:r>
-          <w:rPr>
-            <w:noProof/>
-            <w:webHidden/>
-          </w:rPr>
           <w:t>18</w:t>
-        </w:r>
-        <w:r>
-          <w:rPr>
-            <w:noProof/>
-            <w:webHidden/>
-          </w:rPr>
           <w:fldChar w:fldCharType="end"/>
         </w:r>
       </w:hyperlink>
@@ -2560,7 +1316,7 @@
           <w14:ligatures w14:val="standardContextual"/>
         </w:rPr>
       </w:pPr>
-      <w:hyperlink w:anchor="_Toc232494495" w:history="1">
+      <w:hyperlink w:anchor="_Toc232494404" w:history="1">
         <w:r>
           <w:rPr>
             <w:rStyle w:val="Hyperlink"/>
@@ -2574,46 +1330,10 @@
             <w:webHidden/>
           </w:rPr>
           <w:tab/>
-        </w:r>
-        <w:r>
-          <w:rPr>
-            <w:noProof/>
-            <w:webHidden/>
-          </w:rPr>
           <w:fldChar w:fldCharType="begin"/>
-        </w:r>
-        <w:r>
-          <w:rPr>
-            <w:noProof/>
-            <w:webHidden/>
-          </w:rPr>
-          <w:instrText xml:space="preserve"> PAGEREF _Toc232494495 \h </w:instrText>
-        </w:r>
-        <w:r>
-          <w:rPr>
-            <w:noProof/>
-            <w:webHidden/>
-          </w:rPr>
-        </w:r>
-        <w:r>
-          <w:rPr>
-            <w:noProof/>
-            <w:webHidden/>
-          </w:rPr>
+          <w:instrText xml:space="preserve"> PAGEREF _Toc232494404 \h </w:instrText>
           <w:fldChar w:fldCharType="separate"/>
-        </w:r>
-        <w:r>
-          <w:rPr>
-            <w:noProof/>
-            <w:webHidden/>
-          </w:rPr>
           <w:t>19</w:t>
-        </w:r>
-        <w:r>
-          <w:rPr>
-            <w:noProof/>
-            <w:webHidden/>
-          </w:rPr>
           <w:fldChar w:fldCharType="end"/>
         </w:r>
       </w:hyperlink>
@@ -2630,7 +1350,7 @@
           <w14:ligatures w14:val="standardContextual"/>
         </w:rPr>
       </w:pPr>
-      <w:hyperlink w:anchor="_Toc232494496" w:history="1">
+      <w:hyperlink w:anchor="_Toc232494405" w:history="1">
         <w:r>
           <w:rPr>
             <w:rStyle w:val="Hyperlink"/>
@@ -2644,46 +1364,10 @@
             <w:webHidden/>
           </w:rPr>
           <w:tab/>
-        </w:r>
-        <w:r>
-          <w:rPr>
-            <w:noProof/>
-            <w:webHidden/>
-          </w:rPr>
           <w:fldChar w:fldCharType="begin"/>
-        </w:r>
-        <w:r>
-          <w:rPr>
-            <w:noProof/>
-            <w:webHidden/>
-          </w:rPr>
-          <w:instrText xml:space="preserve"> PAGEREF _Toc232494496 \h </w:instrText>
-        </w:r>
-        <w:r>
-          <w:rPr>
-            <w:noProof/>
-            <w:webHidden/>
-          </w:rPr>
-        </w:r>
-        <w:r>
-          <w:rPr>
-            <w:noProof/>
-            <w:webHidden/>
-          </w:rPr>
+          <w:instrText xml:space="preserve"> PAGEREF _Toc232494405 \h </w:instrText>
           <w:fldChar w:fldCharType="separate"/>
-        </w:r>
-        <w:r>
-          <w:rPr>
-            <w:noProof/>
-            <w:webHidden/>
-          </w:rPr>
           <w:t>19</w:t>
-        </w:r>
-        <w:r>
-          <w:rPr>
-            <w:noProof/>
-            <w:webHidden/>
-          </w:rPr>
           <w:fldChar w:fldCharType="end"/>
         </w:r>
       </w:hyperlink>
@@ -2700,7 +1384,7 @@
           <w14:ligatures w14:val="standardContextual"/>
         </w:rPr>
       </w:pPr>
-      <w:hyperlink w:anchor="_Toc232494497" w:history="1">
+      <w:hyperlink w:anchor="_Toc232494406" w:history="1">
         <w:r>
           <w:rPr>
             <w:rStyle w:val="Hyperlink"/>
@@ -2714,46 +1398,10 @@
             <w:webHidden/>
           </w:rPr>
           <w:tab/>
-        </w:r>
-        <w:r>
-          <w:rPr>
-            <w:noProof/>
-            <w:webHidden/>
-          </w:rPr>
           <w:fldChar w:fldCharType="begin"/>
-        </w:r>
-        <w:r>
-          <w:rPr>
-            <w:noProof/>
-            <w:webHidden/>
-          </w:rPr>
-          <w:instrText xml:space="preserve"> PAGEREF _Toc232494497 \h </w:instrText>
-        </w:r>
-        <w:r>
-          <w:rPr>
-            <w:noProof/>
-            <w:webHidden/>
-          </w:rPr>
-        </w:r>
-        <w:r>
-          <w:rPr>
-            <w:noProof/>
-            <w:webHidden/>
-          </w:rPr>
+          <w:instrText xml:space="preserve"> PAGEREF _Toc232494406 \h </w:instrText>
           <w:fldChar w:fldCharType="separate"/>
-        </w:r>
-        <w:r>
-          <w:rPr>
-            <w:noProof/>
-            <w:webHidden/>
-          </w:rPr>
           <w:t>20</w:t>
-        </w:r>
-        <w:r>
-          <w:rPr>
-            <w:noProof/>
-            <w:webHidden/>
-          </w:rPr>
           <w:fldChar w:fldCharType="end"/>
         </w:r>
       </w:hyperlink>
@@ -2770,7 +1418,7 @@
           <w14:ligatures w14:val="standardContextual"/>
         </w:rPr>
       </w:pPr>
-      <w:hyperlink w:anchor="_Toc232494498" w:history="1">
+      <w:hyperlink w:anchor="_Toc232494407" w:history="1">
         <w:r>
           <w:rPr>
             <w:rStyle w:val="Hyperlink"/>
@@ -2784,46 +1432,10 @@
             <w:webHidden/>
           </w:rPr>
           <w:tab/>
-        </w:r>
-        <w:r>
-          <w:rPr>
-            <w:noProof/>
-            <w:webHidden/>
-          </w:rPr>
           <w:fldChar w:fldCharType="begin"/>
-        </w:r>
-        <w:r>
-          <w:rPr>
-            <w:noProof/>
-            <w:webHidden/>
-          </w:rPr>
-          <w:instrText xml:space="preserve"> PAGEREF _Toc232494498 \h </w:instrText>
-        </w:r>
-        <w:r>
-          <w:rPr>
-            <w:noProof/>
-            <w:webHidden/>
-          </w:rPr>
-        </w:r>
-        <w:r>
-          <w:rPr>
-            <w:noProof/>
-            <w:webHidden/>
-          </w:rPr>
+          <w:instrText xml:space="preserve"> PAGEREF _Toc232494407 \h </w:instrText>
           <w:fldChar w:fldCharType="separate"/>
-        </w:r>
-        <w:r>
-          <w:rPr>
-            <w:noProof/>
-            <w:webHidden/>
-          </w:rPr>
           <w:t>20</w:t>
-        </w:r>
-        <w:r>
-          <w:rPr>
-            <w:noProof/>
-            <w:webHidden/>
-          </w:rPr>
           <w:fldChar w:fldCharType="end"/>
         </w:r>
       </w:hyperlink>
@@ -2840,7 +1452,7 @@
           <w14:ligatures w14:val="standardContextual"/>
         </w:rPr>
       </w:pPr>
-      <w:hyperlink w:anchor="_Toc232494499" w:history="1">
+      <w:hyperlink w:anchor="_Toc232494408" w:history="1">
         <w:r>
           <w:rPr>
             <w:rStyle w:val="Hyperlink"/>
@@ -2854,46 +1466,10 @@
             <w:webHidden/>
           </w:rPr>
           <w:tab/>
-        </w:r>
-        <w:r>
-          <w:rPr>
-            <w:noProof/>
-            <w:webHidden/>
-          </w:rPr>
           <w:fldChar w:fldCharType="begin"/>
-        </w:r>
-        <w:r>
-          <w:rPr>
-            <w:noProof/>
-            <w:webHidden/>
-          </w:rPr>
-          <w:instrText xml:space="preserve"> PAGEREF _Toc232494499 \h </w:instrText>
-        </w:r>
-        <w:r>
-          <w:rPr>
-            <w:noProof/>
-            <w:webHidden/>
-          </w:rPr>
-        </w:r>
-        <w:r>
-          <w:rPr>
-            <w:noProof/>
-            <w:webHidden/>
-          </w:rPr>
+          <w:instrText xml:space="preserve"> PAGEREF _Toc232494408 \h </w:instrText>
           <w:fldChar w:fldCharType="separate"/>
-        </w:r>
-        <w:r>
-          <w:rPr>
-            <w:noProof/>
-            <w:webHidden/>
-          </w:rPr>
           <w:t>20</w:t>
-        </w:r>
-        <w:r>
-          <w:rPr>
-            <w:noProof/>
-            <w:webHidden/>
-          </w:rPr>
           <w:fldChar w:fldCharType="end"/>
         </w:r>
       </w:hyperlink>
@@ -2910,7 +1486,7 @@
           <w14:ligatures w14:val="standardContextual"/>
         </w:rPr>
       </w:pPr>
-      <w:hyperlink w:anchor="_Toc232494500" w:history="1">
+      <w:hyperlink w:anchor="_Toc232494409" w:history="1">
         <w:r>
           <w:rPr>
             <w:rStyle w:val="Hyperlink"/>
@@ -2924,46 +1500,10 @@
             <w:webHidden/>
           </w:rPr>
           <w:tab/>
-        </w:r>
-        <w:r>
-          <w:rPr>
-            <w:noProof/>
-            <w:webHidden/>
-          </w:rPr>
           <w:fldChar w:fldCharType="begin"/>
-        </w:r>
-        <w:r>
-          <w:rPr>
-            <w:noProof/>
-            <w:webHidden/>
-          </w:rPr>
-          <w:instrText xml:space="preserve"> PAGEREF _Toc232494500 \h </w:instrText>
-        </w:r>
-        <w:r>
-          <w:rPr>
-            <w:noProof/>
-            <w:webHidden/>
-          </w:rPr>
-        </w:r>
-        <w:r>
-          <w:rPr>
-            <w:noProof/>
-            <w:webHidden/>
-          </w:rPr>
+          <w:instrText xml:space="preserve"> PAGEREF _Toc232494409 \h </w:instrText>
           <w:fldChar w:fldCharType="separate"/>
-        </w:r>
-        <w:r>
-          <w:rPr>
-            <w:noProof/>
-            <w:webHidden/>
-          </w:rPr>
           <w:t>20</w:t>
-        </w:r>
-        <w:r>
-          <w:rPr>
-            <w:noProof/>
-            <w:webHidden/>
-          </w:rPr>
           <w:fldChar w:fldCharType="end"/>
         </w:r>
       </w:hyperlink>
@@ -2980,7 +1520,7 @@
           <w14:ligatures w14:val="standardContextual"/>
         </w:rPr>
       </w:pPr>
-      <w:hyperlink w:anchor="_Toc232494501" w:history="1">
+      <w:hyperlink w:anchor="_Toc232494410" w:history="1">
         <w:r>
           <w:rPr>
             <w:rStyle w:val="Hyperlink"/>
@@ -2994,46 +1534,10 @@
             <w:webHidden/>
           </w:rPr>
           <w:tab/>
-        </w:r>
-        <w:r>
-          <w:rPr>
-            <w:noProof/>
-            <w:webHidden/>
-          </w:rPr>
           <w:fldChar w:fldCharType="begin"/>
-        </w:r>
-        <w:r>
-          <w:rPr>
-            <w:noProof/>
-            <w:webHidden/>
-          </w:rPr>
-          <w:instrText xml:space="preserve"> PAGEREF _Toc232494501 \h </w:instrText>
-        </w:r>
-        <w:r>
-          <w:rPr>
-            <w:noProof/>
-            <w:webHidden/>
-          </w:rPr>
-        </w:r>
-        <w:r>
-          <w:rPr>
-            <w:noProof/>
-            <w:webHidden/>
-          </w:rPr>
+          <w:instrText xml:space="preserve"> PAGEREF _Toc232494410 \h </w:instrText>
           <w:fldChar w:fldCharType="separate"/>
-        </w:r>
-        <w:r>
-          <w:rPr>
-            <w:noProof/>
-            <w:webHidden/>
-          </w:rPr>
           <w:t>20</w:t>
-        </w:r>
-        <w:r>
-          <w:rPr>
-            <w:noProof/>
-            <w:webHidden/>
-          </w:rPr>
           <w:fldChar w:fldCharType="end"/>
         </w:r>
       </w:hyperlink>
@@ -3050,7 +1554,7 @@
           <w14:ligatures w14:val="standardContextual"/>
         </w:rPr>
       </w:pPr>
-      <w:hyperlink w:anchor="_Toc232494502" w:history="1">
+      <w:hyperlink w:anchor="_Toc232494411" w:history="1">
         <w:r>
           <w:rPr>
             <w:rStyle w:val="Hyperlink"/>
@@ -3064,46 +1568,10 @@
             <w:webHidden/>
           </w:rPr>
           <w:tab/>
-        </w:r>
-        <w:r>
-          <w:rPr>
-            <w:noProof/>
-            <w:webHidden/>
-          </w:rPr>
           <w:fldChar w:fldCharType="begin"/>
-        </w:r>
-        <w:r>
-          <w:rPr>
-            <w:noProof/>
-            <w:webHidden/>
-          </w:rPr>
-          <w:instrText xml:space="preserve"> PAGEREF _Toc232494502 \h </w:instrText>
-        </w:r>
-        <w:r>
-          <w:rPr>
-            <w:noProof/>
-            <w:webHidden/>
-          </w:rPr>
-        </w:r>
-        <w:r>
-          <w:rPr>
-            <w:noProof/>
-            <w:webHidden/>
-          </w:rPr>
+          <w:instrText xml:space="preserve"> PAGEREF _Toc232494411 \h </w:instrText>
           <w:fldChar w:fldCharType="separate"/>
-        </w:r>
-        <w:r>
-          <w:rPr>
-            <w:noProof/>
-            <w:webHidden/>
-          </w:rPr>
           <w:t>21</w:t>
-        </w:r>
-        <w:r>
-          <w:rPr>
-            <w:noProof/>
-            <w:webHidden/>
-          </w:rPr>
           <w:fldChar w:fldCharType="end"/>
         </w:r>
       </w:hyperlink>
@@ -3120,7 +1588,7 @@
           <w14:ligatures w14:val="standardContextual"/>
         </w:rPr>
       </w:pPr>
-      <w:hyperlink w:anchor="_Toc232494503" w:history="1">
+      <w:hyperlink w:anchor="_Toc232494412" w:history="1">
         <w:r>
           <w:rPr>
             <w:rStyle w:val="Hyperlink"/>
@@ -3134,46 +1602,10 @@
             <w:webHidden/>
           </w:rPr>
           <w:tab/>
-        </w:r>
-        <w:r>
-          <w:rPr>
-            <w:noProof/>
-            <w:webHidden/>
-          </w:rPr>
           <w:fldChar w:fldCharType="begin"/>
-        </w:r>
-        <w:r>
-          <w:rPr>
-            <w:noProof/>
-            <w:webHidden/>
-          </w:rPr>
-          <w:instrText xml:space="preserve"> PAGEREF _Toc232494503 \h </w:instrText>
-        </w:r>
-        <w:r>
-          <w:rPr>
-            <w:noProof/>
-            <w:webHidden/>
-          </w:rPr>
-        </w:r>
-        <w:r>
-          <w:rPr>
-            <w:noProof/>
-            <w:webHidden/>
-          </w:rPr>
+          <w:instrText xml:space="preserve"> PAGEREF _Toc232494412 \h </w:instrText>
           <w:fldChar w:fldCharType="separate"/>
-        </w:r>
-        <w:r>
-          <w:rPr>
-            <w:noProof/>
-            <w:webHidden/>
-          </w:rPr>
           <w:t>21</w:t>
-        </w:r>
-        <w:r>
-          <w:rPr>
-            <w:noProof/>
-            <w:webHidden/>
-          </w:rPr>
           <w:fldChar w:fldCharType="end"/>
         </w:r>
       </w:hyperlink>
@@ -3190,7 +1622,7 @@
           <w14:ligatures w14:val="standardContextual"/>
         </w:rPr>
       </w:pPr>
-      <w:hyperlink w:anchor="_Toc232494504" w:history="1">
+      <w:hyperlink w:anchor="_Toc232494413" w:history="1">
         <w:r>
           <w:rPr>
             <w:rStyle w:val="Hyperlink"/>
@@ -3204,46 +1636,10 @@
             <w:webHidden/>
           </w:rPr>
           <w:tab/>
-        </w:r>
-        <w:r>
-          <w:rPr>
-            <w:noProof/>
-            <w:webHidden/>
-          </w:rPr>
           <w:fldChar w:fldCharType="begin"/>
-        </w:r>
-        <w:r>
-          <w:rPr>
-            <w:noProof/>
-            <w:webHidden/>
-          </w:rPr>
-          <w:instrText xml:space="preserve"> PAGEREF _Toc232494504 \h </w:instrText>
-        </w:r>
-        <w:r>
-          <w:rPr>
-            <w:noProof/>
-            <w:webHidden/>
-          </w:rPr>
-        </w:r>
-        <w:r>
-          <w:rPr>
-            <w:noProof/>
-            <w:webHidden/>
-          </w:rPr>
+          <w:instrText xml:space="preserve"> PAGEREF _Toc232494413 \h </w:instrText>
           <w:fldChar w:fldCharType="separate"/>
-        </w:r>
-        <w:r>
-          <w:rPr>
-            <w:noProof/>
-            <w:webHidden/>
-          </w:rPr>
           <w:t>22</w:t>
-        </w:r>
-        <w:r>
-          <w:rPr>
-            <w:noProof/>
-            <w:webHidden/>
-          </w:rPr>
           <w:fldChar w:fldCharType="end"/>
         </w:r>
       </w:hyperlink>
@@ -3260,7 +1656,7 @@
           <w14:ligatures w14:val="standardContextual"/>
         </w:rPr>
       </w:pPr>
-      <w:hyperlink w:anchor="_Toc232494505" w:history="1">
+      <w:hyperlink w:anchor="_Toc232494414" w:history="1">
         <w:r>
           <w:rPr>
             <w:rStyle w:val="Hyperlink"/>
@@ -3274,46 +1670,10 @@
             <w:webHidden/>
           </w:rPr>
           <w:tab/>
-        </w:r>
-        <w:r>
-          <w:rPr>
-            <w:noProof/>
-            <w:webHidden/>
-          </w:rPr>
           <w:fldChar w:fldCharType="begin"/>
-        </w:r>
-        <w:r>
-          <w:rPr>
-            <w:noProof/>
-            <w:webHidden/>
-          </w:rPr>
-          <w:instrText xml:space="preserve"> PAGEREF _Toc232494505 \h </w:instrText>
-        </w:r>
-        <w:r>
-          <w:rPr>
-            <w:noProof/>
-            <w:webHidden/>
-          </w:rPr>
-        </w:r>
-        <w:r>
-          <w:rPr>
-            <w:noProof/>
-            <w:webHidden/>
-          </w:rPr>
+          <w:instrText xml:space="preserve"> PAGEREF _Toc232494414 \h </w:instrText>
           <w:fldChar w:fldCharType="separate"/>
-        </w:r>
-        <w:r>
-          <w:rPr>
-            <w:noProof/>
-            <w:webHidden/>
-          </w:rPr>
           <w:t>22</w:t>
-        </w:r>
-        <w:r>
-          <w:rPr>
-            <w:noProof/>
-            <w:webHidden/>
-          </w:rPr>
           <w:fldChar w:fldCharType="end"/>
         </w:r>
       </w:hyperlink>
@@ -3330,7 +1690,7 @@
           <w14:ligatures w14:val="standardContextual"/>
         </w:rPr>
       </w:pPr>
-      <w:hyperlink w:anchor="_Toc232494506" w:history="1">
+      <w:hyperlink w:anchor="_Toc232494415" w:history="1">
         <w:r>
           <w:rPr>
             <w:rStyle w:val="Hyperlink"/>
@@ -3344,46 +1704,10 @@
             <w:webHidden/>
           </w:rPr>
           <w:tab/>
-        </w:r>
-        <w:r>
-          <w:rPr>
-            <w:noProof/>
-            <w:webHidden/>
-          </w:rPr>
           <w:fldChar w:fldCharType="begin"/>
-        </w:r>
-        <w:r>
-          <w:rPr>
-            <w:noProof/>
-            <w:webHidden/>
-          </w:rPr>
-          <w:instrText xml:space="preserve"> PAGEREF _Toc232494506 \h </w:instrText>
-        </w:r>
-        <w:r>
-          <w:rPr>
-            <w:noProof/>
-            <w:webHidden/>
-          </w:rPr>
-        </w:r>
-        <w:r>
-          <w:rPr>
-            <w:noProof/>
-            <w:webHidden/>
-          </w:rPr>
+          <w:instrText xml:space="preserve"> PAGEREF _Toc232494415 \h </w:instrText>
           <w:fldChar w:fldCharType="separate"/>
-        </w:r>
-        <w:r>
-          <w:rPr>
-            <w:noProof/>
-            <w:webHidden/>
-          </w:rPr>
           <w:t>23</w:t>
-        </w:r>
-        <w:r>
-          <w:rPr>
-            <w:noProof/>
-            <w:webHidden/>
-          </w:rPr>
           <w:fldChar w:fldCharType="end"/>
         </w:r>
       </w:hyperlink>
@@ -3400,7 +1724,7 @@
           <w14:ligatures w14:val="standardContextual"/>
         </w:rPr>
       </w:pPr>
-      <w:hyperlink w:anchor="_Toc232494507" w:history="1">
+      <w:hyperlink w:anchor="_Toc232494416" w:history="1">
         <w:r>
           <w:rPr>
             <w:rStyle w:val="Hyperlink"/>
@@ -3414,46 +1738,10 @@
             <w:webHidden/>
           </w:rPr>
           <w:tab/>
-        </w:r>
-        <w:r>
-          <w:rPr>
-            <w:noProof/>
-            <w:webHidden/>
-          </w:rPr>
           <w:fldChar w:fldCharType="begin"/>
-        </w:r>
-        <w:r>
-          <w:rPr>
-            <w:noProof/>
-            <w:webHidden/>
-          </w:rPr>
-          <w:instrText xml:space="preserve"> PAGEREF _Toc232494507 \h </w:instrText>
-        </w:r>
-        <w:r>
-          <w:rPr>
-            <w:noProof/>
-            <w:webHidden/>
-          </w:rPr>
-        </w:r>
-        <w:r>
-          <w:rPr>
-            <w:noProof/>
-            <w:webHidden/>
-          </w:rPr>
+          <w:instrText xml:space="preserve"> PAGEREF _Toc232494416 \h </w:instrText>
           <w:fldChar w:fldCharType="separate"/>
-        </w:r>
-        <w:r>
-          <w:rPr>
-            <w:noProof/>
-            <w:webHidden/>
-          </w:rPr>
           <w:t>23</w:t>
-        </w:r>
-        <w:r>
-          <w:rPr>
-            <w:noProof/>
-            <w:webHidden/>
-          </w:rPr>
           <w:fldChar w:fldCharType="end"/>
         </w:r>
       </w:hyperlink>
@@ -3470,7 +1758,7 @@
           <w14:ligatures w14:val="standardContextual"/>
         </w:rPr>
       </w:pPr>
-      <w:hyperlink w:anchor="_Toc232494508" w:history="1">
+      <w:hyperlink w:anchor="_Toc232494417" w:history="1">
         <w:r>
           <w:rPr>
             <w:rStyle w:val="Hyperlink"/>
@@ -3484,46 +1772,10 @@
             <w:webHidden/>
           </w:rPr>
           <w:tab/>
-        </w:r>
-        <w:r>
-          <w:rPr>
-            <w:noProof/>
-            <w:webHidden/>
-          </w:rPr>
           <w:fldChar w:fldCharType="begin"/>
-        </w:r>
-        <w:r>
-          <w:rPr>
-            <w:noProof/>
-            <w:webHidden/>
-          </w:rPr>
-          <w:instrText xml:space="preserve"> PAGEREF _Toc232494508 \h </w:instrText>
-        </w:r>
-        <w:r>
-          <w:rPr>
-            <w:noProof/>
-            <w:webHidden/>
-          </w:rPr>
-        </w:r>
-        <w:r>
-          <w:rPr>
-            <w:noProof/>
-            <w:webHidden/>
-          </w:rPr>
+          <w:instrText xml:space="preserve"> PAGEREF _Toc232494417 \h </w:instrText>
           <w:fldChar w:fldCharType="separate"/>
-        </w:r>
-        <w:r>
-          <w:rPr>
-            <w:noProof/>
-            <w:webHidden/>
-          </w:rPr>
           <w:t>23</w:t>
-        </w:r>
-        <w:r>
-          <w:rPr>
-            <w:noProof/>
-            <w:webHidden/>
-          </w:rPr>
           <w:fldChar w:fldCharType="end"/>
         </w:r>
       </w:hyperlink>
@@ -3540,7 +1792,7 @@
           <w14:ligatures w14:val="standardContextual"/>
         </w:rPr>
       </w:pPr>
-      <w:hyperlink w:anchor="_Toc232494509" w:history="1">
+      <w:hyperlink w:anchor="_Toc232494418" w:history="1">
         <w:r>
           <w:rPr>
             <w:rStyle w:val="Hyperlink"/>
@@ -3554,46 +1806,10 @@
             <w:webHidden/>
           </w:rPr>
           <w:tab/>
-        </w:r>
-        <w:r>
-          <w:rPr>
-            <w:noProof/>
-            <w:webHidden/>
-          </w:rPr>
           <w:fldChar w:fldCharType="begin"/>
-        </w:r>
-        <w:r>
-          <w:rPr>
-            <w:noProof/>
-            <w:webHidden/>
-          </w:rPr>
-          <w:instrText xml:space="preserve"> PAGEREF _Toc232494509 \h </w:instrText>
-        </w:r>
-        <w:r>
-          <w:rPr>
-            <w:noProof/>
-            <w:webHidden/>
-          </w:rPr>
-        </w:r>
-        <w:r>
-          <w:rPr>
-            <w:noProof/>
-            <w:webHidden/>
-          </w:rPr>
+          <w:instrText xml:space="preserve"> PAGEREF _Toc232494418 \h </w:instrText>
           <w:fldChar w:fldCharType="separate"/>
-        </w:r>
-        <w:r>
-          <w:rPr>
-            <w:noProof/>
-            <w:webHidden/>
-          </w:rPr>
           <w:t>24</w:t>
-        </w:r>
-        <w:r>
-          <w:rPr>
-            <w:noProof/>
-            <w:webHidden/>
-          </w:rPr>
           <w:fldChar w:fldCharType="end"/>
         </w:r>
       </w:hyperlink>
@@ -3610,7 +1826,7 @@
           <w14:ligatures w14:val="standardContextual"/>
         </w:rPr>
       </w:pPr>
-      <w:hyperlink w:anchor="_Toc232494510" w:history="1">
+      <w:hyperlink w:anchor="_Toc232494419" w:history="1">
         <w:r>
           <w:rPr>
             <w:rStyle w:val="Hyperlink"/>
@@ -3624,46 +1840,10 @@
             <w:webHidden/>
           </w:rPr>
           <w:tab/>
-        </w:r>
-        <w:r>
-          <w:rPr>
-            <w:noProof/>
-            <w:webHidden/>
-          </w:rPr>
           <w:fldChar w:fldCharType="begin"/>
-        </w:r>
-        <w:r>
-          <w:rPr>
-            <w:noProof/>
-            <w:webHidden/>
-          </w:rPr>
-          <w:instrText xml:space="preserve"> PAGEREF _Toc232494510 \h </w:instrText>
-        </w:r>
-        <w:r>
-          <w:rPr>
-            <w:noProof/>
-            <w:webHidden/>
-          </w:rPr>
-        </w:r>
-        <w:r>
-          <w:rPr>
-            <w:noProof/>
-            <w:webHidden/>
-          </w:rPr>
+          <w:instrText xml:space="preserve"> PAGEREF _Toc232494419 \h </w:instrText>
           <w:fldChar w:fldCharType="separate"/>
-        </w:r>
-        <w:r>
-          <w:rPr>
-            <w:noProof/>
-            <w:webHidden/>
-          </w:rPr>
           <w:t>24</w:t>
-        </w:r>
-        <w:r>
-          <w:rPr>
-            <w:noProof/>
-            <w:webHidden/>
-          </w:rPr>
           <w:fldChar w:fldCharType="end"/>
         </w:r>
       </w:hyperlink>
@@ -3680,7 +1860,7 @@
           <w14:ligatures w14:val="standardContextual"/>
         </w:rPr>
       </w:pPr>
-      <w:hyperlink w:anchor="_Toc232494511" w:history="1">
+      <w:hyperlink w:anchor="_Toc232494420" w:history="1">
         <w:r>
           <w:rPr>
             <w:rStyle w:val="Hyperlink"/>
@@ -3694,46 +1874,10 @@
             <w:webHidden/>
           </w:rPr>
           <w:tab/>
-        </w:r>
-        <w:r>
-          <w:rPr>
-            <w:noProof/>
-            <w:webHidden/>
-          </w:rPr>
           <w:fldChar w:fldCharType="begin"/>
-        </w:r>
-        <w:r>
-          <w:rPr>
-            <w:noProof/>
-            <w:webHidden/>
-          </w:rPr>
-          <w:instrText xml:space="preserve"> PAGEREF _Toc232494511 \h </w:instrText>
-        </w:r>
-        <w:r>
-          <w:rPr>
-            <w:noProof/>
-            <w:webHidden/>
-          </w:rPr>
-        </w:r>
-        <w:r>
-          <w:rPr>
-            <w:noProof/>
-            <w:webHidden/>
-          </w:rPr>
+          <w:instrText xml:space="preserve"> PAGEREF _Toc232494420 \h </w:instrText>
           <w:fldChar w:fldCharType="separate"/>
-        </w:r>
-        <w:r>
-          <w:rPr>
-            <w:noProof/>
-            <w:webHidden/>
-          </w:rPr>
           <w:t>25</w:t>
-        </w:r>
-        <w:r>
-          <w:rPr>
-            <w:noProof/>
-            <w:webHidden/>
-          </w:rPr>
           <w:fldChar w:fldCharType="end"/>
         </w:r>
       </w:hyperlink>
@@ -3750,7 +1894,7 @@
           <w14:ligatures w14:val="standardContextual"/>
         </w:rPr>
       </w:pPr>
-      <w:hyperlink w:anchor="_Toc232494512" w:history="1">
+      <w:hyperlink w:anchor="_Toc232494421" w:history="1">
         <w:r>
           <w:rPr>
             <w:rStyle w:val="Hyperlink"/>
@@ -3764,46 +1908,10 @@
             <w:webHidden/>
           </w:rPr>
           <w:tab/>
-        </w:r>
-        <w:r>
-          <w:rPr>
-            <w:noProof/>
-            <w:webHidden/>
-          </w:rPr>
           <w:fldChar w:fldCharType="begin"/>
-        </w:r>
-        <w:r>
-          <w:rPr>
-            <w:noProof/>
-            <w:webHidden/>
-          </w:rPr>
-          <w:instrText xml:space="preserve"> PAGEREF _Toc232494512 \h </w:instrText>
-        </w:r>
-        <w:r>
-          <w:rPr>
-            <w:noProof/>
-            <w:webHidden/>
-          </w:rPr>
-        </w:r>
-        <w:r>
-          <w:rPr>
-            <w:noProof/>
-            <w:webHidden/>
-          </w:rPr>
+          <w:instrText xml:space="preserve"> PAGEREF _Toc232494421 \h </w:instrText>
           <w:fldChar w:fldCharType="separate"/>
-        </w:r>
-        <w:r>
-          <w:rPr>
-            <w:noProof/>
-            <w:webHidden/>
-          </w:rPr>
           <w:t>25</w:t>
-        </w:r>
-        <w:r>
-          <w:rPr>
-            <w:noProof/>
-            <w:webHidden/>
-          </w:rPr>
           <w:fldChar w:fldCharType="end"/>
         </w:r>
       </w:hyperlink>
@@ -3820,7 +1928,7 @@
           <w14:ligatures w14:val="standardContextual"/>
         </w:rPr>
       </w:pPr>
-      <w:hyperlink w:anchor="_Toc232494513" w:history="1">
+      <w:hyperlink w:anchor="_Toc232494422" w:history="1">
         <w:r>
           <w:rPr>
             <w:rStyle w:val="Hyperlink"/>
@@ -3834,46 +1942,10 @@
             <w:webHidden/>
           </w:rPr>
           <w:tab/>
-        </w:r>
-        <w:r>
-          <w:rPr>
-            <w:noProof/>
-            <w:webHidden/>
-          </w:rPr>
           <w:fldChar w:fldCharType="begin"/>
-        </w:r>
-        <w:r>
-          <w:rPr>
-            <w:noProof/>
-            <w:webHidden/>
-          </w:rPr>
-          <w:instrText xml:space="preserve"> PAGEREF _Toc232494513 \h </w:instrText>
-        </w:r>
-        <w:r>
-          <w:rPr>
-            <w:noProof/>
-            <w:webHidden/>
-          </w:rPr>
-        </w:r>
-        <w:r>
-          <w:rPr>
-            <w:noProof/>
-            <w:webHidden/>
-          </w:rPr>
+          <w:instrText xml:space="preserve"> PAGEREF _Toc232494422 \h </w:instrText>
           <w:fldChar w:fldCharType="separate"/>
-        </w:r>
-        <w:r>
-          <w:rPr>
-            <w:noProof/>
-            <w:webHidden/>
-          </w:rPr>
           <w:t>25</w:t>
-        </w:r>
-        <w:r>
-          <w:rPr>
-            <w:noProof/>
-            <w:webHidden/>
-          </w:rPr>
           <w:fldChar w:fldCharType="end"/>
         </w:r>
       </w:hyperlink>
@@ -3890,7 +1962,7 @@
           <w14:ligatures w14:val="standardContextual"/>
         </w:rPr>
       </w:pPr>
-      <w:hyperlink w:anchor="_Toc232494514" w:history="1">
+      <w:hyperlink w:anchor="_Toc232494423" w:history="1">
         <w:r>
           <w:rPr>
             <w:rStyle w:val="Hyperlink"/>
@@ -3904,46 +1976,10 @@
             <w:webHidden/>
           </w:rPr>
           <w:tab/>
-        </w:r>
-        <w:r>
-          <w:rPr>
-            <w:noProof/>
-            <w:webHidden/>
-          </w:rPr>
           <w:fldChar w:fldCharType="begin"/>
-        </w:r>
-        <w:r>
-          <w:rPr>
-            <w:noProof/>
-            <w:webHidden/>
-          </w:rPr>
-          <w:instrText xml:space="preserve"> PAGEREF _Toc232494514 \h </w:instrText>
-        </w:r>
-        <w:r>
-          <w:rPr>
-            <w:noProof/>
-            <w:webHidden/>
-          </w:rPr>
-        </w:r>
-        <w:r>
-          <w:rPr>
-            <w:noProof/>
-            <w:webHidden/>
-          </w:rPr>
+          <w:instrText xml:space="preserve"> PAGEREF _Toc232494423 \h </w:instrText>
           <w:fldChar w:fldCharType="separate"/>
-        </w:r>
-        <w:r>
-          <w:rPr>
-            <w:noProof/>
-            <w:webHidden/>
-          </w:rPr>
           <w:t>26</w:t>
-        </w:r>
-        <w:r>
-          <w:rPr>
-            <w:noProof/>
-            <w:webHidden/>
-          </w:rPr>
           <w:fldChar w:fldCharType="end"/>
         </w:r>
       </w:hyperlink>
@@ -3960,7 +1996,7 @@
           <w14:ligatures w14:val="standardContextual"/>
         </w:rPr>
       </w:pPr>
-      <w:hyperlink w:anchor="_Toc232494515" w:history="1">
+      <w:hyperlink w:anchor="_Toc232494424" w:history="1">
         <w:r>
           <w:rPr>
             <w:rStyle w:val="Hyperlink"/>
@@ -3974,46 +2010,10 @@
             <w:webHidden/>
           </w:rPr>
           <w:tab/>
-        </w:r>
-        <w:r>
-          <w:rPr>
-            <w:noProof/>
-            <w:webHidden/>
-          </w:rPr>
           <w:fldChar w:fldCharType="begin"/>
-        </w:r>
-        <w:r>
-          <w:rPr>
-            <w:noProof/>
-            <w:webHidden/>
-          </w:rPr>
-          <w:instrText xml:space="preserve"> PAGEREF _Toc232494515 \h </w:instrText>
-        </w:r>
-        <w:r>
-          <w:rPr>
-            <w:noProof/>
-            <w:webHidden/>
-          </w:rPr>
-        </w:r>
-        <w:r>
-          <w:rPr>
-            <w:noProof/>
-            <w:webHidden/>
-          </w:rPr>
+          <w:instrText xml:space="preserve"> PAGEREF _Toc232494424 \h </w:instrText>
           <w:fldChar w:fldCharType="separate"/>
-        </w:r>
-        <w:r>
-          <w:rPr>
-            <w:noProof/>
-            <w:webHidden/>
-          </w:rPr>
           <w:t>26</w:t>
-        </w:r>
-        <w:r>
-          <w:rPr>
-            <w:noProof/>
-            <w:webHidden/>
-          </w:rPr>
           <w:fldChar w:fldCharType="end"/>
         </w:r>
       </w:hyperlink>
@@ -4030,7 +2030,7 @@
           <w14:ligatures w14:val="standardContextual"/>
         </w:rPr>
       </w:pPr>
-      <w:hyperlink w:anchor="_Toc232494516" w:history="1">
+      <w:hyperlink w:anchor="_Toc232494425" w:history="1">
         <w:r>
           <w:rPr>
             <w:rStyle w:val="Hyperlink"/>
@@ -4044,46 +2044,10 @@
             <w:webHidden/>
           </w:rPr>
           <w:tab/>
-        </w:r>
-        <w:r>
-          <w:rPr>
-            <w:noProof/>
-            <w:webHidden/>
-          </w:rPr>
           <w:fldChar w:fldCharType="begin"/>
-        </w:r>
-        <w:r>
-          <w:rPr>
-            <w:noProof/>
-            <w:webHidden/>
-          </w:rPr>
-          <w:instrText xml:space="preserve"> PAGEREF _Toc232494516 \h </w:instrText>
-        </w:r>
-        <w:r>
-          <w:rPr>
-            <w:noProof/>
-            <w:webHidden/>
-          </w:rPr>
-        </w:r>
-        <w:r>
-          <w:rPr>
-            <w:noProof/>
-            <w:webHidden/>
-          </w:rPr>
+          <w:instrText xml:space="preserve"> PAGEREF _Toc232494425 \h </w:instrText>
           <w:fldChar w:fldCharType="separate"/>
-        </w:r>
-        <w:r>
-          <w:rPr>
-            <w:noProof/>
-            <w:webHidden/>
-          </w:rPr>
           <w:t>27</w:t>
-        </w:r>
-        <w:r>
-          <w:rPr>
-            <w:noProof/>
-            <w:webHidden/>
-          </w:rPr>
           <w:fldChar w:fldCharType="end"/>
         </w:r>
       </w:hyperlink>
@@ -4100,7 +2064,7 @@
           <w14:ligatures w14:val="standardContextual"/>
         </w:rPr>
       </w:pPr>
-      <w:hyperlink w:anchor="_Toc232494517" w:history="1">
+      <w:hyperlink w:anchor="_Toc232494426" w:history="1">
         <w:r>
           <w:rPr>
             <w:rStyle w:val="Hyperlink"/>
@@ -4114,46 +2078,10 @@
             <w:webHidden/>
           </w:rPr>
           <w:tab/>
-        </w:r>
-        <w:r>
-          <w:rPr>
-            <w:noProof/>
-            <w:webHidden/>
-          </w:rPr>
           <w:fldChar w:fldCharType="begin"/>
-        </w:r>
-        <w:r>
-          <w:rPr>
-            <w:noProof/>
-            <w:webHidden/>
-          </w:rPr>
-          <w:instrText xml:space="preserve"> PAGEREF _Toc232494517 \h </w:instrText>
-        </w:r>
-        <w:r>
-          <w:rPr>
-            <w:noProof/>
-            <w:webHidden/>
-          </w:rPr>
-        </w:r>
-        <w:r>
-          <w:rPr>
-            <w:noProof/>
-            <w:webHidden/>
-          </w:rPr>
+          <w:instrText xml:space="preserve"> PAGEREF _Toc232494426 \h </w:instrText>
           <w:fldChar w:fldCharType="separate"/>
-        </w:r>
-        <w:r>
-          <w:rPr>
-            <w:noProof/>
-            <w:webHidden/>
-          </w:rPr>
           <w:t>27</w:t>
-        </w:r>
-        <w:r>
-          <w:rPr>
-            <w:noProof/>
-            <w:webHidden/>
-          </w:rPr>
           <w:fldChar w:fldCharType="end"/>
         </w:r>
       </w:hyperlink>
@@ -4170,7 +2098,7 @@
           <w14:ligatures w14:val="standardContextual"/>
         </w:rPr>
       </w:pPr>
-      <w:hyperlink w:anchor="_Toc232494518" w:history="1">
+      <w:hyperlink w:anchor="_Toc232494427" w:history="1">
         <w:r>
           <w:rPr>
             <w:rStyle w:val="Hyperlink"/>
@@ -4184,46 +2112,10 @@
             <w:webHidden/>
           </w:rPr>
           <w:tab/>
-        </w:r>
-        <w:r>
-          <w:rPr>
-            <w:noProof/>
-            <w:webHidden/>
-          </w:rPr>
           <w:fldChar w:fldCharType="begin"/>
-        </w:r>
-        <w:r>
-          <w:rPr>
-            <w:noProof/>
-            <w:webHidden/>
-          </w:rPr>
-          <w:instrText xml:space="preserve"> PAGEREF _Toc232494518 \h </w:instrText>
-        </w:r>
-        <w:r>
-          <w:rPr>
-            <w:noProof/>
-            <w:webHidden/>
-          </w:rPr>
-        </w:r>
-        <w:r>
-          <w:rPr>
-            <w:noProof/>
-            <w:webHidden/>
-          </w:rPr>
+          <w:instrText xml:space="preserve"> PAGEREF _Toc232494427 \h </w:instrText>
           <w:fldChar w:fldCharType="separate"/>
-        </w:r>
-        <w:r>
-          <w:rPr>
-            <w:noProof/>
-            <w:webHidden/>
-          </w:rPr>
           <w:t>27</w:t>
-        </w:r>
-        <w:r>
-          <w:rPr>
-            <w:noProof/>
-            <w:webHidden/>
-          </w:rPr>
           <w:fldChar w:fldCharType="end"/>
         </w:r>
       </w:hyperlink>
@@ -4240,7 +2132,7 @@
           <w14:ligatures w14:val="standardContextual"/>
         </w:rPr>
       </w:pPr>
-      <w:hyperlink w:anchor="_Toc232494519" w:history="1">
+      <w:hyperlink w:anchor="_Toc232494428" w:history="1">
         <w:r>
           <w:rPr>
             <w:rStyle w:val="Hyperlink"/>
@@ -4254,46 +2146,10 @@
             <w:webHidden/>
           </w:rPr>
           <w:tab/>
-        </w:r>
-        <w:r>
-          <w:rPr>
-            <w:noProof/>
-            <w:webHidden/>
-          </w:rPr>
           <w:fldChar w:fldCharType="begin"/>
-        </w:r>
-        <w:r>
-          <w:rPr>
-            <w:noProof/>
-            <w:webHidden/>
-          </w:rPr>
-          <w:instrText xml:space="preserve"> PAGEREF _Toc232494519 \h </w:instrText>
-        </w:r>
-        <w:r>
-          <w:rPr>
-            <w:noProof/>
-            <w:webHidden/>
-          </w:rPr>
-        </w:r>
-        <w:r>
-          <w:rPr>
-            <w:noProof/>
-            <w:webHidden/>
-          </w:rPr>
+          <w:instrText xml:space="preserve"> PAGEREF _Toc232494428 \h </w:instrText>
           <w:fldChar w:fldCharType="separate"/>
-        </w:r>
-        <w:r>
-          <w:rPr>
-            <w:noProof/>
-            <w:webHidden/>
-          </w:rPr>
           <w:t>28</w:t>
-        </w:r>
-        <w:r>
-          <w:rPr>
-            <w:noProof/>
-            <w:webHidden/>
-          </w:rPr>
           <w:fldChar w:fldCharType="end"/>
         </w:r>
       </w:hyperlink>
@@ -4310,7 +2166,7 @@
           <w14:ligatures w14:val="standardContextual"/>
         </w:rPr>
       </w:pPr>
-      <w:hyperlink w:anchor="_Toc232494520" w:history="1">
+      <w:hyperlink w:anchor="_Toc232494429" w:history="1">
         <w:r>
           <w:rPr>
             <w:rStyle w:val="Hyperlink"/>
@@ -4324,46 +2180,10 @@
             <w:webHidden/>
           </w:rPr>
           <w:tab/>
-        </w:r>
-        <w:r>
-          <w:rPr>
-            <w:noProof/>
-            <w:webHidden/>
-          </w:rPr>
           <w:fldChar w:fldCharType="begin"/>
-        </w:r>
-        <w:r>
-          <w:rPr>
-            <w:noProof/>
-            <w:webHidden/>
-          </w:rPr>
-          <w:instrText xml:space="preserve"> PAGEREF _Toc232494520 \h </w:instrText>
-        </w:r>
-        <w:r>
-          <w:rPr>
-            <w:noProof/>
-            <w:webHidden/>
-          </w:rPr>
-        </w:r>
-        <w:r>
-          <w:rPr>
-            <w:noProof/>
-            <w:webHidden/>
-          </w:rPr>
+          <w:instrText xml:space="preserve"> PAGEREF _Toc232494429 \h </w:instrText>
           <w:fldChar w:fldCharType="separate"/>
-        </w:r>
-        <w:r>
-          <w:rPr>
-            <w:noProof/>
-            <w:webHidden/>
-          </w:rPr>
           <w:t>28</w:t>
-        </w:r>
-        <w:r>
-          <w:rPr>
-            <w:noProof/>
-            <w:webHidden/>
-          </w:rPr>
           <w:fldChar w:fldCharType="end"/>
         </w:r>
       </w:hyperlink>
@@ -4380,7 +2200,7 @@
           <w14:ligatures w14:val="standardContextual"/>
         </w:rPr>
       </w:pPr>
-      <w:hyperlink w:anchor="_Toc232494521" w:history="1">
+      <w:hyperlink w:anchor="_Toc232494430" w:history="1">
         <w:r>
           <w:rPr>
             <w:rStyle w:val="Hyperlink"/>
@@ -4394,46 +2214,10 @@
             <w:webHidden/>
           </w:rPr>
           <w:tab/>
-        </w:r>
-        <w:r>
-          <w:rPr>
-            <w:noProof/>
-            <w:webHidden/>
-          </w:rPr>
           <w:fldChar w:fldCharType="begin"/>
-        </w:r>
-        <w:r>
-          <w:rPr>
-            <w:noProof/>
-            <w:webHidden/>
-          </w:rPr>
-          <w:instrText xml:space="preserve"> PAGEREF _Toc232494521 \h </w:instrText>
-        </w:r>
-        <w:r>
-          <w:rPr>
-            <w:noProof/>
-            <w:webHidden/>
-          </w:rPr>
-        </w:r>
-        <w:r>
-          <w:rPr>
-            <w:noProof/>
-            <w:webHidden/>
-          </w:rPr>
+          <w:instrText xml:space="preserve"> PAGEREF _Toc232494430 \h </w:instrText>
           <w:fldChar w:fldCharType="separate"/>
-        </w:r>
-        <w:r>
-          <w:rPr>
-            <w:noProof/>
-            <w:webHidden/>
-          </w:rPr>
           <w:t>29</w:t>
-        </w:r>
-        <w:r>
-          <w:rPr>
-            <w:noProof/>
-            <w:webHidden/>
-          </w:rPr>
           <w:fldChar w:fldCharType="end"/>
         </w:r>
       </w:hyperlink>
@@ -4450,7 +2234,7 @@
           <w14:ligatures w14:val="standardContextual"/>
         </w:rPr>
       </w:pPr>
-      <w:hyperlink w:anchor="_Toc232494522" w:history="1">
+      <w:hyperlink w:anchor="_Toc232494431" w:history="1">
         <w:r>
           <w:rPr>
             <w:rStyle w:val="Hyperlink"/>
@@ -4464,46 +2248,10 @@
             <w:webHidden/>
           </w:rPr>
           <w:tab/>
-        </w:r>
-        <w:r>
-          <w:rPr>
-            <w:noProof/>
-            <w:webHidden/>
-          </w:rPr>
           <w:fldChar w:fldCharType="begin"/>
-        </w:r>
-        <w:r>
-          <w:rPr>
-            <w:noProof/>
-            <w:webHidden/>
-          </w:rPr>
-          <w:instrText xml:space="preserve"> PAGEREF _Toc232494522 \h </w:instrText>
-        </w:r>
-        <w:r>
-          <w:rPr>
-            <w:noProof/>
-            <w:webHidden/>
-          </w:rPr>
-        </w:r>
-        <w:r>
-          <w:rPr>
-            <w:noProof/>
-            <w:webHidden/>
-          </w:rPr>
+          <w:instrText xml:space="preserve"> PAGEREF _Toc232494431 \h </w:instrText>
           <w:fldChar w:fldCharType="separate"/>
-        </w:r>
-        <w:r>
-          <w:rPr>
-            <w:noProof/>
-            <w:webHidden/>
-          </w:rPr>
           <w:t>29</w:t>
-        </w:r>
-        <w:r>
-          <w:rPr>
-            <w:noProof/>
-            <w:webHidden/>
-          </w:rPr>
           <w:fldChar w:fldCharType="end"/>
         </w:r>
       </w:hyperlink>
@@ -4520,7 +2268,7 @@
           <w14:ligatures w14:val="standardContextual"/>
         </w:rPr>
       </w:pPr>
-      <w:hyperlink w:anchor="_Toc232494523" w:history="1">
+      <w:hyperlink w:anchor="_Toc232494432" w:history="1">
         <w:r>
           <w:rPr>
             <w:rStyle w:val="Hyperlink"/>
@@ -4534,46 +2282,10 @@
             <w:webHidden/>
           </w:rPr>
           <w:tab/>
-        </w:r>
-        <w:r>
-          <w:rPr>
-            <w:noProof/>
-            <w:webHidden/>
-          </w:rPr>
           <w:fldChar w:fldCharType="begin"/>
-        </w:r>
-        <w:r>
-          <w:rPr>
-            <w:noProof/>
-            <w:webHidden/>
-          </w:rPr>
-          <w:instrText xml:space="preserve"> PAGEREF _Toc232494523 \h </w:instrText>
-        </w:r>
-        <w:r>
-          <w:rPr>
-            <w:noProof/>
-            <w:webHidden/>
-          </w:rPr>
-        </w:r>
-        <w:r>
-          <w:rPr>
-            <w:noProof/>
-            <w:webHidden/>
-          </w:rPr>
+          <w:instrText xml:space="preserve"> PAGEREF _Toc232494432 \h </w:instrText>
           <w:fldChar w:fldCharType="separate"/>
-        </w:r>
-        <w:r>
-          <w:rPr>
-            <w:noProof/>
-            <w:webHidden/>
-          </w:rPr>
           <w:t>29</w:t>
-        </w:r>
-        <w:r>
-          <w:rPr>
-            <w:noProof/>
-            <w:webHidden/>
-          </w:rPr>
           <w:fldChar w:fldCharType="end"/>
         </w:r>
       </w:hyperlink>
@@ -4590,7 +2302,7 @@
           <w14:ligatures w14:val="standardContextual"/>
         </w:rPr>
       </w:pPr>
-      <w:hyperlink w:anchor="_Toc232494524" w:history="1">
+      <w:hyperlink w:anchor="_Toc232494433" w:history="1">
         <w:r>
           <w:rPr>
             <w:rStyle w:val="Hyperlink"/>
@@ -4604,46 +2316,10 @@
             <w:webHidden/>
           </w:rPr>
           <w:tab/>
-        </w:r>
-        <w:r>
-          <w:rPr>
-            <w:noProof/>
-            <w:webHidden/>
-          </w:rPr>
           <w:fldChar w:fldCharType="begin"/>
-        </w:r>
-        <w:r>
-          <w:rPr>
-            <w:noProof/>
-            <w:webHidden/>
-          </w:rPr>
-          <w:instrText xml:space="preserve"> PAGEREF _Toc232494524 \h </w:instrText>
-        </w:r>
-        <w:r>
-          <w:rPr>
-            <w:noProof/>
-            <w:webHidden/>
-          </w:rPr>
-        </w:r>
-        <w:r>
-          <w:rPr>
-            <w:noProof/>
-            <w:webHidden/>
-          </w:rPr>
+          <w:instrText xml:space="preserve"> PAGEREF _Toc232494433 \h </w:instrText>
           <w:fldChar w:fldCharType="separate"/>
-        </w:r>
-        <w:r>
-          <w:rPr>
-            <w:noProof/>
-            <w:webHidden/>
-          </w:rPr>
           <w:t>30</w:t>
-        </w:r>
-        <w:r>
-          <w:rPr>
-            <w:noProof/>
-            <w:webHidden/>
-          </w:rPr>
           <w:fldChar w:fldCharType="end"/>
         </w:r>
       </w:hyperlink>
@@ -4660,7 +2336,7 @@
           <w14:ligatures w14:val="standardContextual"/>
         </w:rPr>
       </w:pPr>
-      <w:hyperlink w:anchor="_Toc232494525" w:history="1">
+      <w:hyperlink w:anchor="_Toc232494434" w:history="1">
         <w:r>
           <w:rPr>
             <w:rStyle w:val="Hyperlink"/>
@@ -4674,46 +2350,10 @@
             <w:webHidden/>
           </w:rPr>
           <w:tab/>
-        </w:r>
-        <w:r>
-          <w:rPr>
-            <w:noProof/>
-            <w:webHidden/>
-          </w:rPr>
           <w:fldChar w:fldCharType="begin"/>
-        </w:r>
-        <w:r>
-          <w:rPr>
-            <w:noProof/>
-            <w:webHidden/>
-          </w:rPr>
-          <w:instrText xml:space="preserve"> PAGEREF _Toc232494525 \h </w:instrText>
-        </w:r>
-        <w:r>
-          <w:rPr>
-            <w:noProof/>
-            <w:webHidden/>
-          </w:rPr>
-        </w:r>
-        <w:r>
-          <w:rPr>
-            <w:noProof/>
-            <w:webHidden/>
-          </w:rPr>
+          <w:instrText xml:space="preserve"> PAGEREF _Toc232494434 \h </w:instrText>
           <w:fldChar w:fldCharType="separate"/>
-        </w:r>
-        <w:r>
-          <w:rPr>
-            <w:noProof/>
-            <w:webHidden/>
-          </w:rPr>
           <w:t>30</w:t>
-        </w:r>
-        <w:r>
-          <w:rPr>
-            <w:noProof/>
-            <w:webHidden/>
-          </w:rPr>
           <w:fldChar w:fldCharType="end"/>
         </w:r>
       </w:hyperlink>
@@ -4730,7 +2370,7 @@
           <w14:ligatures w14:val="standardContextual"/>
         </w:rPr>
       </w:pPr>
-      <w:hyperlink w:anchor="_Toc232494526" w:history="1">
+      <w:hyperlink w:anchor="_Toc232494435" w:history="1">
         <w:r>
           <w:rPr>
             <w:rStyle w:val="Hyperlink"/>
@@ -4744,46 +2384,10 @@
             <w:webHidden/>
           </w:rPr>
           <w:tab/>
-        </w:r>
-        <w:r>
-          <w:rPr>
-            <w:noProof/>
-            <w:webHidden/>
-          </w:rPr>
           <w:fldChar w:fldCharType="begin"/>
-        </w:r>
-        <w:r>
-          <w:rPr>
-            <w:noProof/>
-            <w:webHidden/>
-          </w:rPr>
-          <w:instrText xml:space="preserve"> PAGEREF _Toc232494526 \h </w:instrText>
-        </w:r>
-        <w:r>
-          <w:rPr>
-            <w:noProof/>
-            <w:webHidden/>
-          </w:rPr>
-        </w:r>
-        <w:r>
-          <w:rPr>
-            <w:noProof/>
-            <w:webHidden/>
-          </w:rPr>
+          <w:instrText xml:space="preserve"> PAGEREF _Toc232494435 \h </w:instrText>
           <w:fldChar w:fldCharType="separate"/>
-        </w:r>
-        <w:r>
-          <w:rPr>
-            <w:noProof/>
-            <w:webHidden/>
-          </w:rPr>
           <w:t>31</w:t>
-        </w:r>
-        <w:r>
-          <w:rPr>
-            <w:noProof/>
-            <w:webHidden/>
-          </w:rPr>
           <w:fldChar w:fldCharType="end"/>
         </w:r>
       </w:hyperlink>
@@ -4800,7 +2404,7 @@
           <w14:ligatures w14:val="standardContextual"/>
         </w:rPr>
       </w:pPr>
-      <w:hyperlink w:anchor="_Toc232494527" w:history="1">
+      <w:hyperlink w:anchor="_Toc232494436" w:history="1">
         <w:r>
           <w:rPr>
             <w:rStyle w:val="Hyperlink"/>
@@ -4814,46 +2418,10 @@
             <w:webHidden/>
           </w:rPr>
           <w:tab/>
-        </w:r>
-        <w:r>
-          <w:rPr>
-            <w:noProof/>
-            <w:webHidden/>
-          </w:rPr>
           <w:fldChar w:fldCharType="begin"/>
-        </w:r>
-        <w:r>
-          <w:rPr>
-            <w:noProof/>
-            <w:webHidden/>
-          </w:rPr>
-          <w:instrText xml:space="preserve"> PAGEREF _Toc232494527 \h </w:instrText>
-        </w:r>
-        <w:r>
-          <w:rPr>
-            <w:noProof/>
-            <w:webHidden/>
-          </w:rPr>
-        </w:r>
-        <w:r>
-          <w:rPr>
-            <w:noProof/>
-            <w:webHidden/>
-          </w:rPr>
+          <w:instrText xml:space="preserve"> PAGEREF _Toc232494436 \h </w:instrText>
           <w:fldChar w:fldCharType="separate"/>
-        </w:r>
-        <w:r>
-          <w:rPr>
-            <w:noProof/>
-            <w:webHidden/>
-          </w:rPr>
           <w:t>32</w:t>
-        </w:r>
-        <w:r>
-          <w:rPr>
-            <w:noProof/>
-            <w:webHidden/>
-          </w:rPr>
           <w:fldChar w:fldCharType="end"/>
         </w:r>
       </w:hyperlink>
@@ -4870,7 +2438,7 @@
           <w14:ligatures w14:val="standardContextual"/>
         </w:rPr>
       </w:pPr>
-      <w:hyperlink w:anchor="_Toc232494528" w:history="1">
+      <w:hyperlink w:anchor="_Toc232494437" w:history="1">
         <w:r>
           <w:rPr>
             <w:rStyle w:val="Hyperlink"/>
@@ -4884,46 +2452,10 @@
             <w:webHidden/>
           </w:rPr>
           <w:tab/>
-        </w:r>
-        <w:r>
-          <w:rPr>
-            <w:noProof/>
-            <w:webHidden/>
-          </w:rPr>
           <w:fldChar w:fldCharType="begin"/>
-        </w:r>
-        <w:r>
-          <w:rPr>
-            <w:noProof/>
-            <w:webHidden/>
-          </w:rPr>
-          <w:instrText xml:space="preserve"> PAGEREF _Toc232494528 \h </w:instrText>
-        </w:r>
-        <w:r>
-          <w:rPr>
-            <w:noProof/>
-            <w:webHidden/>
-          </w:rPr>
-        </w:r>
-        <w:r>
-          <w:rPr>
-            <w:noProof/>
-            <w:webHidden/>
-          </w:rPr>
+          <w:instrText xml:space="preserve"> PAGEREF _Toc232494437 \h </w:instrText>
           <w:fldChar w:fldCharType="separate"/>
-        </w:r>
-        <w:r>
-          <w:rPr>
-            <w:noProof/>
-            <w:webHidden/>
-          </w:rPr>
           <w:t>32</w:t>
-        </w:r>
-        <w:r>
-          <w:rPr>
-            <w:noProof/>
-            <w:webHidden/>
-          </w:rPr>
           <w:fldChar w:fldCharType="end"/>
         </w:r>
       </w:hyperlink>
@@ -4940,7 +2472,7 @@
           <w14:ligatures w14:val="standardContextual"/>
         </w:rPr>
       </w:pPr>
-      <w:hyperlink w:anchor="_Toc232494529" w:history="1">
+      <w:hyperlink w:anchor="_Toc232494438" w:history="1">
         <w:r>
           <w:rPr>
             <w:rStyle w:val="Hyperlink"/>
@@ -4954,46 +2486,10 @@
             <w:webHidden/>
           </w:rPr>
           <w:tab/>
-        </w:r>
-        <w:r>
-          <w:rPr>
-            <w:noProof/>
-            <w:webHidden/>
-          </w:rPr>
           <w:fldChar w:fldCharType="begin"/>
-        </w:r>
-        <w:r>
-          <w:rPr>
-            <w:noProof/>
-            <w:webHidden/>
-          </w:rPr>
-          <w:instrText xml:space="preserve"> PAGEREF _Toc232494529 \h </w:instrText>
-        </w:r>
-        <w:r>
-          <w:rPr>
-            <w:noProof/>
-            <w:webHidden/>
-          </w:rPr>
-        </w:r>
-        <w:r>
-          <w:rPr>
-            <w:noProof/>
-            <w:webHidden/>
-          </w:rPr>
+          <w:instrText xml:space="preserve"> PAGEREF _Toc232494438 \h </w:instrText>
           <w:fldChar w:fldCharType="separate"/>
-        </w:r>
-        <w:r>
-          <w:rPr>
-            <w:noProof/>
-            <w:webHidden/>
-          </w:rPr>
           <w:t>32</w:t>
-        </w:r>
-        <w:r>
-          <w:rPr>
-            <w:noProof/>
-            <w:webHidden/>
-          </w:rPr>
           <w:fldChar w:fldCharType="end"/>
         </w:r>
       </w:hyperlink>
@@ -5010,7 +2506,7 @@
           <w14:ligatures w14:val="standardContextual"/>
         </w:rPr>
       </w:pPr>
-      <w:hyperlink w:anchor="_Toc232494530" w:history="1">
+      <w:hyperlink w:anchor="_Toc232494439" w:history="1">
         <w:r>
           <w:rPr>
             <w:rStyle w:val="Hyperlink"/>
@@ -5024,46 +2520,10 @@
             <w:webHidden/>
           </w:rPr>
           <w:tab/>
-        </w:r>
-        <w:r>
-          <w:rPr>
-            <w:noProof/>
-            <w:webHidden/>
-          </w:rPr>
           <w:fldChar w:fldCharType="begin"/>
-        </w:r>
-        <w:r>
-          <w:rPr>
-            <w:noProof/>
-            <w:webHidden/>
-          </w:rPr>
-          <w:instrText xml:space="preserve"> PAGEREF _Toc232494530 \h </w:instrText>
-        </w:r>
-        <w:r>
-          <w:rPr>
-            <w:noProof/>
-            <w:webHidden/>
-          </w:rPr>
-        </w:r>
-        <w:r>
-          <w:rPr>
-            <w:noProof/>
-            <w:webHidden/>
-          </w:rPr>
+          <w:instrText xml:space="preserve"> PAGEREF _Toc232494439 \h </w:instrText>
           <w:fldChar w:fldCharType="separate"/>
-        </w:r>
-        <w:r>
-          <w:rPr>
-            <w:noProof/>
-            <w:webHidden/>
-          </w:rPr>
           <w:t>32</w:t>
-        </w:r>
-        <w:r>
-          <w:rPr>
-            <w:noProof/>
-            <w:webHidden/>
-          </w:rPr>
           <w:fldChar w:fldCharType="end"/>
         </w:r>
       </w:hyperlink>
@@ -5080,7 +2540,7 @@
           <w14:ligatures w14:val="standardContextual"/>
         </w:rPr>
       </w:pPr>
-      <w:hyperlink w:anchor="_Toc232494531" w:history="1">
+      <w:hyperlink w:anchor="_Toc232494440" w:history="1">
         <w:r>
           <w:rPr>
             <w:rStyle w:val="Hyperlink"/>
@@ -5094,46 +2554,10 @@
             <w:webHidden/>
           </w:rPr>
           <w:tab/>
-        </w:r>
-        <w:r>
-          <w:rPr>
-            <w:noProof/>
-            <w:webHidden/>
-          </w:rPr>
           <w:fldChar w:fldCharType="begin"/>
-        </w:r>
-        <w:r>
-          <w:rPr>
-            <w:noProof/>
-            <w:webHidden/>
-          </w:rPr>
-          <w:instrText xml:space="preserve"> PAGEREF _Toc232494531 \h </w:instrText>
-        </w:r>
-        <w:r>
-          <w:rPr>
-            <w:noProof/>
-            <w:webHidden/>
-          </w:rPr>
-        </w:r>
-        <w:r>
-          <w:rPr>
-            <w:noProof/>
-            <w:webHidden/>
-          </w:rPr>
+          <w:instrText xml:space="preserve"> PAGEREF _Toc232494440 \h </w:instrText>
           <w:fldChar w:fldCharType="separate"/>
-        </w:r>
-        <w:r>
-          <w:rPr>
-            <w:noProof/>
-            <w:webHidden/>
-          </w:rPr>
           <w:t>32</w:t>
-        </w:r>
-        <w:r>
-          <w:rPr>
-            <w:noProof/>
-            <w:webHidden/>
-          </w:rPr>
           <w:fldChar w:fldCharType="end"/>
         </w:r>
       </w:hyperlink>
@@ -5150,7 +2574,7 @@
           <w14:ligatures w14:val="standardContextual"/>
         </w:rPr>
       </w:pPr>
-      <w:hyperlink w:anchor="_Toc232494532" w:history="1">
+      <w:hyperlink w:anchor="_Toc232494441" w:history="1">
         <w:r>
           <w:rPr>
             <w:rStyle w:val="Hyperlink"/>
@@ -5164,46 +2588,10 @@
             <w:webHidden/>
           </w:rPr>
           <w:tab/>
-        </w:r>
-        <w:r>
-          <w:rPr>
-            <w:noProof/>
-            <w:webHidden/>
-          </w:rPr>
           <w:fldChar w:fldCharType="begin"/>
-        </w:r>
-        <w:r>
-          <w:rPr>
-            <w:noProof/>
-            <w:webHidden/>
-          </w:rPr>
-          <w:instrText xml:space="preserve"> PAGEREF _Toc232494532 \h </w:instrText>
-        </w:r>
-        <w:r>
-          <w:rPr>
-            <w:noProof/>
-            <w:webHidden/>
-          </w:rPr>
-        </w:r>
-        <w:r>
-          <w:rPr>
-            <w:noProof/>
-            <w:webHidden/>
-          </w:rPr>
+          <w:instrText xml:space="preserve"> PAGEREF _Toc232494441 \h </w:instrText>
           <w:fldChar w:fldCharType="separate"/>
-        </w:r>
-        <w:r>
-          <w:rPr>
-            <w:noProof/>
-            <w:webHidden/>
-          </w:rPr>
           <w:t>33</w:t>
-        </w:r>
-        <w:r>
-          <w:rPr>
-            <w:noProof/>
-            <w:webHidden/>
-          </w:rPr>
           <w:fldChar w:fldCharType="end"/>
         </w:r>
       </w:hyperlink>
@@ -5220,7 +2608,7 @@
           <w14:ligatures w14:val="standardContextual"/>
         </w:rPr>
       </w:pPr>
-      <w:hyperlink w:anchor="_Toc232494533" w:history="1">
+      <w:hyperlink w:anchor="_Toc232494442" w:history="1">
         <w:r>
           <w:rPr>
             <w:rStyle w:val="Hyperlink"/>
@@ -5234,46 +2622,10 @@
             <w:webHidden/>
           </w:rPr>
           <w:tab/>
-        </w:r>
-        <w:r>
-          <w:rPr>
-            <w:noProof/>
-            <w:webHidden/>
-          </w:rPr>
           <w:fldChar w:fldCharType="begin"/>
-        </w:r>
-        <w:r>
-          <w:rPr>
-            <w:noProof/>
-            <w:webHidden/>
-          </w:rPr>
-          <w:instrText xml:space="preserve"> PAGEREF _Toc232494533 \h </w:instrText>
-        </w:r>
-        <w:r>
-          <w:rPr>
-            <w:noProof/>
-            <w:webHidden/>
-          </w:rPr>
-        </w:r>
-        <w:r>
-          <w:rPr>
-            <w:noProof/>
-            <w:webHidden/>
-          </w:rPr>
+          <w:instrText xml:space="preserve"> PAGEREF _Toc232494442 \h </w:instrText>
           <w:fldChar w:fldCharType="separate"/>
-        </w:r>
-        <w:r>
-          <w:rPr>
-            <w:noProof/>
-            <w:webHidden/>
-          </w:rPr>
           <w:t>33</w:t>
-        </w:r>
-        <w:r>
-          <w:rPr>
-            <w:noProof/>
-            <w:webHidden/>
-          </w:rPr>
           <w:fldChar w:fldCharType="end"/>
         </w:r>
       </w:hyperlink>
@@ -5290,7 +2642,7 @@
           <w14:ligatures w14:val="standardContextual"/>
         </w:rPr>
       </w:pPr>
-      <w:hyperlink w:anchor="_Toc232494534" w:history="1">
+      <w:hyperlink w:anchor="_Toc232494443" w:history="1">
         <w:r>
           <w:rPr>
             <w:rStyle w:val="Hyperlink"/>
@@ -5304,46 +2656,10 @@
             <w:webHidden/>
           </w:rPr>
           <w:tab/>
-        </w:r>
-        <w:r>
-          <w:rPr>
-            <w:noProof/>
-            <w:webHidden/>
-          </w:rPr>
           <w:fldChar w:fldCharType="begin"/>
-        </w:r>
-        <w:r>
-          <w:rPr>
-            <w:noProof/>
-            <w:webHidden/>
-          </w:rPr>
-          <w:instrText xml:space="preserve"> PAGEREF _Toc232494534 \h </w:instrText>
-        </w:r>
-        <w:r>
-          <w:rPr>
-            <w:noProof/>
-            <w:webHidden/>
-          </w:rPr>
-        </w:r>
-        <w:r>
-          <w:rPr>
-            <w:noProof/>
-            <w:webHidden/>
-          </w:rPr>
+          <w:instrText xml:space="preserve"> PAGEREF _Toc232494443 \h </w:instrText>
           <w:fldChar w:fldCharType="separate"/>
-        </w:r>
-        <w:r>
-          <w:rPr>
-            <w:noProof/>
-            <w:webHidden/>
-          </w:rPr>
           <w:t>34</w:t>
-        </w:r>
-        <w:r>
-          <w:rPr>
-            <w:noProof/>
-            <w:webHidden/>
-          </w:rPr>
           <w:fldChar w:fldCharType="end"/>
         </w:r>
       </w:hyperlink>
@@ -5360,7 +2676,7 @@
           <w14:ligatures w14:val="standardContextual"/>
         </w:rPr>
       </w:pPr>
-      <w:hyperlink w:anchor="_Toc232494535" w:history="1">
+      <w:hyperlink w:anchor="_Toc232494444" w:history="1">
         <w:r>
           <w:rPr>
             <w:rStyle w:val="Hyperlink"/>
@@ -5374,46 +2690,10 @@
             <w:webHidden/>
           </w:rPr>
           <w:tab/>
-        </w:r>
-        <w:r>
-          <w:rPr>
-            <w:noProof/>
-            <w:webHidden/>
-          </w:rPr>
           <w:fldChar w:fldCharType="begin"/>
-        </w:r>
-        <w:r>
-          <w:rPr>
-            <w:noProof/>
-            <w:webHidden/>
-          </w:rPr>
-          <w:instrText xml:space="preserve"> PAGEREF _Toc232494535 \h </w:instrText>
-        </w:r>
-        <w:r>
-          <w:rPr>
-            <w:noProof/>
-            <w:webHidden/>
-          </w:rPr>
-        </w:r>
-        <w:r>
-          <w:rPr>
-            <w:noProof/>
-            <w:webHidden/>
-          </w:rPr>
+          <w:instrText xml:space="preserve"> PAGEREF _Toc232494444 \h </w:instrText>
           <w:fldChar w:fldCharType="separate"/>
-        </w:r>
-        <w:r>
-          <w:rPr>
-            <w:noProof/>
-            <w:webHidden/>
-          </w:rPr>
           <w:t>35</w:t>
-        </w:r>
-        <w:r>
-          <w:rPr>
-            <w:noProof/>
-            <w:webHidden/>
-          </w:rPr>
           <w:fldChar w:fldCharType="end"/>
         </w:r>
       </w:hyperlink>
@@ -5430,7 +2710,7 @@
           <w14:ligatures w14:val="standardContextual"/>
         </w:rPr>
       </w:pPr>
-      <w:hyperlink w:anchor="_Toc232494536" w:history="1">
+      <w:hyperlink w:anchor="_Toc232494445" w:history="1">
         <w:r>
           <w:rPr>
             <w:rStyle w:val="Hyperlink"/>
@@ -5444,46 +2724,10 @@
             <w:webHidden/>
           </w:rPr>
           <w:tab/>
-        </w:r>
-        <w:r>
-          <w:rPr>
-            <w:noProof/>
-            <w:webHidden/>
-          </w:rPr>
           <w:fldChar w:fldCharType="begin"/>
-        </w:r>
-        <w:r>
-          <w:rPr>
-            <w:noProof/>
-            <w:webHidden/>
-          </w:rPr>
-          <w:instrText xml:space="preserve"> PAGEREF _Toc232494536 \h </w:instrText>
-        </w:r>
-        <w:r>
-          <w:rPr>
-            <w:noProof/>
-            <w:webHidden/>
-          </w:rPr>
-        </w:r>
-        <w:r>
-          <w:rPr>
-            <w:noProof/>
-            <w:webHidden/>
-          </w:rPr>
+          <w:instrText xml:space="preserve"> PAGEREF _Toc232494445 \h </w:instrText>
           <w:fldChar w:fldCharType="separate"/>
-        </w:r>
-        <w:r>
-          <w:rPr>
-            <w:noProof/>
-            <w:webHidden/>
-          </w:rPr>
           <w:t>35</w:t>
-        </w:r>
-        <w:r>
-          <w:rPr>
-            <w:noProof/>
-            <w:webHidden/>
-          </w:rPr>
           <w:fldChar w:fldCharType="end"/>
         </w:r>
       </w:hyperlink>
@@ -5500,7 +2744,7 @@
           <w14:ligatures w14:val="standardContextual"/>
         </w:rPr>
       </w:pPr>
-      <w:hyperlink w:anchor="_Toc232494537" w:history="1">
+      <w:hyperlink w:anchor="_Toc232494446" w:history="1">
         <w:r>
           <w:rPr>
             <w:rStyle w:val="Hyperlink"/>
@@ -5514,46 +2758,10 @@
             <w:webHidden/>
           </w:rPr>
           <w:tab/>
-        </w:r>
-        <w:r>
-          <w:rPr>
-            <w:noProof/>
-            <w:webHidden/>
-          </w:rPr>
           <w:fldChar w:fldCharType="begin"/>
-        </w:r>
-        <w:r>
-          <w:rPr>
-            <w:noProof/>
-            <w:webHidden/>
-          </w:rPr>
-          <w:instrText xml:space="preserve"> PAGEREF _Toc232494537 \h </w:instrText>
-        </w:r>
-        <w:r>
-          <w:rPr>
-            <w:noProof/>
-            <w:webHidden/>
-          </w:rPr>
-        </w:r>
-        <w:r>
-          <w:rPr>
-            <w:noProof/>
-            <w:webHidden/>
-          </w:rPr>
+          <w:instrText xml:space="preserve"> PAGEREF _Toc232494446 \h </w:instrText>
           <w:fldChar w:fldCharType="separate"/>
-        </w:r>
-        <w:r>
-          <w:rPr>
-            <w:noProof/>
-            <w:webHidden/>
-          </w:rPr>
           <w:t>35</w:t>
-        </w:r>
-        <w:r>
-          <w:rPr>
-            <w:noProof/>
-            <w:webHidden/>
-          </w:rPr>
           <w:fldChar w:fldCharType="end"/>
         </w:r>
       </w:hyperlink>
@@ -5570,7 +2778,7 @@
           <w14:ligatures w14:val="standardContextual"/>
         </w:rPr>
       </w:pPr>
-      <w:hyperlink w:anchor="_Toc232494538" w:history="1">
+      <w:hyperlink w:anchor="_Toc232494447" w:history="1">
         <w:r>
           <w:rPr>
             <w:rStyle w:val="Hyperlink"/>
@@ -5584,46 +2792,10 @@
             <w:webHidden/>
           </w:rPr>
           <w:tab/>
-        </w:r>
-        <w:r>
-          <w:rPr>
-            <w:noProof/>
-            <w:webHidden/>
-          </w:rPr>
           <w:fldChar w:fldCharType="begin"/>
-        </w:r>
-        <w:r>
-          <w:rPr>
-            <w:noProof/>
-            <w:webHidden/>
-          </w:rPr>
-          <w:instrText xml:space="preserve"> PAGEREF _Toc232494538 \h </w:instrText>
-        </w:r>
-        <w:r>
-          <w:rPr>
-            <w:noProof/>
-            <w:webHidden/>
-          </w:rPr>
-        </w:r>
-        <w:r>
-          <w:rPr>
-            <w:noProof/>
-            <w:webHidden/>
-          </w:rPr>
+          <w:instrText xml:space="preserve"> PAGEREF _Toc232494447 \h </w:instrText>
           <w:fldChar w:fldCharType="separate"/>
-        </w:r>
-        <w:r>
-          <w:rPr>
-            <w:noProof/>
-            <w:webHidden/>
-          </w:rPr>
           <w:t>36</w:t>
-        </w:r>
-        <w:r>
-          <w:rPr>
-            <w:noProof/>
-            <w:webHidden/>
-          </w:rPr>
           <w:fldChar w:fldCharType="end"/>
         </w:r>
       </w:hyperlink>
@@ -5640,7 +2812,7 @@
           <w14:ligatures w14:val="standardContextual"/>
         </w:rPr>
       </w:pPr>
-      <w:hyperlink w:anchor="_Toc232494539" w:history="1">
+      <w:hyperlink w:anchor="_Toc232494448" w:history="1">
         <w:r>
           <w:rPr>
             <w:rStyle w:val="Hyperlink"/>
@@ -5654,46 +2826,10 @@
             <w:webHidden/>
           </w:rPr>
           <w:tab/>
-        </w:r>
-        <w:r>
-          <w:rPr>
-            <w:noProof/>
-            <w:webHidden/>
-          </w:rPr>
           <w:fldChar w:fldCharType="begin"/>
-        </w:r>
-        <w:r>
-          <w:rPr>
-            <w:noProof/>
-            <w:webHidden/>
-          </w:rPr>
-          <w:instrText xml:space="preserve"> PAGEREF _Toc232494539 \h </w:instrText>
-        </w:r>
-        <w:r>
-          <w:rPr>
-            <w:noProof/>
-            <w:webHidden/>
-          </w:rPr>
-        </w:r>
-        <w:r>
-          <w:rPr>
-            <w:noProof/>
-            <w:webHidden/>
-          </w:rPr>
+          <w:instrText xml:space="preserve"> PAGEREF _Toc232494448 \h </w:instrText>
           <w:fldChar w:fldCharType="separate"/>
-        </w:r>
-        <w:r>
-          <w:rPr>
-            <w:noProof/>
-            <w:webHidden/>
-          </w:rPr>
           <w:t>36</w:t>
-        </w:r>
-        <w:r>
-          <w:rPr>
-            <w:noProof/>
-            <w:webHidden/>
-          </w:rPr>
           <w:fldChar w:fldCharType="end"/>
         </w:r>
       </w:hyperlink>
@@ -5710,7 +2846,7 @@
           <w14:ligatures w14:val="standardContextual"/>
         </w:rPr>
       </w:pPr>
-      <w:hyperlink w:anchor="_Toc232494540" w:history="1">
+      <w:hyperlink w:anchor="_Toc232494449" w:history="1">
         <w:r>
           <w:rPr>
             <w:rStyle w:val="Hyperlink"/>
@@ -5724,46 +2860,10 @@
             <w:webHidden/>
           </w:rPr>
           <w:tab/>
-        </w:r>
-        <w:r>
-          <w:rPr>
-            <w:noProof/>
-            <w:webHidden/>
-          </w:rPr>
           <w:fldChar w:fldCharType="begin"/>
-        </w:r>
-        <w:r>
-          <w:rPr>
-            <w:noProof/>
-            <w:webHidden/>
-          </w:rPr>
-          <w:instrText xml:space="preserve"> PAGEREF _Toc232494540 \h </w:instrText>
-        </w:r>
-        <w:r>
-          <w:rPr>
-            <w:noProof/>
-            <w:webHidden/>
-          </w:rPr>
-        </w:r>
-        <w:r>
-          <w:rPr>
-            <w:noProof/>
-            <w:webHidden/>
-          </w:rPr>
+          <w:instrText xml:space="preserve"> PAGEREF _Toc232494449 \h </w:instrText>
           <w:fldChar w:fldCharType="separate"/>
-        </w:r>
-        <w:r>
-          <w:rPr>
-            <w:noProof/>
-            <w:webHidden/>
-          </w:rPr>
           <w:t>38</w:t>
-        </w:r>
-        <w:r>
-          <w:rPr>
-            <w:noProof/>
-            <w:webHidden/>
-          </w:rPr>
           <w:fldChar w:fldCharType="end"/>
         </w:r>
       </w:hyperlink>
@@ -5780,7 +2880,7 @@
           <w14:ligatures w14:val="standardContextual"/>
         </w:rPr>
       </w:pPr>
-      <w:hyperlink w:anchor="_Toc232494541" w:history="1">
+      <w:hyperlink w:anchor="_Toc232494450" w:history="1">
         <w:r>
           <w:rPr>
             <w:rStyle w:val="Hyperlink"/>
@@ -5794,46 +2894,10 @@
             <w:webHidden/>
           </w:rPr>
           <w:tab/>
-        </w:r>
-        <w:r>
-          <w:rPr>
-            <w:noProof/>
-            <w:webHidden/>
-          </w:rPr>
           <w:fldChar w:fldCharType="begin"/>
-        </w:r>
-        <w:r>
-          <w:rPr>
-            <w:noProof/>
-            <w:webHidden/>
-          </w:rPr>
-          <w:instrText xml:space="preserve"> PAGEREF _Toc232494541 \h </w:instrText>
-        </w:r>
-        <w:r>
-          <w:rPr>
-            <w:noProof/>
-            <w:webHidden/>
-          </w:rPr>
-        </w:r>
-        <w:r>
-          <w:rPr>
-            <w:noProof/>
-            <w:webHidden/>
-          </w:rPr>
+          <w:instrText xml:space="preserve"> PAGEREF _Toc232494450 \h </w:instrText>
           <w:fldChar w:fldCharType="separate"/>
-        </w:r>
-        <w:r>
-          <w:rPr>
-            <w:noProof/>
-            <w:webHidden/>
-          </w:rPr>
           <w:t>43</w:t>
-        </w:r>
-        <w:r>
-          <w:rPr>
-            <w:noProof/>
-            <w:webHidden/>
-          </w:rPr>
           <w:fldChar w:fldCharType="end"/>
         </w:r>
       </w:hyperlink>
@@ -5850,7 +2914,7 @@
           <w14:ligatures w14:val="standardContextual"/>
         </w:rPr>
       </w:pPr>
-      <w:hyperlink w:anchor="_Toc232494542" w:history="1">
+      <w:hyperlink w:anchor="_Toc232494451" w:history="1">
         <w:r>
           <w:rPr>
             <w:rStyle w:val="Hyperlink"/>
@@ -5864,46 +2928,10 @@
             <w:webHidden/>
           </w:rPr>
           <w:tab/>
-        </w:r>
-        <w:r>
-          <w:rPr>
-            <w:noProof/>
-            <w:webHidden/>
-          </w:rPr>
           <w:fldChar w:fldCharType="begin"/>
-        </w:r>
-        <w:r>
-          <w:rPr>
-            <w:noProof/>
-            <w:webHidden/>
-          </w:rPr>
-          <w:instrText xml:space="preserve"> PAGEREF _Toc232494542 \h </w:instrText>
-        </w:r>
-        <w:r>
-          <w:rPr>
-            <w:noProof/>
-            <w:webHidden/>
-          </w:rPr>
-        </w:r>
-        <w:r>
-          <w:rPr>
-            <w:noProof/>
-            <w:webHidden/>
-          </w:rPr>
+          <w:instrText xml:space="preserve"> PAGEREF _Toc232494451 \h </w:instrText>
           <w:fldChar w:fldCharType="separate"/>
-        </w:r>
-        <w:r>
-          <w:rPr>
-            <w:noProof/>
-            <w:webHidden/>
-          </w:rPr>
           <w:t>43</w:t>
-        </w:r>
-        <w:r>
-          <w:rPr>
-            <w:noProof/>
-            <w:webHidden/>
-          </w:rPr>
           <w:fldChar w:fldCharType="end"/>
         </w:r>
       </w:hyperlink>
@@ -5920,7 +2948,7 @@
           <w14:ligatures w14:val="standardContextual"/>
         </w:rPr>
       </w:pPr>
-      <w:hyperlink w:anchor="_Toc232494543" w:history="1">
+      <w:hyperlink w:anchor="_Toc232494452" w:history="1">
         <w:r>
           <w:rPr>
             <w:rStyle w:val="Hyperlink"/>
@@ -5934,46 +2962,10 @@
             <w:webHidden/>
           </w:rPr>
           <w:tab/>
-        </w:r>
-        <w:r>
-          <w:rPr>
-            <w:noProof/>
-            <w:webHidden/>
-          </w:rPr>
           <w:fldChar w:fldCharType="begin"/>
-        </w:r>
-        <w:r>
-          <w:rPr>
-            <w:noProof/>
-            <w:webHidden/>
-          </w:rPr>
-          <w:instrText xml:space="preserve"> PAGEREF _Toc232494543 \h </w:instrText>
-        </w:r>
-        <w:r>
-          <w:rPr>
-            <w:noProof/>
-            <w:webHidden/>
-          </w:rPr>
-        </w:r>
-        <w:r>
-          <w:rPr>
-            <w:noProof/>
-            <w:webHidden/>
-          </w:rPr>
+          <w:instrText xml:space="preserve"> PAGEREF _Toc232494452 \h </w:instrText>
           <w:fldChar w:fldCharType="separate"/>
-        </w:r>
-        <w:r>
-          <w:rPr>
-            <w:noProof/>
-            <w:webHidden/>
-          </w:rPr>
           <w:t>43</w:t>
-        </w:r>
-        <w:r>
-          <w:rPr>
-            <w:noProof/>
-            <w:webHidden/>
-          </w:rPr>
           <w:fldChar w:fldCharType="end"/>
         </w:r>
       </w:hyperlink>
@@ -5990,7 +2982,7 @@
           <w14:ligatures w14:val="standardContextual"/>
         </w:rPr>
       </w:pPr>
-      <w:hyperlink w:anchor="_Toc232494544" w:history="1">
+      <w:hyperlink w:anchor="_Toc232494453" w:history="1">
         <w:r>
           <w:rPr>
             <w:rStyle w:val="Hyperlink"/>
@@ -6004,46 +2996,10 @@
             <w:webHidden/>
           </w:rPr>
           <w:tab/>
-        </w:r>
-        <w:r>
-          <w:rPr>
-            <w:noProof/>
-            <w:webHidden/>
-          </w:rPr>
           <w:fldChar w:fldCharType="begin"/>
-        </w:r>
-        <w:r>
-          <w:rPr>
-            <w:noProof/>
-            <w:webHidden/>
-          </w:rPr>
-          <w:instrText xml:space="preserve"> PAGEREF _Toc232494544 \h </w:instrText>
-        </w:r>
-        <w:r>
-          <w:rPr>
-            <w:noProof/>
-            <w:webHidden/>
-          </w:rPr>
-        </w:r>
-        <w:r>
-          <w:rPr>
-            <w:noProof/>
-            <w:webHidden/>
-          </w:rPr>
+          <w:instrText xml:space="preserve"> PAGEREF _Toc232494453 \h </w:instrText>
           <w:fldChar w:fldCharType="separate"/>
-        </w:r>
-        <w:r>
-          <w:rPr>
-            <w:noProof/>
-            <w:webHidden/>
-          </w:rPr>
           <w:t>44</w:t>
-        </w:r>
-        <w:r>
-          <w:rPr>
-            <w:noProof/>
-            <w:webHidden/>
-          </w:rPr>
           <w:fldChar w:fldCharType="end"/>
         </w:r>
       </w:hyperlink>
@@ -6060,7 +3016,7 @@
           <w14:ligatures w14:val="standardContextual"/>
         </w:rPr>
       </w:pPr>
-      <w:hyperlink w:anchor="_Toc232494545" w:history="1">
+      <w:hyperlink w:anchor="_Toc232494454" w:history="1">
         <w:r>
           <w:rPr>
             <w:rStyle w:val="Hyperlink"/>
@@ -6074,46 +3030,10 @@
             <w:webHidden/>
           </w:rPr>
           <w:tab/>
-        </w:r>
-        <w:r>
-          <w:rPr>
-            <w:noProof/>
-            <w:webHidden/>
-          </w:rPr>
           <w:fldChar w:fldCharType="begin"/>
-        </w:r>
-        <w:r>
-          <w:rPr>
-            <w:noProof/>
-            <w:webHidden/>
-          </w:rPr>
-          <w:instrText xml:space="preserve"> PAGEREF _Toc232494545 \h </w:instrText>
-        </w:r>
-        <w:r>
-          <w:rPr>
-            <w:noProof/>
-            <w:webHidden/>
-          </w:rPr>
-        </w:r>
-        <w:r>
-          <w:rPr>
-            <w:noProof/>
-            <w:webHidden/>
-          </w:rPr>
+          <w:instrText xml:space="preserve"> PAGEREF _Toc232494454 \h </w:instrText>
           <w:fldChar w:fldCharType="separate"/>
-        </w:r>
-        <w:r>
-          <w:rPr>
-            <w:noProof/>
-            <w:webHidden/>
-          </w:rPr>
           <w:t>44</w:t>
-        </w:r>
-        <w:r>
-          <w:rPr>
-            <w:noProof/>
-            <w:webHidden/>
-          </w:rPr>
           <w:fldChar w:fldCharType="end"/>
         </w:r>
       </w:hyperlink>
@@ -6130,7 +3050,7 @@
           <w14:ligatures w14:val="standardContextual"/>
         </w:rPr>
       </w:pPr>
-      <w:hyperlink w:anchor="_Toc232494546" w:history="1">
+      <w:hyperlink w:anchor="_Toc232494455" w:history="1">
         <w:r>
           <w:rPr>
             <w:rStyle w:val="Hyperlink"/>
@@ -6144,46 +3064,10 @@
             <w:webHidden/>
           </w:rPr>
           <w:tab/>
-        </w:r>
-        <w:r>
-          <w:rPr>
-            <w:noProof/>
-            <w:webHidden/>
-          </w:rPr>
           <w:fldChar w:fldCharType="begin"/>
-        </w:r>
-        <w:r>
-          <w:rPr>
-            <w:noProof/>
-            <w:webHidden/>
-          </w:rPr>
-          <w:instrText xml:space="preserve"> PAGEREF _Toc232494546 \h </w:instrText>
-        </w:r>
-        <w:r>
-          <w:rPr>
-            <w:noProof/>
-            <w:webHidden/>
-          </w:rPr>
-        </w:r>
-        <w:r>
-          <w:rPr>
-            <w:noProof/>
-            <w:webHidden/>
-          </w:rPr>
+          <w:instrText xml:space="preserve"> PAGEREF _Toc232494455 \h </w:instrText>
           <w:fldChar w:fldCharType="separate"/>
-        </w:r>
-        <w:r>
-          <w:rPr>
-            <w:noProof/>
-            <w:webHidden/>
-          </w:rPr>
           <w:t>44</w:t>
-        </w:r>
-        <w:r>
-          <w:rPr>
-            <w:noProof/>
-            <w:webHidden/>
-          </w:rPr>
           <w:fldChar w:fldCharType="end"/>
         </w:r>
       </w:hyperlink>
@@ -6200,7 +3084,7 @@
           <w14:ligatures w14:val="standardContextual"/>
         </w:rPr>
       </w:pPr>
-      <w:hyperlink w:anchor="_Toc232494547" w:history="1">
+      <w:hyperlink w:anchor="_Toc232494456" w:history="1">
         <w:r>
           <w:rPr>
             <w:rStyle w:val="Hyperlink"/>
@@ -6214,46 +3098,10 @@
             <w:webHidden/>
           </w:rPr>
           <w:tab/>
-        </w:r>
-        <w:r>
-          <w:rPr>
-            <w:noProof/>
-            <w:webHidden/>
-          </w:rPr>
           <w:fldChar w:fldCharType="begin"/>
-        </w:r>
-        <w:r>
-          <w:rPr>
-            <w:noProof/>
-            <w:webHidden/>
-          </w:rPr>
-          <w:instrText xml:space="preserve"> PAGEREF _Toc232494547 \h </w:instrText>
-        </w:r>
-        <w:r>
-          <w:rPr>
-            <w:noProof/>
-            <w:webHidden/>
-          </w:rPr>
-        </w:r>
-        <w:r>
-          <w:rPr>
-            <w:noProof/>
-            <w:webHidden/>
-          </w:rPr>
+          <w:instrText xml:space="preserve"> PAGEREF _Toc232494456 \h </w:instrText>
           <w:fldChar w:fldCharType="separate"/>
-        </w:r>
-        <w:r>
-          <w:rPr>
-            <w:noProof/>
-            <w:webHidden/>
-          </w:rPr>
           <w:t>44</w:t>
-        </w:r>
-        <w:r>
-          <w:rPr>
-            <w:noProof/>
-            <w:webHidden/>
-          </w:rPr>
           <w:fldChar w:fldCharType="end"/>
         </w:r>
       </w:hyperlink>
@@ -6270,7 +3118,7 @@
           <w14:ligatures w14:val="standardContextual"/>
         </w:rPr>
       </w:pPr>
-      <w:hyperlink w:anchor="_Toc232494548" w:history="1">
+      <w:hyperlink w:anchor="_Toc232494457" w:history="1">
         <w:r>
           <w:rPr>
             <w:rStyle w:val="Hyperlink"/>
@@ -6284,46 +3132,10 @@
             <w:webHidden/>
           </w:rPr>
           <w:tab/>
-        </w:r>
-        <w:r>
-          <w:rPr>
-            <w:noProof/>
-            <w:webHidden/>
-          </w:rPr>
           <w:fldChar w:fldCharType="begin"/>
-        </w:r>
-        <w:r>
-          <w:rPr>
-            <w:noProof/>
-            <w:webHidden/>
-          </w:rPr>
-          <w:instrText xml:space="preserve"> PAGEREF _Toc232494548 \h </w:instrText>
-        </w:r>
-        <w:r>
-          <w:rPr>
-            <w:noProof/>
-            <w:webHidden/>
-          </w:rPr>
-        </w:r>
-        <w:r>
-          <w:rPr>
-            <w:noProof/>
-            <w:webHidden/>
-          </w:rPr>
+          <w:instrText xml:space="preserve"> PAGEREF _Toc232494457 \h </w:instrText>
           <w:fldChar w:fldCharType="separate"/>
-        </w:r>
-        <w:r>
-          <w:rPr>
-            <w:noProof/>
-            <w:webHidden/>
-          </w:rPr>
           <w:t>44</w:t>
-        </w:r>
-        <w:r>
-          <w:rPr>
-            <w:noProof/>
-            <w:webHidden/>
-          </w:rPr>
           <w:fldChar w:fldCharType="end"/>
         </w:r>
       </w:hyperlink>
@@ -6340,7 +3152,7 @@
           <w14:ligatures w14:val="standardContextual"/>
         </w:rPr>
       </w:pPr>
-      <w:hyperlink w:anchor="_Toc232494549" w:history="1">
+      <w:hyperlink w:anchor="_Toc232494458" w:history="1">
         <w:r>
           <w:rPr>
             <w:rStyle w:val="Hyperlink"/>
@@ -6354,46 +3166,10 @@
             <w:webHidden/>
           </w:rPr>
           <w:tab/>
-        </w:r>
-        <w:r>
-          <w:rPr>
-            <w:noProof/>
-            <w:webHidden/>
-          </w:rPr>
           <w:fldChar w:fldCharType="begin"/>
-        </w:r>
-        <w:r>
-          <w:rPr>
-            <w:noProof/>
-            <w:webHidden/>
-          </w:rPr>
-          <w:instrText xml:space="preserve"> PAGEREF _Toc232494549 \h </w:instrText>
-        </w:r>
-        <w:r>
-          <w:rPr>
-            <w:noProof/>
-            <w:webHidden/>
-          </w:rPr>
-        </w:r>
-        <w:r>
-          <w:rPr>
-            <w:noProof/>
-            <w:webHidden/>
-          </w:rPr>
+          <w:instrText xml:space="preserve"> PAGEREF _Toc232494458 \h </w:instrText>
           <w:fldChar w:fldCharType="separate"/>
-        </w:r>
-        <w:r>
-          <w:rPr>
-            <w:noProof/>
-            <w:webHidden/>
-          </w:rPr>
           <w:t>45</w:t>
-        </w:r>
-        <w:r>
-          <w:rPr>
-            <w:noProof/>
-            <w:webHidden/>
-          </w:rPr>
           <w:fldChar w:fldCharType="end"/>
         </w:r>
       </w:hyperlink>
@@ -6410,7 +3186,7 @@
           <w14:ligatures w14:val="standardContextual"/>
         </w:rPr>
       </w:pPr>
-      <w:hyperlink w:anchor="_Toc232494550" w:history="1">
+      <w:hyperlink w:anchor="_Toc232494459" w:history="1">
         <w:r>
           <w:rPr>
             <w:rStyle w:val="Hyperlink"/>
@@ -6424,46 +3200,146 @@
             <w:webHidden/>
           </w:rPr>
           <w:tab/>
+          <w:fldChar w:fldCharType="begin"/>
+          <w:instrText xml:space="preserve"> PAGEREF _Toc232494459 \h </w:instrText>
+          <w:fldChar w:fldCharType="separate"/>
+          <w:t>45</w:t>
+          <w:fldChar w:fldCharType="end"/>
+        </w:r>
+      </w:hyperlink>
+    </w:p>
+    <w:p>
+      <w:pPr>
+        <w:pStyle w:val="TOC1"/>
+        <w:rPr>
+          <w:rFonts w:asciiTheme="minorHAnsi" w:eastAsiaTheme="minorEastAsia" w:hAnsiTheme="minorHAnsi" w:cstheme="minorBidi"/>
+          <w:noProof/>
+          <w:kern w:val="2"/>
+          <w:sz w:val="24"/>
+          <w:szCs w:val="24"/>
+          <w14:ligatures w14:val="standardContextual"/>
+        </w:rPr>
+      </w:pPr>
+      <w:hyperlink w:anchor="_Toc232494460" w:history="1">
+        <w:r>
+          <w:rPr>
+            <w:rStyle w:val="Hyperlink"/>
+            <w:noProof/>
+          </w:rPr>
+          <w:t>Appendix B — Working Context (Not for Distribution)</w:t>
         </w:r>
         <w:r>
           <w:rPr>
             <w:noProof/>
             <w:webHidden/>
           </w:rPr>
+          <w:tab/>
           <w:fldChar w:fldCharType="begin"/>
+          <w:instrText xml:space="preserve"> PAGEREF _Toc232494460 \h </w:instrText>
+          <w:fldChar w:fldCharType="separate"/>
+          <w:t>45</w:t>
+          <w:fldChar w:fldCharType="end"/>
+        </w:r>
+      </w:hyperlink>
+    </w:p>
+    <w:p>
+      <w:pPr>
+        <w:pStyle w:val="TOC2"/>
+        <w:rPr>
+          <w:rFonts w:asciiTheme="minorHAnsi" w:eastAsiaTheme="minorEastAsia" w:hAnsiTheme="minorHAnsi" w:cstheme="minorBidi"/>
+          <w:noProof/>
+          <w:kern w:val="2"/>
+          <w:sz w:val="24"/>
+          <w:szCs w:val="24"/>
+          <w14:ligatures w14:val="standardContextual"/>
+        </w:rPr>
+      </w:pPr>
+      <w:hyperlink w:anchor="_Toc232494461" w:history="1">
+        <w:r>
+          <w:rPr>
+            <w:rStyle w:val="Hyperlink"/>
+            <w:noProof/>
+          </w:rPr>
+          <w:t>B.1 Work Completed</w:t>
         </w:r>
         <w:r>
           <w:rPr>
             <w:noProof/>
             <w:webHidden/>
           </w:rPr>
-          <w:instrText xml:space="preserve"> PAGEREF _Toc232494550 \h </w:instrText>
+          <w:tab/>
+          <w:fldChar w:fldCharType="begin"/>
+          <w:instrText xml:space="preserve"> PAGEREF _Toc232494461 \h </w:instrText>
+          <w:fldChar w:fldCharType="separate"/>
+          <w:t>45</w:t>
+          <w:fldChar w:fldCharType="end"/>
+        </w:r>
+      </w:hyperlink>
+    </w:p>
+    <w:p>
+      <w:pPr>
+        <w:pStyle w:val="TOC2"/>
+        <w:rPr>
+          <w:rFonts w:asciiTheme="minorHAnsi" w:eastAsiaTheme="minorEastAsia" w:hAnsiTheme="minorHAnsi" w:cstheme="minorBidi"/>
+          <w:noProof/>
+          <w:kern w:val="2"/>
+          <w:sz w:val="24"/>
+          <w:szCs w:val="24"/>
+          <w14:ligatures w14:val="standardContextual"/>
+        </w:rPr>
+      </w:pPr>
+      <w:hyperlink w:anchor="_Toc232494462" w:history="1">
+        <w:r>
+          <w:rPr>
+            <w:rStyle w:val="Hyperlink"/>
+            <w:noProof/>
+          </w:rPr>
+          <w:t>B.2 Work Not Yet Started</w:t>
         </w:r>
         <w:r>
           <w:rPr>
             <w:noProof/>
             <w:webHidden/>
           </w:rPr>
+          <w:tab/>
+          <w:fldChar w:fldCharType="begin"/>
+          <w:instrText xml:space="preserve"> PAGEREF _Toc232494462 \h </w:instrText>
+          <w:fldChar w:fldCharType="separate"/>
+          <w:t>46</w:t>
+          <w:fldChar w:fldCharType="end"/>
+        </w:r>
+      </w:hyperlink>
+    </w:p>
+    <w:p>
+      <w:pPr>
+        <w:pStyle w:val="TOC2"/>
+        <w:rPr>
+          <w:rFonts w:asciiTheme="minorHAnsi" w:eastAsiaTheme="minorEastAsia" w:hAnsiTheme="minorHAnsi" w:cstheme="minorBidi"/>
+          <w:noProof/>
+          <w:kern w:val="2"/>
+          <w:sz w:val="24"/>
+          <w:szCs w:val="24"/>
+          <w14:ligatures w14:val="standardContextual"/>
+        </w:rPr>
+      </w:pPr>
+      <w:hyperlink w:anchor="_Toc232494463" w:history="1">
+        <w:r>
+          <w:rPr>
+            <w:rStyle w:val="Hyperlink"/>
+            <w:noProof/>
+          </w:rPr>
+          <w:t>B.3 Key Design Decisions Made</w:t>
         </w:r>
         <w:r>
           <w:rPr>
             <w:noProof/>
             <w:webHidden/>
           </w:rPr>
+          <w:tab/>
+          <w:fldChar w:fldCharType="begin"/>
+          <w:instrText xml:space="preserve"> PAGEREF _Toc232494463 \h </w:instrText>
           <w:fldChar w:fldCharType="separate"/>
-        </w:r>
-        <w:r>
-          <w:rPr>
-            <w:noProof/>
-            <w:webHidden/>
-          </w:rPr>
-          <w:t>45</w:t>
-        </w:r>
-        <w:r>
-          <w:rPr>
-            <w:noProof/>
-            <w:webHidden/>
-          </w:rPr>
+          <w:t>52</w:t>
           <w:fldChar w:fldCharType="end"/>
         </w:r>
       </w:hyperlink>
@@ -6485,10 +3361,12 @@
       <w:pPr>
         <w:pStyle w:val="Heading1"/>
       </w:pPr>
+      <w:bookmarkStart w:id="1" w:name="_Toc232494370"/>
       <w:r>
         <w:lastRenderedPageBreak/>
         <w:t>1. Purpose and Scope</w:t>
       </w:r>
+      <w:bookmarkEnd w:id="1"/>
     </w:p>
     <w:p/>
     <w:p>
@@ -6580,9 +3458,11 @@
       <w:pPr>
         <w:pStyle w:val="Heading2"/>
       </w:pPr>
+      <w:bookmarkStart w:id="2" w:name="_Toc232494371"/>
       <w:r>
         <w:t>1.1 Governing Standards</w:t>
       </w:r>
+      <w:bookmarkEnd w:id="2"/>
     </w:p>
     <w:p/>
     <w:tbl>
@@ -6792,8 +3672,6 @@
           <w:p>
             <w:r>
               <w:t>NENA-INF-</w:t>
-            </w:r>
-            <w:r>
               <w:lastRenderedPageBreak/>
               <w:t>027.1-2018</w:t>
             </w:r>
@@ -6813,8 +3691,6 @@
             <w:r>
               <w:lastRenderedPageBreak/>
               <w:t xml:space="preserve">August </w:t>
-            </w:r>
-            <w:r>
               <w:lastRenderedPageBreak/>
               <w:t>2018</w:t>
             </w:r>
@@ -6834,8 +3710,6 @@
             <w:r>
               <w:lastRenderedPageBreak/>
               <w:t xml:space="preserve">Reference source for LVF evaluation logic, hierarchy </w:t>
-            </w:r>
-            <w:r>
               <w:lastRenderedPageBreak/>
               <w:t>principles, and unchecked element definitions. Where INF-027 conflicts with STA-004.2-2024 or STA-006.3-2026, the newer standard takes precedence.</w:t>
             </w:r>
@@ -7099,9 +3973,11 @@
       <w:pPr>
         <w:pStyle w:val="Heading2"/>
       </w:pPr>
+      <w:bookmarkStart w:id="3" w:name="_Toc232494372"/>
       <w:r>
         <w:t>1.2 Document Philosophy and Approach</w:t>
       </w:r>
+      <w:bookmarkEnd w:id="3"/>
     </w:p>
     <w:p/>
     <w:p/>
@@ -7121,12 +3997,12 @@
       <w:pPr>
         <w:pStyle w:val="Heading2"/>
       </w:pPr>
-      <w:bookmarkStart w:id="0" w:name="_Toc232494464"/>
+      <w:bookmarkStart w:id="4" w:name="_Toc232494373"/>
       <w:r>
         <w:lastRenderedPageBreak/>
         <w:t>1.3 PIDF-LO Namespace Prefixes</w:t>
       </w:r>
-      <w:bookmarkEnd w:id="0"/>
+      <w:bookmarkEnd w:id="4"/>
     </w:p>
     <w:p/>
     <w:tbl>
@@ -7428,11 +4304,11 @@
       <w:pPr>
         <w:pStyle w:val="Heading2"/>
       </w:pPr>
-      <w:bookmarkStart w:id="1" w:name="_Toc232494465"/>
+      <w:bookmarkStart w:id="5" w:name="_Toc232494374"/>
       <w:r>
         <w:t>1.4 Explicitly Unused PIDF-LO Elements (CLDXF-US §3.4)</w:t>
       </w:r>
-      <w:bookmarkEnd w:id="1"/>
+      <w:bookmarkEnd w:id="5"/>
     </w:p>
     <w:p/>
     <w:p>
@@ -7484,11 +4360,11 @@
       <w:pPr>
         <w:pStyle w:val="Heading1"/>
       </w:pPr>
-      <w:bookmarkStart w:id="2" w:name="_Toc232494466"/>
+      <w:bookmarkStart w:id="6" w:name="_Toc232494375"/>
       <w:r>
         <w:t>2. Algorithm Overview</w:t>
       </w:r>
-      <w:bookmarkEnd w:id="2"/>
+      <w:bookmarkEnd w:id="6"/>
     </w:p>
     <w:p/>
     <w:p>
@@ -7724,8 +4600,6 @@
           <w:p>
             <w:r>
               <w:t xml:space="preserve">PIDF-LO contains minimum required elements — proceed </w:t>
-            </w:r>
-            <w:r>
               <w:lastRenderedPageBreak/>
               <w:t>to Gate 2</w:t>
             </w:r>
@@ -7822,22 +4696,22 @@
       <w:pPr>
         <w:pStyle w:val="Heading1"/>
       </w:pPr>
-      <w:bookmarkStart w:id="3" w:name="_Toc232494467"/>
+      <w:bookmarkStart w:id="7" w:name="_Toc232494376"/>
       <w:r>
         <w:t>3. Pre-Algorithm Context</w:t>
       </w:r>
-      <w:bookmarkEnd w:id="3"/>
+      <w:bookmarkEnd w:id="7"/>
     </w:p>
     <w:p/>
     <w:p>
       <w:pPr>
         <w:pStyle w:val="Heading2"/>
       </w:pPr>
-      <w:bookmarkStart w:id="4" w:name="_Toc232494468"/>
+      <w:bookmarkStart w:id="8" w:name="_Toc232494377"/>
       <w:r>
         <w:t>3.1 Scope</w:t>
       </w:r>
-      <w:bookmarkEnd w:id="4"/>
+      <w:bookmarkEnd w:id="8"/>
     </w:p>
     <w:p/>
     <w:p>
@@ -7850,11 +4724,11 @@
       <w:pPr>
         <w:pStyle w:val="Heading2"/>
       </w:pPr>
-      <w:bookmarkStart w:id="5" w:name="_Toc232494469"/>
+      <w:bookmarkStart w:id="9" w:name="_Toc232494378"/>
       <w:r>
         <w:t>3.2 GIS Data Quality</w:t>
       </w:r>
-      <w:bookmarkEnd w:id="5"/>
+      <w:bookmarkEnd w:id="9"/>
     </w:p>
     <w:p>
       <w:r>
@@ -7865,8 +4739,6 @@
     <w:p>
       <w:r>
         <w:t xml:space="preserve">QA/QC processes placed in front of the LVF — at the GIS data provider or 911 Authority level — are essential for reliable validation results. These processes should ensure that GIS data is complete (all address points and road centerlines provisioned), accurate (field values conform to </w:t>
-      </w:r>
-      <w:r>
         <w:lastRenderedPageBreak/>
         <w:t>STA-006.3 and STA-004.2 domain requirements), and current (effective and expiration dates maintained to reflect planned changes). Issues such as missing address points, incorrect street name spelling or formatting, out-of-date administrative boundaries, and misaligned service boundary polygons will all produce unexpected or incorrect validation results that cannot be detected or corrected by the LVF itself.</w:t>
       </w:r>
@@ -7875,11 +4747,11 @@
       <w:pPr>
         <w:pStyle w:val="Heading2"/>
       </w:pPr>
-      <w:bookmarkStart w:id="6" w:name="_Toc232494470"/>
+      <w:bookmarkStart w:id="10" w:name="_Toc232494379"/>
       <w:r>
         <w:t>3.3 Civic Coverage Region Derivation</w:t>
       </w:r>
-      <w:bookmarkEnd w:id="6"/>
+      <w:bookmarkEnd w:id="10"/>
     </w:p>
     <w:p/>
     <w:p>
@@ -7935,11 +4807,11 @@
       <w:pPr>
         <w:pStyle w:val="Heading2"/>
       </w:pPr>
-      <w:bookmarkStart w:id="7" w:name="_Toc232494471"/>
+      <w:bookmarkStart w:id="11" w:name="_Toc232494380"/>
       <w:r>
         <w:t>3.3.1 Derivation Process</w:t>
       </w:r>
-      <w:bookmarkEnd w:id="7"/>
+      <w:bookmarkEnd w:id="11"/>
     </w:p>
     <w:p/>
     <w:p>
@@ -7958,18 +4830,16 @@
       <w:pPr>
         <w:pStyle w:val="Heading2"/>
       </w:pPr>
-      <w:bookmarkStart w:id="8" w:name="_Toc232494472"/>
+      <w:bookmarkStart w:id="12" w:name="_Toc232494381"/>
       <w:r>
         <w:t>3.3.2 Coverage Region Matching at Query Time</w:t>
       </w:r>
-      <w:bookmarkEnd w:id="8"/>
+      <w:bookmarkEnd w:id="12"/>
     </w:p>
     <w:p/>
     <w:p>
       <w:r>
         <w:t xml:space="preserve">The civic coverage region lookup table is used in two contexts. Coverage check: when the progressive filter yields zero candidates on all layers, the LVF looks up the submitted administrative elements using longest-prefix matching. If a match is found, the address is within the LVF’s authoritative area. If no match is found, the address is outside the LVF’s coverage. Both return &lt;notFound&gt; in this version per §3.2. When the progressive filter stops on a non-conforming result, the LVF uses the same lookup to identify the correct service boundary for the &lt;mapping&gt; element: the valid administrative elements evaluated before the stop point are matched against the coverage table using longest-prefix matching. The service boundary associated with the matching entry is used to populate the &lt;mapping&gt; element. This resolves the gap documented in §10, a non-conforming result with validated country, A1, A2, A3 will return the correct jurisdictional boundary rather than an arbitrary one. Longest-prefix matching follows RFC 5582 §5: the most specific matching entry wins. Specificity is scored as the count of non-null fields among A3, A4, A5 — an entry with A3=MANDAN scores higher than an entry with A3=null for an incoming request with A3=MANDAN. A stored null A3/A4/A5 value matches any incoming value for that field (wildcard semantics at query time). Conflict detection: if two entries at the same specificity level resolve to different boundaries, the lookup returns no match rather than arbitrarily selecting one; a synthetic default mapping is returned per §8.5 in this case. A submitted address with country=US, A1=ND, A2=BURLEIGH COUNTY, A3=BISMARCK matches a specific (US, ND, BURLEIGH COUNTY, BISMARCK) entry if </w:t>
-      </w:r>
-      <w:r>
         <w:lastRenderedPageBreak/>
         <w:t>present, otherwise falls back to (US, ND, BURLEIGH COUNTY, *) if present, otherwise (US, ND, *) and so on up the hierarchy.</w:t>
       </w:r>
@@ -7979,11 +4849,11 @@
       <w:pPr>
         <w:pStyle w:val="Heading2"/>
       </w:pPr>
-      <w:bookmarkStart w:id="9" w:name="_Toc232494473"/>
+      <w:bookmarkStart w:id="13" w:name="_Toc232494382"/>
       <w:r>
         <w:t>3.3.3 Synchronization</w:t>
       </w:r>
-      <w:bookmarkEnd w:id="9"/>
+      <w:bookmarkEnd w:id="13"/>
     </w:p>
     <w:p/>
     <w:p>
@@ -8008,11 +4878,11 @@
       <w:pPr>
         <w:pStyle w:val="Heading2"/>
       </w:pPr>
-      <w:bookmarkStart w:id="10" w:name="_Toc232494474"/>
+      <w:bookmarkStart w:id="14" w:name="_Toc232494383"/>
       <w:r>
         <w:t>3.4 Geodetic Coverage Region Derivation</w:t>
       </w:r>
-      <w:bookmarkEnd w:id="10"/>
+      <w:bookmarkEnd w:id="14"/>
     </w:p>
     <w:p/>
     <w:p>
@@ -8061,17 +4931,15 @@
       <w:pPr>
         <w:pStyle w:val="Heading3"/>
       </w:pPr>
-      <w:bookmarkStart w:id="11" w:name="_Toc232494475"/>
+      <w:bookmarkStart w:id="15" w:name="_Toc232494384"/>
       <w:r>
         <w:t>3.4.1 Geodetic Coverage Region Format</w:t>
       </w:r>
-      <w:bookmarkEnd w:id="11"/>
+      <w:bookmarkEnd w:id="15"/>
     </w:p>
     <w:p>
       <w:r>
         <w:t xml:space="preserve">The geodetic coverage region is expressed as GML (&lt;serviceBoundary profile=”geodetic-2d”&gt; containing &lt;gml:Polygon srsName=”urn:ogc:def::crs:EPSG::4326”&gt;) at every level of the tree, using identical serialization whether the exchange is intra-tree (child to parent) or directed at a </w:t>
-      </w:r>
-      <w:r>
         <w:lastRenderedPageBreak/>
         <w:t>Forest Guide (root AMS to FG). This is consistent with RFC 6739 and NENA-INF-009.1-2014 §3.4, and ensures any node can participate in coverage exchange without format transformation. Operator-facing provisioning files use GeoJSON as a convenient authoring format. The LVF converts GeoJSON to GML internally before constructing any LoST-Sync payload. GeoJSON never appears on the wire.</w:t>
       </w:r>
@@ -8080,11 +4948,11 @@
       <w:pPr>
         <w:pStyle w:val="Heading2"/>
       </w:pPr>
-      <w:bookmarkStart w:id="12" w:name="_Toc232494476"/>
+      <w:bookmarkStart w:id="16" w:name="_Toc232494385"/>
       <w:r>
         <w:t>3.5 GIS Record Temporal Filtering</w:t>
       </w:r>
-      <w:bookmarkEnd w:id="12"/>
+      <w:bookmarkEnd w:id="16"/>
     </w:p>
     <w:p>
       <w:r>
@@ -8149,10 +5017,7 @@
     </w:p>
     <w:p>
       <w:r>
-        <w:t xml:space="preserve">The civic and geodetic coverage regions (§3.3, §3.4) are derived at load time and use a load-time snapshot of temporally active records. This means the coverage regions reflect the active dataset at server startup rather than at each individual request. The consequence, that a record becoming effective or expiring mid-session may cause a small divergence between the coverage regions and the query-time active dataset. This is resolved by the GPKG file watcher mechanism (§3.6): when new GIS data is detected, </w:t>
-      </w:r>
-      <w:r>
-        <w:t>the LVF returns &lt;locationValidationUnavailable&gt; during the rebuild and swaps in updated coverage regions automatically on completion.</w:t>
+        <w:t>The civic and geodetic coverage regions (§3.3, §3.4) are derived at load time and use a load-time snapshot of temporally active records. This means the coverage regions reflect the active dataset at server startup rather than at each individual request. The consequence, that a record becoming effective or expiring mid-session may cause a small divergence between the coverage regions and the query-time active dataset. This is resolved by the GPKG file watcher mechanism (§3.6): when new GIS data is detected, the LVF returns &lt;locationValidationUnavailable&gt; during the rebuild and swaps in updated coverage regions automatically on completion.</w:t>
       </w:r>
     </w:p>
     <w:p/>
@@ -8174,11 +5039,11 @@
       <w:pPr>
         <w:pStyle w:val="Heading2"/>
       </w:pPr>
-      <w:bookmarkStart w:id="13" w:name="_Toc232494477"/>
+      <w:bookmarkStart w:id="17" w:name="_Toc232494386"/>
       <w:r>
         <w:t>3.6 GIS Data Reload and Unavailability Window</w:t>
       </w:r>
-      <w:bookmarkEnd w:id="13"/>
+      <w:bookmarkEnd w:id="17"/>
     </w:p>
     <w:p>
       <w:pPr>
@@ -8193,14 +5058,6 @@
           <w:szCs w:val="20"/>
         </w:rPr>
         <w:t xml:space="preserve">⚠️ Recommended Best Practice — No Current Standards Guidance: No NENA standard or RFC currently specifies how an LVF should handle GIS data updates during server uptime. </w:t>
-      </w:r>
-      <w:r>
-        <w:rPr>
-          <w:b/>
-          <w:i/>
-          <w:sz w:val="20"/>
-          <w:szCs w:val="20"/>
-        </w:rPr>
         <w:lastRenderedPageBreak/>
         <w:t>The following represents a recommended best practice approach. It is intended to inform future standards development.</w:t>
       </w:r>
@@ -8282,11 +5139,11 @@
       <w:pPr>
         <w:pStyle w:val="Heading2"/>
       </w:pPr>
-      <w:bookmarkStart w:id="14" w:name="_Toc232494478"/>
+      <w:bookmarkStart w:id="18" w:name="_Toc232494387"/>
       <w:r>
         <w:t>3.7 LoST-Sync (RFC 6739) — Coverage Region Exchange</w:t>
       </w:r>
-      <w:bookmarkEnd w:id="14"/>
+      <w:bookmarkEnd w:id="18"/>
     </w:p>
     <w:p>
       <w:r>
@@ -8297,11 +5154,11 @@
       <w:pPr>
         <w:pStyle w:val="Heading3"/>
       </w:pPr>
-      <w:bookmarkStart w:id="15" w:name="_Toc232494479"/>
+      <w:bookmarkStart w:id="19" w:name="_Toc232494388"/>
       <w:r>
         <w:t>3.7.1 Outbound Push (Child to Parent)</w:t>
       </w:r>
-      <w:bookmarkEnd w:id="15"/>
+      <w:bookmarkEnd w:id="19"/>
     </w:p>
     <w:p>
       <w:r>
@@ -8319,11 +5176,11 @@
       <w:pPr>
         <w:pStyle w:val="Heading3"/>
       </w:pPr>
-      <w:bookmarkStart w:id="16" w:name="_Toc232494480"/>
+      <w:bookmarkStart w:id="20" w:name="_Toc232494389"/>
       <w:r>
         <w:t>3.7.2 Inbound Reception (Parent Receiving Push or Pulling from Children)</w:t>
       </w:r>
-      <w:bookmarkEnd w:id="16"/>
+      <w:bookmarkEnd w:id="20"/>
     </w:p>
     <w:p>
       <w:r>
@@ -8346,8 +5203,6 @@
     <w:p>
       <w:r>
         <w:t xml:space="preserve">The &lt;exists&gt; fingerprint mechanism applies equally to child coverage entries: if the requester supplies fingerprints, only child entries newer than the provided fingerprints are included in the </w:t>
-      </w:r>
-      <w:r>
         <w:lastRenderedPageBreak/>
         <w:t>response. Coverage is passed verbatim up the tree without simplification or merging at intermediate nodes — see §A.2 for deferred simplification work.</w:t>
       </w:r>
@@ -8356,11 +5211,11 @@
       <w:pPr>
         <w:pStyle w:val="Heading3"/>
       </w:pPr>
-      <w:bookmarkStart w:id="17" w:name="_Toc232494481"/>
+      <w:bookmarkStart w:id="21" w:name="_Toc232494390"/>
       <w:r>
         <w:t>3.7.3 Child Coverage Routing at Query Time</w:t>
       </w:r>
-      <w:bookmarkEnd w:id="17"/>
+      <w:bookmarkEnd w:id="21"/>
     </w:p>
     <w:p>
       <w:r>
@@ -8377,11 +5232,11 @@
       <w:pPr>
         <w:pStyle w:val="Heading3"/>
       </w:pPr>
-      <w:bookmarkStart w:id="18" w:name="_Toc232494482"/>
+      <w:bookmarkStart w:id="22" w:name="_Toc232494391"/>
       <w:r>
         <w:t>3.7.5 Cascading Coverage Propagation</w:t>
       </w:r>
-      <w:bookmarkEnd w:id="18"/>
+      <w:bookmarkEnd w:id="22"/>
     </w:p>
     <w:p>
       <w:r>
@@ -8392,11 +5247,11 @@
       <w:pPr>
         <w:pStyle w:val="Heading2"/>
       </w:pPr>
-      <w:bookmarkStart w:id="19" w:name="_Toc232494483"/>
+      <w:bookmarkStart w:id="23" w:name="_Toc232494392"/>
       <w:r>
         <w:t>3.8 Forest Guide Mode</w:t>
       </w:r>
-      <w:bookmarkEnd w:id="19"/>
+      <w:bookmarkEnd w:id="23"/>
     </w:p>
     <w:p>
       <w:pPr>
@@ -8561,11 +5416,11 @@
       <w:pPr>
         <w:pStyle w:val="Heading2"/>
       </w:pPr>
-      <w:bookmarkStart w:id="20" w:name="_Toc232494484"/>
+      <w:bookmarkStart w:id="24" w:name="_Toc232494393"/>
       <w:r>
         <w:t>3.9 Root AMS Mode</w:t>
       </w:r>
-      <w:bookmarkEnd w:id="20"/>
+      <w:bookmarkEnd w:id="24"/>
     </w:p>
     <w:p>
       <w:pPr>
@@ -8600,11 +5455,11 @@
       <w:pPr>
         <w:pStyle w:val="Heading3"/>
       </w:pPr>
-      <w:bookmarkStart w:id="21" w:name="_Toc232494485"/>
+      <w:bookmarkStart w:id="25" w:name="_Toc232494394"/>
       <w:r>
         <w:t>3.9.1 Overview</w:t>
       </w:r>
-      <w:bookmarkEnd w:id="21"/>
+      <w:bookmarkEnd w:id="25"/>
     </w:p>
     <w:p>
       <w:r>
@@ -8614,8 +5469,6 @@
     <w:p>
       <w:r>
         <w:t xml:space="preserve">This creates a conflict with the existing behavior of §3.7.1: when LVF_PARENT_URI is set, the LVF pushes programmatically derived civic and geodetic coverage to that URI on startup and </w:t>
-      </w:r>
-      <w:r>
         <w:lastRenderedPageBreak/>
         <w:t>after each hot-reload. For non-root nodes this is correct — the parent needs fine-grained GIS-derived coverage tuples for routing. For a root AMS pushing to the FG, programmatic derivation is not appropriate: the FG should receive the operator-declared jurisdictional boundary, not a mechanical aggregation of thousands of individual GIS record attributes. Programmatically derived coverage would also be unnecessarily granular for FG purposes, and it is more appropriate from a governance standpoint for a human to explicitly declare the authoritative extent of a jurisdiction rather than have it inferred from GIS data. LVF_ROOT_AMS=true resolves this conflict by separating the two purposes of LVF_PARENT_URI: out-of-coverage escalation (unchanged) and coverage push (suppressed; replaced by provisioned file push to LVF_FOREST_GUIDE_URI).</w:t>
       </w:r>
@@ -8624,11 +5477,11 @@
       <w:pPr>
         <w:pStyle w:val="Heading3"/>
       </w:pPr>
-      <w:bookmarkStart w:id="22" w:name="_Toc232494486"/>
+      <w:bookmarkStart w:id="26" w:name="_Toc232494395"/>
       <w:r>
         <w:t>3.9.2 Provisioning Files</w:t>
       </w:r>
-      <w:bookmarkEnd w:id="22"/>
+      <w:bookmarkEnd w:id="26"/>
     </w:p>
     <w:p>
       <w:r>
@@ -8662,11 +5515,11 @@
       <w:pPr>
         <w:pStyle w:val="Heading3"/>
       </w:pPr>
-      <w:bookmarkStart w:id="23" w:name="_Toc232494487"/>
+      <w:bookmarkStart w:id="27" w:name="_Toc232494396"/>
       <w:r>
         <w:t>3.9.3 Activation Conditions</w:t>
       </w:r>
-      <w:bookmarkEnd w:id="23"/>
+      <w:bookmarkEnd w:id="27"/>
     </w:p>
     <w:p>
       <w:r>
@@ -8683,11 +5536,11 @@
       <w:pPr>
         <w:pStyle w:val="Heading3"/>
       </w:pPr>
-      <w:bookmarkStart w:id="24" w:name="_Toc232494488"/>
+      <w:bookmarkStart w:id="28" w:name="_Toc232494397"/>
       <w:r>
         <w:t>3.9.4 Startup and Reload Behavior</w:t>
       </w:r>
-      <w:bookmarkEnd w:id="24"/>
+      <w:bookmarkEnd w:id="28"/>
     </w:p>
     <w:p>
       <w:r>
@@ -8717,11 +5570,11 @@
       <w:pPr>
         <w:pStyle w:val="Heading3"/>
       </w:pPr>
-      <w:bookmarkStart w:id="25" w:name="_Toc232494489"/>
+      <w:bookmarkStart w:id="29" w:name="_Toc232494398"/>
       <w:r>
         <w:t>3.9.5 Relationship to Intra-Tree Geodetic Exchange</w:t>
       </w:r>
-      <w:bookmarkEnd w:id="25"/>
+      <w:bookmarkEnd w:id="29"/>
     </w:p>
     <w:p>
       <w:r>
@@ -8733,11 +5586,11 @@
       <w:pPr>
         <w:pStyle w:val="Heading2"/>
       </w:pPr>
-      <w:bookmarkStart w:id="26" w:name="_Toc232494490"/>
+      <w:bookmarkStart w:id="30" w:name="_Toc232494399"/>
       <w:r>
         <w:t>3.10 Environment Variables</w:t>
       </w:r>
-      <w:bookmarkEnd w:id="26"/>
+      <w:bookmarkEnd w:id="30"/>
     </w:p>
     <w:p>
       <w:r>
@@ -8748,11 +5601,11 @@
       <w:pPr>
         <w:pStyle w:val="Heading3"/>
       </w:pPr>
-      <w:bookmarkStart w:id="27" w:name="_Toc232494491"/>
+      <w:bookmarkStart w:id="31" w:name="_Toc232494400"/>
       <w:r>
         <w:t>3.10.1 Core Server Identity</w:t>
       </w:r>
-      <w:bookmarkEnd w:id="27"/>
+      <w:bookmarkEnd w:id="31"/>
     </w:p>
     <w:p>
       <w:pPr>
@@ -8771,8 +5624,6 @@
       </w:r>
       <w:r>
         <w:t xml:space="preserve"> — U-NAPTR/DDDS application unique string in DNS name form (e.g., lostserver.example.com) per RFC 5222 §7. Used as the source attribute on all &lt;mapping&gt;, &lt;path&gt;&lt;via&gt;, and &lt;errors&gt; elements. U-NAPTR/DDDS is the standards-conformant mechanism by which LoST clients discover the LVF endpoint; provisioning of </w:t>
-      </w:r>
-      <w:r>
         <w:lastRenderedPageBreak/>
         <w:t>that DNS name in the registry is outside the scope of this document. Using an IP address or direct HTTP URL bypasses U-NAPTR resolution and deviates from RFC 5222 — this is acceptable for development and testing but MUST NOT be used in production deployments. See §8.5.3.</w:t>
       </w:r>
@@ -8800,13 +5651,13 @@
       <w:pPr>
         <w:pStyle w:val="Heading3"/>
       </w:pPr>
-      <w:bookmarkStart w:id="28" w:name="_Toc230253397b"/>
-      <w:bookmarkStart w:id="29" w:name="_Toc232494492"/>
+      <w:bookmarkStart w:id="32" w:name="_Toc230253397b"/>
+      <w:bookmarkStart w:id="33" w:name="_Toc232494401"/>
       <w:r>
         <w:t>3.10.2 GIS Data and Reload</w:t>
       </w:r>
-      <w:bookmarkEnd w:id="28"/>
-      <w:bookmarkEnd w:id="29"/>
+      <w:bookmarkEnd w:id="32"/>
+      <w:bookmarkEnd w:id="33"/>
     </w:p>
     <w:p>
       <w:pPr>
@@ -8850,13 +5701,13 @@
       <w:pPr>
         <w:pStyle w:val="Heading3"/>
       </w:pPr>
-      <w:bookmarkStart w:id="30" w:name="_Toc230253397c"/>
-      <w:bookmarkStart w:id="31" w:name="_Toc232494493"/>
+      <w:bookmarkStart w:id="34" w:name="_Toc230253397c"/>
+      <w:bookmarkStart w:id="35" w:name="_Toc232494402"/>
       <w:r>
         <w:t>3.10.3 Service URN Configuration</w:t>
       </w:r>
-      <w:bookmarkEnd w:id="30"/>
-      <w:bookmarkEnd w:id="31"/>
+      <w:bookmarkEnd w:id="34"/>
+      <w:bookmarkEnd w:id="35"/>
     </w:p>
     <w:p>
       <w:pPr>
@@ -8900,13 +5751,13 @@
       <w:pPr>
         <w:pStyle w:val="Heading3"/>
       </w:pPr>
-      <w:bookmarkStart w:id="32" w:name="_Toc230253397d"/>
-      <w:bookmarkStart w:id="33" w:name="_Toc232494494"/>
+      <w:bookmarkStart w:id="36" w:name="_Toc230253397d"/>
+      <w:bookmarkStart w:id="37" w:name="_Toc232494403"/>
       <w:r>
         <w:t>3.10.4 Coverage and Tree Synchronization</w:t>
       </w:r>
-      <w:bookmarkEnd w:id="32"/>
-      <w:bookmarkEnd w:id="33"/>
+      <w:bookmarkEnd w:id="36"/>
+      <w:bookmarkEnd w:id="37"/>
     </w:p>
     <w:p>
       <w:pPr>
@@ -9027,11 +5878,11 @@
       <w:pPr>
         <w:pStyle w:val="Heading3"/>
       </w:pPr>
-      <w:bookmarkStart w:id="34" w:name="_Toc232494495"/>
+      <w:bookmarkStart w:id="38" w:name="_Toc232494404"/>
       <w:r>
         <w:t>3.10.5 Forest Guide</w:t>
       </w:r>
-      <w:bookmarkEnd w:id="34"/>
+      <w:bookmarkEnd w:id="38"/>
     </w:p>
     <w:p>
       <w:pPr>
@@ -9061,13 +5912,13 @@
       <w:pPr>
         <w:pStyle w:val="Heading3"/>
       </w:pPr>
-      <w:bookmarkStart w:id="35" w:name="_Toc230732654_tls"/>
-      <w:bookmarkStart w:id="36" w:name="_Toc232494496"/>
+      <w:bookmarkStart w:id="39" w:name="_Toc230732654_tls"/>
+      <w:bookmarkStart w:id="40" w:name="_Toc232494405"/>
       <w:r>
         <w:t>3.10.6 TLS</w:t>
       </w:r>
-      <w:bookmarkEnd w:id="35"/>
-      <w:bookmarkEnd w:id="36"/>
+      <w:bookmarkEnd w:id="39"/>
+      <w:bookmarkEnd w:id="40"/>
     </w:p>
     <w:p>
       <w:pPr>
@@ -9085,10 +5936,7 @@
         <w:t>LVF_TLS_MODE</w:t>
       </w:r>
       <w:r>
-        <w:t xml:space="preserve"> — transport security mode. Valid values: disabled (default), tls, mtls. disabled: HTTP only, no certificate required; current behavior and appropriate for development and testing environments. tls: HTTPS with server certificate only (one-way TLS). mtls: HTTPS with mutual TLS — /sync requires a valid client certificate (HTTP 401 is returned if none is presented); /lost requests but does not require a client certificate (requests proceed regardless, with certificate presence logged at DEBUG level). In produc</w:t>
-      </w:r>
-      <w:r>
-        <w:t>tion deployments, mtls is the standards-conformant mode per NENA-STA-010.3.1 and RFC 6739 §9, which require mutual authentication using PCA-traceable certificates. For deployments without a PCA, certificates from a trusted CA (e.g., a self-signed CA) are acceptable as a transitional measure per NENA-INF-009.1-2014 §3.2 item 16. See §3.11.3.</w:t>
+        <w:t xml:space="preserve"> — transport security mode. Valid values: disabled (default), tls, mtls. disabled: HTTP only, no certificate required; current behavior and appropriate for development and testing environments. tls: HTTPS with server certificate only (one-way TLS). mtls: HTTPS with mutual TLS — /sync requires a valid client certificate (HTTP 401 is returned if none is presented); /lost requests but does not require a client certificate (requests proceed regardless, with certificate presence logged at DEBUG level). In production deployments, mtls is the standards-conformant mode per NENA-STA-010.3.1 and RFC 6739 §9, which require mutual authentication using PCA-traceable certificates. For deployments without a PCA, certificates from a trusted CA (e.g., a self-signed CA) are acceptable as a transitional measure per NENA-INF-009.1-2014 §3.2 item 16. See §3.11.3.</w:t>
       </w:r>
     </w:p>
     <w:p>
@@ -9157,12 +6005,12 @@
       <w:pPr>
         <w:pStyle w:val="Heading1"/>
       </w:pPr>
-      <w:bookmarkStart w:id="37" w:name="_Toc232494497"/>
+      <w:bookmarkStart w:id="41" w:name="_Toc232494406"/>
       <w:r>
         <w:lastRenderedPageBreak/>
         <w:t>3.11 HTTP Interface</w:t>
       </w:r>
-      <w:bookmarkEnd w:id="37"/>
+      <w:bookmarkEnd w:id="41"/>
     </w:p>
     <w:p>
       <w:r>
@@ -9173,11 +6021,11 @@
       <w:pPr>
         <w:pStyle w:val="Heading2"/>
       </w:pPr>
-      <w:bookmarkStart w:id="38" w:name="_Toc232494498"/>
+      <w:bookmarkStart w:id="42" w:name="_Toc232494407"/>
       <w:r>
         <w:t>3.11.1 POST /lost — LoST Protocol Endpoint</w:t>
       </w:r>
-      <w:bookmarkEnd w:id="38"/>
+      <w:bookmarkEnd w:id="42"/>
     </w:p>
     <w:p>
       <w:r>
@@ -9210,11 +6058,11 @@
       <w:pPr>
         <w:pStyle w:val="Heading2"/>
       </w:pPr>
-      <w:bookmarkStart w:id="39" w:name="_Toc232494499"/>
+      <w:bookmarkStart w:id="43" w:name="_Toc232494408"/>
       <w:r>
         <w:t>3.11.2 POST /sync — LoST-Sync Endpoint</w:t>
       </w:r>
-      <w:bookmarkEnd w:id="39"/>
+      <w:bookmarkEnd w:id="43"/>
     </w:p>
     <w:p>
       <w:r>
@@ -9223,28 +6071,22 @@
     </w:p>
     <w:p>
       <w:r>
-        <w:t>RFC 6739 explicitly leaves sync endpoint discovery out of scope — both sides are operator-configured. This means there is no standards-defined path that a conforming LoST-Sync peer would expect. The /sync path used here is this implementation’s convention; third-party LoST servers that need to sync with this LVF must be told the full URL by their operator. LVF_SYNC_CHILDREN accepts full endpoint URLs (e.g., https://parent.lvf.example.com/sync) and is used as-is without path appending. LVF_PARENT_URI and LVF</w:t>
-      </w:r>
-      <w:r>
-        <w:t>_FOREST_GUIDE_URI are DNS application unique strings resolved via U-NAPTR; /sync is appended internally to both. See §3.10.4.</w:t>
+        <w:t>RFC 6739 explicitly leaves sync endpoint discovery out of scope — both sides are operator-configured. This means there is no standards-defined path that a conforming LoST-Sync peer would expect. The /sync path used here is this implementation’s convention; third-party LoST servers that need to sync with this LVF must be told the full URL by their operator. LVF_SYNC_CHILDREN accepts full endpoint URLs (e.g., https://parent.lvf.example.com/sync) and is used as-is without path appending. LVF_PARENT_URI and LVF_FOREST_GUIDE_URI are DNS application unique strings resolved via U-NAPTR; /sync is appended internally to both. See §3.10.4.</w:t>
       </w:r>
     </w:p>
     <w:p>
       <w:pPr>
         <w:pStyle w:val="Heading2"/>
       </w:pPr>
-      <w:bookmarkStart w:id="40" w:name="_Toc232494500"/>
+      <w:bookmarkStart w:id="44" w:name="_Toc232494409"/>
       <w:r>
         <w:t>3.11.3 Transport Requirements</w:t>
       </w:r>
-      <w:bookmarkEnd w:id="40"/>
-    </w:p>
-    <w:p>
-      <w:r>
-        <w:t>Both endpoints MUST be served over HTTPS with TLS 1.2 or greater in production deployments per NENA-STA-010.3.1 HTTP Transport requirements. RFC 6739 §6 additionally requires HTTPS for LoST-Sync with no HTTP fallback. HTTP is acceptable for development and testing environments only. LVF_PARENT_URI, LVF_SYNC_CHILDREN, and LVF_FOREST_GUIDE_URI MUST use https:// schemes in production. Transport security is configured via LVF_TLS_MODE (§3.10.6), which supports three modes: disabled (HTTP only, for development),</w:t>
-      </w:r>
-      <w:r>
-        <w:t xml:space="preserve"> tls (one-way HTTPS), and mtls (mutual TLS — the standards-conformant production mode per NENA-STA-010.3.1 and RFC 6739 §9). In mtls mode, /sync enforces client certificate presentation; /lost requests but does not require a client certificate, accommodating LIS clients that may not hold PCA-traceable credentials.</w:t>
+      <w:bookmarkEnd w:id="44"/>
+    </w:p>
+    <w:p>
+      <w:r>
+        <w:t>Both endpoints MUST be served over HTTPS with TLS 1.2 or greater in production deployments per NENA-STA-010.3.1 HTTP Transport requirements. RFC 6739 §6 additionally requires HTTPS for LoST-Sync with no HTTP fallback. HTTP is acceptable for development and testing environments only. LVF_PARENT_URI, LVF_SYNC_CHILDREN, and LVF_FOREST_GUIDE_URI MUST use https:// schemes in production. Transport security is configured via LVF_TLS_MODE (§3.10.6), which supports three modes: disabled (HTTP only, for development), tls (one-way HTTPS), and mtls (mutual TLS — the standards-conformant production mode per NENA-STA-010.3.1 and RFC 6739 §9). In mtls mode, /sync enforces client certificate presentation; /lost requests but does not require a client certificate, accommodating LIS clients that may not hold PCA-traceable credentials.</w:t>
       </w:r>
     </w:p>
     <w:p>
@@ -9256,11 +6098,11 @@
       <w:pPr>
         <w:pStyle w:val="Heading1"/>
       </w:pPr>
-      <w:bookmarkStart w:id="41" w:name="_Toc232494501"/>
+      <w:bookmarkStart w:id="45" w:name="_Toc232494410"/>
       <w:r>
         <w:t>4. Gate 0 — Service URN and Boundary Check</w:t>
       </w:r>
-      <w:bookmarkEnd w:id="41"/>
+      <w:bookmarkEnd w:id="45"/>
     </w:p>
     <w:p/>
     <w:p>
@@ -9275,11 +6117,11 @@
       <w:pPr>
         <w:pStyle w:val="Heading2"/>
       </w:pPr>
-      <w:bookmarkStart w:id="42" w:name="_Toc232494502"/>
+      <w:bookmarkStart w:id="46" w:name="_Toc232494411"/>
       <w:r>
         <w:t>4.1 Gate 0 Check</w:t>
       </w:r>
-      <w:bookmarkEnd w:id="42"/>
+      <w:bookmarkEnd w:id="46"/>
     </w:p>
     <w:p/>
     <w:p>
@@ -9328,11 +6170,11 @@
       <w:pPr>
         <w:pStyle w:val="Heading2"/>
       </w:pPr>
-      <w:bookmarkStart w:id="43" w:name="_Toc232494503"/>
+      <w:bookmarkStart w:id="47" w:name="_Toc232494412"/>
       <w:r>
         <w:t>4.2 URN Alias Resolution</w:t>
       </w:r>
-      <w:bookmarkEnd w:id="43"/>
+      <w:bookmarkEnd w:id="47"/>
     </w:p>
     <w:p>
       <w:r>
@@ -9405,11 +6247,11 @@
       <w:pPr>
         <w:pStyle w:val="Heading1"/>
       </w:pPr>
-      <w:bookmarkStart w:id="44" w:name="_Toc232494504"/>
+      <w:bookmarkStart w:id="48" w:name="_Toc232494413"/>
       <w:r>
         <w:t>5. Gate 1 — Structural Conformance Check</w:t>
       </w:r>
-      <w:bookmarkEnd w:id="44"/>
+      <w:bookmarkEnd w:id="48"/>
     </w:p>
     <w:p/>
     <w:p>
@@ -9422,11 +6264,11 @@
       <w:pPr>
         <w:pStyle w:val="Heading2"/>
       </w:pPr>
-      <w:bookmarkStart w:id="45" w:name="_Toc232494505"/>
+      <w:bookmarkStart w:id="49" w:name="_Toc232494414"/>
       <w:r>
         <w:t>5.1 Minimum Required Elements</w:t>
       </w:r>
-      <w:bookmarkEnd w:id="45"/>
+      <w:bookmarkEnd w:id="49"/>
     </w:p>
     <w:p/>
     <w:p>
@@ -9803,11 +6645,11 @@
       <w:pPr>
         <w:pStyle w:val="Heading2"/>
       </w:pPr>
-      <w:bookmarkStart w:id="46" w:name="_Toc232494506"/>
+      <w:bookmarkStart w:id="50" w:name="_Toc232494415"/>
       <w:r>
         <w:t>5.2 Gate 1 Failure</w:t>
       </w:r>
-      <w:bookmarkEnd w:id="46"/>
+      <w:bookmarkEnd w:id="50"/>
     </w:p>
     <w:p/>
     <w:p>
@@ -9820,11 +6662,11 @@
       <w:pPr>
         <w:pStyle w:val="Heading2"/>
       </w:pPr>
-      <w:bookmarkStart w:id="47" w:name="_Toc232494507"/>
+      <w:bookmarkStart w:id="51" w:name="_Toc232494416"/>
       <w:r>
         <w:t>5.3 Empty vs. Omitted Elements</w:t>
       </w:r>
-      <w:bookmarkEnd w:id="47"/>
+      <w:bookmarkEnd w:id="51"/>
     </w:p>
     <w:p/>
     <w:p>
@@ -9879,11 +6721,11 @@
       <w:pPr>
         <w:pStyle w:val="Heading1"/>
       </w:pPr>
-      <w:bookmarkStart w:id="48" w:name="_Toc232494508"/>
+      <w:bookmarkStart w:id="52" w:name="_Toc232494417"/>
       <w:r>
         <w:t>6. Gate 2 — Progressive Filter</w:t>
       </w:r>
-      <w:bookmarkEnd w:id="48"/>
+      <w:bookmarkEnd w:id="52"/>
     </w:p>
     <w:p/>
     <w:p>
@@ -9915,11 +6757,11 @@
       <w:pPr>
         <w:pStyle w:val="Heading2"/>
       </w:pPr>
-      <w:bookmarkStart w:id="49" w:name="_Toc232494509"/>
+      <w:bookmarkStart w:id="53" w:name="_Toc232494418"/>
       <w:r>
         <w:t>6.1 Layer Search Order</w:t>
       </w:r>
-      <w:bookmarkEnd w:id="49"/>
+      <w:bookmarkEnd w:id="53"/>
     </w:p>
     <w:p/>
     <w:p>
@@ -10034,11 +6876,11 @@
       <w:pPr>
         <w:pStyle w:val="Heading2"/>
       </w:pPr>
-      <w:bookmarkStart w:id="50" w:name="_Toc232494510"/>
+      <w:bookmarkStart w:id="54" w:name="_Toc232494419"/>
       <w:r>
         <w:t>6.2 Progressive Filter Mechanics</w:t>
       </w:r>
-      <w:bookmarkEnd w:id="50"/>
+      <w:bookmarkEnd w:id="54"/>
     </w:p>
     <w:p/>
     <w:p>
@@ -10150,11 +6992,11 @@
       <w:pPr>
         <w:pStyle w:val="Heading2"/>
       </w:pPr>
-      <w:bookmarkStart w:id="51" w:name="_Toc232494511"/>
+      <w:bookmarkStart w:id="55" w:name="_Toc232494420"/>
       <w:r>
         <w:t>6.3 notFound Conditions</w:t>
       </w:r>
-      <w:bookmarkEnd w:id="51"/>
+      <w:bookmarkEnd w:id="55"/>
     </w:p>
     <w:p/>
     <w:p>
@@ -10221,11 +7063,11 @@
       <w:pPr>
         <w:pStyle w:val="Heading2"/>
       </w:pPr>
-      <w:bookmarkStart w:id="52" w:name="_Toc232494512"/>
+      <w:bookmarkStart w:id="56" w:name="_Toc232494421"/>
       <w:r>
         <w:t>6.4 RCL Side Determination</w:t>
       </w:r>
-      <w:bookmarkEnd w:id="52"/>
+      <w:bookmarkEnd w:id="56"/>
     </w:p>
     <w:p/>
     <w:p>
@@ -10239,11 +7081,11 @@
       <w:pPr>
         <w:pStyle w:val="Heading2"/>
       </w:pPr>
-      <w:bookmarkStart w:id="53" w:name="_Toc232494513"/>
+      <w:bookmarkStart w:id="57" w:name="_Toc232494422"/>
       <w:r>
         <w:t>6.5 Pre-Defined Unchecked Elements</w:t>
       </w:r>
-      <w:bookmarkEnd w:id="53"/>
+      <w:bookmarkEnd w:id="57"/>
     </w:p>
     <w:p/>
     <w:p>
@@ -10256,12 +7098,12 @@
       <w:pPr>
         <w:pStyle w:val="Heading3"/>
       </w:pPr>
-      <w:bookmarkStart w:id="54" w:name="_Toc232494514"/>
+      <w:bookmarkStart w:id="58" w:name="_Toc232494423"/>
       <w:r>
         <w:lastRenderedPageBreak/>
         <w:t>6.5.1 Elements Unchecked on All Layers</w:t>
       </w:r>
-      <w:bookmarkEnd w:id="54"/>
+      <w:bookmarkEnd w:id="58"/>
     </w:p>
     <w:p/>
     <w:tbl>
@@ -10613,11 +7455,11 @@
       <w:pPr>
         <w:pStyle w:val="Heading3"/>
       </w:pPr>
-      <w:bookmarkStart w:id="55" w:name="_Toc232494515"/>
+      <w:bookmarkStart w:id="59" w:name="_Toc232494424"/>
       <w:r>
         <w:t>6.5.2 Elements Unchecked on RCL Layer Only</w:t>
       </w:r>
-      <w:bookmarkEnd w:id="55"/>
+      <w:bookmarkEnd w:id="59"/>
     </w:p>
     <w:p/>
     <w:p>
@@ -11426,11 +8268,11 @@
       <w:pPr>
         <w:pStyle w:val="Heading2"/>
       </w:pPr>
-      <w:bookmarkStart w:id="56" w:name="_Toc232494516"/>
+      <w:bookmarkStart w:id="60" w:name="_Toc232494425"/>
       <w:r>
         <w:t>6.6 Address Number Element Evaluation (INF-027 §2.5.8)</w:t>
       </w:r>
-      <w:bookmarkEnd w:id="56"/>
+      <w:bookmarkEnd w:id="60"/>
     </w:p>
     <w:p/>
     <w:p>
@@ -11443,11 +8285,11 @@
       <w:pPr>
         <w:pStyle w:val="Heading3"/>
       </w:pPr>
-      <w:bookmarkStart w:id="57" w:name="_Toc232494517"/>
+      <w:bookmarkStart w:id="61" w:name="_Toc232494426"/>
       <w:r>
         <w:t>6.6.1 Address Number Elements Against SSAP</w:t>
       </w:r>
-      <w:bookmarkEnd w:id="57"/>
+      <w:bookmarkEnd w:id="61"/>
     </w:p>
     <w:p/>
     <w:p>
@@ -11491,11 +8333,11 @@
       <w:pPr>
         <w:pStyle w:val="Heading3"/>
       </w:pPr>
-      <w:bookmarkStart w:id="58" w:name="_Toc232494518"/>
+      <w:bookmarkStart w:id="62" w:name="_Toc232494427"/>
       <w:r>
         <w:t>6.6.2 Address Number Elements Against RCL</w:t>
       </w:r>
-      <w:bookmarkEnd w:id="58"/>
+      <w:bookmarkEnd w:id="62"/>
     </w:p>
     <w:p/>
     <w:p>
@@ -11615,11 +8457,11 @@
       <w:pPr>
         <w:pStyle w:val="Heading2"/>
       </w:pPr>
-      <w:bookmarkStart w:id="59" w:name="_Toc232494519"/>
+      <w:bookmarkStart w:id="63" w:name="_Toc232494428"/>
       <w:r>
         <w:t>6.7 General Comparison Rules</w:t>
       </w:r>
-      <w:bookmarkEnd w:id="59"/>
+      <w:bookmarkEnd w:id="63"/>
     </w:p>
     <w:p/>
     <w:p>
@@ -11725,11 +8567,11 @@
       <w:pPr>
         <w:pStyle w:val="Heading2"/>
       </w:pPr>
-      <w:bookmarkStart w:id="60" w:name="_Toc232494520"/>
+      <w:bookmarkStart w:id="64" w:name="_Toc232494429"/>
       <w:r>
         <w:t>6.8 Stop-on-First-Invalid Rule (INF-027 §2.4.2.2)</w:t>
       </w:r>
-      <w:bookmarkEnd w:id="60"/>
+      <w:bookmarkEnd w:id="64"/>
     </w:p>
     <w:p/>
     <w:p>
@@ -11818,11 +8660,11 @@
       <w:pPr>
         <w:pStyle w:val="Heading1"/>
       </w:pPr>
-      <w:bookmarkStart w:id="61" w:name="_Toc232494521"/>
+      <w:bookmarkStart w:id="65" w:name="_Toc232494430"/>
       <w:r>
         <w:t>7. Element Evaluation Hierarchy and GIS Field Mapping</w:t>
       </w:r>
-      <w:bookmarkEnd w:id="61"/>
+      <w:bookmarkEnd w:id="65"/>
     </w:p>
     <w:p/>
     <w:p>
@@ -11835,11 +8677,11 @@
       <w:pPr>
         <w:pStyle w:val="Heading2"/>
       </w:pPr>
-      <w:bookmarkStart w:id="62" w:name="_Toc232494522"/>
+      <w:bookmarkStart w:id="66" w:name="_Toc232494431"/>
       <w:r>
         <w:t>7.1 Place Name Elements</w:t>
       </w:r>
-      <w:bookmarkEnd w:id="62"/>
+      <w:bookmarkEnd w:id="66"/>
     </w:p>
     <w:p/>
     <w:tbl>
@@ -12477,11 +9319,11 @@
       <w:pPr>
         <w:pStyle w:val="Heading2"/>
       </w:pPr>
-      <w:bookmarkStart w:id="63" w:name="_Toc232494523"/>
+      <w:bookmarkStart w:id="67" w:name="_Toc232494432"/>
       <w:r>
         <w:t>7.2 Street Name Elements</w:t>
       </w:r>
-      <w:bookmarkEnd w:id="63"/>
+      <w:bookmarkEnd w:id="67"/>
     </w:p>
     <w:p/>
     <w:tbl>
@@ -13077,8 +9919,6 @@
           <w:p>
             <w:r>
               <w:t xml:space="preserve">Street Name Post </w:t>
-            </w:r>
-            <w:r>
               <w:lastRenderedPageBreak/>
               <w:t>Type</w:t>
             </w:r>
@@ -13288,11 +10128,11 @@
       <w:pPr>
         <w:pStyle w:val="Heading2"/>
       </w:pPr>
-      <w:bookmarkStart w:id="64" w:name="_Toc232494524"/>
+      <w:bookmarkStart w:id="68" w:name="_Toc232494433"/>
       <w:r>
         <w:t>7.3 Address Number Elements</w:t>
       </w:r>
-      <w:bookmarkEnd w:id="64"/>
+      <w:bookmarkEnd w:id="68"/>
     </w:p>
     <w:p/>
     <w:tbl>
@@ -13781,11 +10621,11 @@
       <w:pPr>
         <w:pStyle w:val="Heading2"/>
       </w:pPr>
-      <w:bookmarkStart w:id="65" w:name="_Toc232494525"/>
+      <w:bookmarkStart w:id="69" w:name="_Toc232494434"/>
       <w:r>
         <w:t>7.4 Named Location Elements</w:t>
       </w:r>
-      <w:bookmarkEnd w:id="65"/>
+      <w:bookmarkEnd w:id="69"/>
     </w:p>
     <w:p/>
     <w:tbl>
@@ -14945,11 +11785,11 @@
       <w:pPr>
         <w:pStyle w:val="Heading2"/>
       </w:pPr>
-      <w:bookmarkStart w:id="66" w:name="_Toc232494526"/>
+      <w:bookmarkStart w:id="70" w:name="_Toc232494435"/>
       <w:r>
         <w:t>7.5 Postal Elements</w:t>
       </w:r>
-      <w:bookmarkEnd w:id="66"/>
+      <w:bookmarkEnd w:id="70"/>
     </w:p>
     <w:p/>
     <w:tbl>
@@ -15341,23 +12181,23 @@
       <w:pPr>
         <w:pStyle w:val="Heading1"/>
       </w:pPr>
-      <w:bookmarkStart w:id="67" w:name="_Toc232494527"/>
+      <w:bookmarkStart w:id="71" w:name="_Toc232494436"/>
       <w:r>
         <w:lastRenderedPageBreak/>
         <w:t>8. Response Assembly</w:t>
       </w:r>
-      <w:bookmarkEnd w:id="67"/>
+      <w:bookmarkEnd w:id="71"/>
     </w:p>
     <w:p/>
     <w:p>
       <w:pPr>
         <w:pStyle w:val="Heading2"/>
       </w:pPr>
-      <w:bookmarkStart w:id="68" w:name="_Toc232494528"/>
+      <w:bookmarkStart w:id="72" w:name="_Toc232494437"/>
       <w:r>
         <w:t>8.1 locationValidation Response Structure</w:t>
       </w:r>
-      <w:bookmarkEnd w:id="68"/>
+      <w:bookmarkEnd w:id="72"/>
     </w:p>
     <w:p/>
     <w:p>
@@ -15382,11 +12222,11 @@
       <w:pPr>
         <w:pStyle w:val="Heading2"/>
       </w:pPr>
-      <w:bookmarkStart w:id="69" w:name="_Toc232494529"/>
+      <w:bookmarkStart w:id="73" w:name="_Toc232494438"/>
       <w:r>
         <w:t>8.2 Conforming Result</w:t>
       </w:r>
-      <w:bookmarkEnd w:id="69"/>
+      <w:bookmarkEnd w:id="73"/>
     </w:p>
     <w:p/>
     <w:p>
@@ -15574,11 +12414,11 @@
       <w:pPr>
         <w:pStyle w:val="Heading2"/>
       </w:pPr>
-      <w:bookmarkStart w:id="70" w:name="_Toc232494530"/>
+      <w:bookmarkStart w:id="74" w:name="_Toc232494439"/>
       <w:r>
         <w:t>8.3 Non-Conforming Result</w:t>
       </w:r>
-      <w:bookmarkEnd w:id="70"/>
+      <w:bookmarkEnd w:id="74"/>
     </w:p>
     <w:p/>
     <w:tbl>
@@ -15775,11 +12615,11 @@
       <w:pPr>
         <w:pStyle w:val="Heading2"/>
       </w:pPr>
-      <w:bookmarkStart w:id="71" w:name="_Toc232494531"/>
+      <w:bookmarkStart w:id="75" w:name="_Toc232494440"/>
       <w:r>
         <w:t>8.4 Response Summary</w:t>
       </w:r>
-      <w:bookmarkEnd w:id="71"/>
+      <w:bookmarkEnd w:id="75"/>
     </w:p>
     <w:p/>
     <w:tbl>
@@ -16278,11 +13118,11 @@
       <w:pPr>
         <w:pStyle w:val="Heading2"/>
       </w:pPr>
-      <w:bookmarkStart w:id="72" w:name="_Toc232494532"/>
+      <w:bookmarkStart w:id="76" w:name="_Toc232494441"/>
       <w:r>
         <w:t>8.5 &lt;mapping&gt; Element Selection</w:t>
       </w:r>
-      <w:bookmarkEnd w:id="72"/>
+      <w:bookmarkEnd w:id="76"/>
     </w:p>
     <w:p/>
     <w:p>
@@ -16295,11 +13135,11 @@
       <w:pPr>
         <w:pStyle w:val="Heading3"/>
       </w:pPr>
-      <w:bookmarkStart w:id="73" w:name="_Toc232494533"/>
+      <w:bookmarkStart w:id="77" w:name="_Toc232494442"/>
       <w:r>
         <w:t>8.5.1 Boundary Selection — Conforming Result</w:t>
       </w:r>
-      <w:bookmarkEnd w:id="73"/>
+      <w:bookmarkEnd w:id="77"/>
     </w:p>
     <w:p>
       <w:r>
@@ -16342,11 +13182,11 @@
       <w:pPr>
         <w:pStyle w:val="Heading3"/>
       </w:pPr>
-      <w:bookmarkStart w:id="74" w:name="_Toc232494534"/>
+      <w:bookmarkStart w:id="78" w:name="_Toc232494443"/>
       <w:r>
         <w:t>8.5.2 Boundary Selection — Non-Conforming Result</w:t>
       </w:r>
-      <w:bookmarkEnd w:id="74"/>
+      <w:bookmarkEnd w:id="78"/>
     </w:p>
     <w:p>
       <w:r>
@@ -16676,11 +13516,11 @@
       <w:pPr>
         <w:pStyle w:val="Heading3"/>
       </w:pPr>
-      <w:bookmarkStart w:id="75" w:name="_Toc232494535"/>
+      <w:bookmarkStart w:id="79" w:name="_Toc232494444"/>
       <w:r>
         <w:t>8.5.3 &lt;mapping&gt; Element Construction</w:t>
       </w:r>
-      <w:bookmarkEnd w:id="75"/>
+      <w:bookmarkEnd w:id="79"/>
     </w:p>
     <w:p>
       <w:r>
@@ -17078,21 +13918,21 @@
       <w:pPr>
         <w:pStyle w:val="Heading2"/>
       </w:pPr>
-      <w:bookmarkStart w:id="76" w:name="_Toc232494536"/>
+      <w:bookmarkStart w:id="80" w:name="_Toc232494445"/>
       <w:r>
         <w:t>8.6 RevalidateAfter and AsOf (draft-ietf-ecrit-lost-planned-changes)</w:t>
       </w:r>
-      <w:bookmarkEnd w:id="76"/>
+      <w:bookmarkEnd w:id="80"/>
     </w:p>
     <w:p>
       <w:pPr>
         <w:pStyle w:val="Heading3"/>
       </w:pPr>
-      <w:bookmarkStart w:id="77" w:name="_Toc232494537"/>
+      <w:bookmarkStart w:id="81" w:name="_Toc232494446"/>
       <w:r>
         <w:t>8.6.1 AsOf Request Element</w:t>
       </w:r>
-      <w:bookmarkEnd w:id="77"/>
+      <w:bookmarkEnd w:id="81"/>
     </w:p>
     <w:p>
       <w:pPr>
@@ -17105,8 +13945,6 @@
     <w:p>
       <w:r>
         <w:t xml:space="preserve">The LVF handles &lt;asOf&gt; as follows: if the &lt;asOf&gt; timestamp is in the past relative to datetime.now(UTC), it is silently ignored and the request is processed using the current time — per the draft: “an &lt;asOf&gt; date in the past will return the same results as omitting it.” If the &lt;asOf&gt; timestamp is in the future, it is substituted for the per-request now value that is threaded </w:t>
-      </w:r>
-      <w:r>
         <w:lastRenderedPageBreak/>
         <w:t>through all temporal filtering (§3.5) across SSAP, RCL, and service boundary layers. Future-effective records whose Effective date falls on or before the &lt;asOf&gt; timestamp are included; records whose Expire date falls on or before the &lt;asOf&gt; timestamp are excluded. An &lt;asOf&gt; element present but containing an unparseable timestamp is silently treated as absent and the request proceeds using current time.</w:t>
       </w:r>
@@ -17129,16 +13967,7 @@
           <w:sz w:val="20"/>
           <w:szCs w:val="20"/>
         </w:rPr>
-        <w:t xml:space="preserve">Known limitation: the civic and geodetic coverage regions (§3.3, §3.4) are derived at load time against datetime.now() and are not rebuilt for &lt;asOf&gt; queries. For a future &lt;asOf&gt; timestamp, the out-of-coverage redirect decision (§3.1) and non-conforming mapping selection (§8.5) may not reflect records that will become effective by the &lt;asOf&gt; date but have not yet been loaded. This is consistent with the draft’s own caveats: “two queries with the same future &lt;asOf&gt; value placed at different times can return </w:t>
-      </w:r>
-      <w:r>
-        <w:rPr>
-          <w:i/>
-          <w:iCs/>
-          <w:sz w:val="20"/>
-          <w:szCs w:val="20"/>
-        </w:rPr>
-        <w:t>different results” — the server responds with its current understanding and makes no guarantees about future query stability.</w:t>
+        <w:t>Known limitation: the civic and geodetic coverage regions (§3.3, §3.4) are derived at load time against datetime.now() and are not rebuilt for &lt;asOf&gt; queries. For a future &lt;asOf&gt; timestamp, the out-of-coverage redirect decision (§3.1) and non-conforming mapping selection (§8.5) may not reflect records that will become effective by the &lt;asOf&gt; date but have not yet been loaded. This is consistent with the draft’s own caveats: “two queries with the same future &lt;asOf&gt; value placed at different times can return different results” — the server responds with its current understanding and makes no guarantees about future query stability.</w:t>
       </w:r>
     </w:p>
     <w:p>
@@ -17155,11 +13984,11 @@
       <w:pPr>
         <w:pStyle w:val="Heading3"/>
       </w:pPr>
-      <w:bookmarkStart w:id="78" w:name="_Toc232494538"/>
+      <w:bookmarkStart w:id="82" w:name="_Toc232494447"/>
       <w:r>
         <w:t>8.6.2 RevalidateAfter Derivation</w:t>
       </w:r>
-      <w:bookmarkEnd w:id="78"/>
+      <w:bookmarkEnd w:id="82"/>
     </w:p>
     <w:p>
       <w:r>
@@ -17256,11 +14085,11 @@
       <w:pPr>
         <w:pStyle w:val="Heading1"/>
       </w:pPr>
-      <w:bookmarkStart w:id="79" w:name="_Toc232494539"/>
+      <w:bookmarkStart w:id="83" w:name="_Toc232494448"/>
       <w:r>
         <w:t>9. Complete Algorithm Pseudologic</w:t>
       </w:r>
-      <w:bookmarkEnd w:id="79"/>
+      <w:bookmarkEnd w:id="83"/>
     </w:p>
     <w:p/>
     <w:p>
@@ -17955,11 +14784,11 @@
       <w:pPr>
         <w:pStyle w:val="Heading1"/>
       </w:pPr>
-      <w:bookmarkStart w:id="80" w:name="_Toc232494540"/>
+      <w:bookmarkStart w:id="84" w:name="_Toc232494449"/>
       <w:r>
         <w:t>10. Known Gaps and Recommended Actions</w:t>
       </w:r>
-      <w:bookmarkEnd w:id="80"/>
+      <w:bookmarkEnd w:id="84"/>
     </w:p>
     <w:p/>
     <w:p>
@@ -18091,8 +14920,6 @@
           <w:p>
             <w:r>
               <w:t xml:space="preserve">INF-027.1-2018 §2.5.3 hierarchy table uses CLDXF v1 element names and does not include STA-004.2 elements such as Site, SubSite, Wing, Section, Row, UNIT_PRETYPE, </w:t>
-            </w:r>
-            <w:r>
               <w:lastRenderedPageBreak/>
               <w:t>UNIT_VALUE, PN, or PCE</w:t>
             </w:r>
@@ -18396,8 +15223,6 @@
           <w:p>
             <w:r>
               <w:t xml:space="preserve">INF-027 §2.5 references administrator-configured field </w:t>
-            </w:r>
-            <w:r>
               <w:lastRenderedPageBreak/>
               <w:t>mappings between PIDF-LO elements and GIS attributes. STA-006.3 §3.2 mandates standardized field names for all SI-provisioned data, making this guidance unnecessary</w:t>
             </w:r>
@@ -18417,8 +15242,6 @@
             <w:r>
               <w:lastRenderedPageBreak/>
               <w:t xml:space="preserve">Future INF-027 revision should remove or update </w:t>
-            </w:r>
-            <w:r>
               <w:lastRenderedPageBreak/>
               <w:t>field mapping guidance to reference STA-006.3 standardized field names</w:t>
             </w:r>
@@ -18556,8 +15379,6 @@
           <w:p>
             <w:r>
               <w:t xml:space="preserve">NENA-STA-010 states “State ECRF and LVF operators SHALL arrange for their coverage regions to be provisioned in a Forest Guide.” This does not address sub-state LVF operators (county, regional, municipal) who may need to provision the Forest Guide directly when no state-level aggregator exists above them. NENA-INF-009.1-2014 acknowledges that regional deployments may not align with state boundaries, but STA-010 </w:t>
-            </w:r>
-            <w:r>
               <w:lastRenderedPageBreak/>
               <w:t>has not been updated to reflect this.</w:t>
             </w:r>
@@ -18711,8 +15532,6 @@
           <w:p>
             <w:r>
               <w:t xml:space="preserve">STA-004.2 requires street types, directionals, and other street name elements to be spelled out in full — no abbreviations are recognized. However, neither STA-006.3 nor STA-010 specifies a conformance validation step at the SI boundary that would reject non-conformant GIS data before it reaches the LVF. A 911 Authority that provisions abbreviated data creates a situation where conformant PIDF-LO submissions will fail LVF validation. LIS operators who adapt their records to </w:t>
-            </w:r>
-            <w:r>
               <w:lastRenderedPageBreak/>
               <w:t>match abbreviated GIS data face rework when the 911 Authority later brings their data into CLDXF-US conformance. The LVF compares against whatever values are in the provisioned GIS — conformance of those values to STA-004.2 is the responsibility of the 911 Authority, not the LVF.</w:t>
             </w:r>
@@ -18875,11 +15694,11 @@
       <w:pPr>
         <w:pStyle w:val="Heading1"/>
       </w:pPr>
-      <w:bookmarkStart w:id="81" w:name="_Toc232494541"/>
+      <w:bookmarkStart w:id="85" w:name="_Toc232494450"/>
       <w:r>
         <w:t>Appendix A — i3 Infrastructure and Protocol Requirements</w:t>
       </w:r>
-      <w:bookmarkEnd w:id="81"/>
+      <w:bookmarkEnd w:id="85"/>
     </w:p>
     <w:p>
       <w:r>
@@ -18891,11 +15710,11 @@
       <w:pPr>
         <w:pStyle w:val="Heading2"/>
       </w:pPr>
-      <w:bookmarkStart w:id="82" w:name="_Toc232494542"/>
+      <w:bookmarkStart w:id="86" w:name="_Toc232494451"/>
       <w:r>
         <w:t>A.1 listServices and listServicesByLocation</w:t>
       </w:r>
-      <w:bookmarkEnd w:id="82"/>
+      <w:bookmarkEnd w:id="86"/>
     </w:p>
     <w:p>
       <w:r>
@@ -18988,11 +15807,11 @@
       <w:pPr>
         <w:pStyle w:val="Heading2"/>
       </w:pPr>
-      <w:bookmarkStart w:id="83" w:name="_Toc232494543"/>
+      <w:bookmarkStart w:id="87" w:name="_Toc232494452"/>
       <w:r>
         <w:t>A.2 Call and Incident Identifier LoST Extension</w:t>
       </w:r>
-      <w:bookmarkEnd w:id="83"/>
+      <w:bookmarkEnd w:id="87"/>
     </w:p>
     <w:p>
       <w:r>
@@ -19067,11 +15886,11 @@
       <w:pPr>
         <w:pStyle w:val="Heading2"/>
       </w:pPr>
-      <w:bookmarkStart w:id="84" w:name="_Toc232494544"/>
+      <w:bookmarkStart w:id="88" w:name="_Toc232494453"/>
       <w:r>
         <w:t>A.3 NTP Client Interface</w:t>
       </w:r>
-      <w:bookmarkEnd w:id="84"/>
+      <w:bookmarkEnd w:id="88"/>
     </w:p>
     <w:p>
       <w:r>
@@ -19092,11 +15911,11 @@
       <w:pPr>
         <w:pStyle w:val="Heading2"/>
       </w:pPr>
-      <w:bookmarkStart w:id="85" w:name="_Toc232494545"/>
+      <w:bookmarkStart w:id="89" w:name="_Toc232494454"/>
       <w:r>
         <w:t>A.4 Logging (LogEvent Interface)</w:t>
       </w:r>
-      <w:bookmarkEnd w:id="85"/>
+      <w:bookmarkEnd w:id="89"/>
     </w:p>
     <w:p>
       <w:r>
@@ -19171,11 +15990,11 @@
       <w:pPr>
         <w:pStyle w:val="Heading2"/>
       </w:pPr>
-      <w:bookmarkStart w:id="86" w:name="_Toc232494546"/>
+      <w:bookmarkStart w:id="90" w:name="_Toc232494455"/>
       <w:r>
         <w:t>A.5 ElementState Event Notification</w:t>
       </w:r>
-      <w:bookmarkEnd w:id="86"/>
+      <w:bookmarkEnd w:id="90"/>
     </w:p>
     <w:p>
       <w:r>
@@ -19196,11 +16015,11 @@
       <w:pPr>
         <w:pStyle w:val="Heading2"/>
       </w:pPr>
-      <w:bookmarkStart w:id="87" w:name="_Toc232494547"/>
+      <w:bookmarkStart w:id="91" w:name="_Toc232494456"/>
       <w:r>
         <w:t>A.6 ServiceState Event Notification</w:t>
       </w:r>
-      <w:bookmarkEnd w:id="87"/>
+      <w:bookmarkEnd w:id="91"/>
     </w:p>
     <w:p>
       <w:r>
@@ -19221,11 +16040,11 @@
       <w:pPr>
         <w:pStyle w:val="Heading2"/>
       </w:pPr>
-      <w:bookmarkStart w:id="88" w:name="_Toc232494548"/>
+      <w:bookmarkStart w:id="92" w:name="_Toc232494457"/>
       <w:r>
         <w:t>A.7 Discrepancy Reporting</w:t>
       </w:r>
-      <w:bookmarkEnd w:id="88"/>
+      <w:bookmarkEnd w:id="92"/>
     </w:p>
     <w:p>
       <w:r>
@@ -19246,12 +16065,12 @@
       <w:pPr>
         <w:pStyle w:val="Heading2"/>
       </w:pPr>
-      <w:bookmarkStart w:id="89" w:name="_Toc232494549"/>
+      <w:bookmarkStart w:id="93" w:name="_Toc232494458"/>
       <w:r>
         <w:lastRenderedPageBreak/>
         <w:t>A.8 SI/SDPI Data Feed Interface</w:t>
       </w:r>
-      <w:bookmarkEnd w:id="89"/>
+      <w:bookmarkEnd w:id="93"/>
     </w:p>
     <w:p>
       <w:r>
@@ -19273,13 +16092,13 @@
       <w:pPr>
         <w:pStyle w:val="Heading2"/>
       </w:pPr>
-      <w:bookmarkStart w:id="90" w:name="_Toc230732706b"/>
-      <w:bookmarkStart w:id="91" w:name="_Toc232494550"/>
+      <w:bookmarkStart w:id="94" w:name="_Toc230732706b"/>
+      <w:bookmarkStart w:id="95" w:name="_Toc232494459"/>
       <w:r>
         <w:t>A.9 GapOverlap Event Notification</w:t>
       </w:r>
-      <w:bookmarkEnd w:id="90"/>
-      <w:bookmarkEnd w:id="91"/>
+      <w:bookmarkEnd w:id="94"/>
+      <w:bookmarkEnd w:id="95"/>
     </w:p>
     <w:p>
       <w:r>
@@ -19298,6 +16117,1936 @@
     <w:p>
       <w:r>
         <w:t>This requirement is not implemented and is intentionally deferred. NENA-STA-010.3.1 itself acknowledges that the GapOverlap event is transitioning to a new Spatial Data Management functional element (SDM FE) in a future major version of the i3 Standard, at which point the current emergency-GapOverlap package will be deprecated. Implementing the current package now would require rework against the SDM FE interface when that transition occurs. This item will be revisited when the SDM FE specification stabilizes.</w:t>
+      </w:r>
+    </w:p>
+    <w:p>
+      <w:pPr>
+        <w:pStyle w:val="Heading1"/>
+      </w:pPr>
+      <w:bookmarkStart w:id="96" w:name="_Toc232494460"/>
+      <w:r>
+        <w:t>Appendix B — Working Context (Not for Distribution)</w:t>
+      </w:r>
+      <w:bookmarkEnd w:id="96"/>
+    </w:p>
+    <w:p/>
+    <w:p>
+      <w:r>
+        <w:t>This section captures the state of work and open questions to enable continuation in a future session. When starting a new session, upload this document and refer the assistant to this section first.</w:t>
+      </w:r>
+    </w:p>
+    <w:p/>
+    <w:p>
+      <w:pPr>
+        <w:pStyle w:val="Heading2"/>
+      </w:pPr>
+      <w:bookmarkStart w:id="97" w:name="_Toc232494461"/>
+      <w:r>
+        <w:t>B.1 Work Completed</w:t>
+      </w:r>
+      <w:bookmarkEnd w:id="97"/>
+    </w:p>
+    <w:p/>
+    <w:p>
+      <w:r>
+        <w:t>This document covers 68 working versions. The following components are fully specified and implemented:</w:t>
+      </w:r>
+    </w:p>
+    <w:p>
+      <w:pPr>
+        <w:pStyle w:val="ListParagraph"/>
+        <w:numPr>
+          <w:ilvl w:val="0"/>
+          <w:numId w:val="1"/>
+        </w:numPr>
+      </w:pPr>
+      <w:r>
+        <w:t>Gate 0 — service URN / boundary check; URN alias resolution via LVF_SOS_ALIAS_URNS (§4)</w:t>
+      </w:r>
+    </w:p>
+    <w:p>
+      <w:pPr>
+        <w:pStyle w:val="ListParagraph"/>
+        <w:numPr>
+          <w:ilvl w:val="0"/>
+          <w:numId w:val="1"/>
+        </w:numPr>
+      </w:pPr>
+      <w:r>
+        <w:t>Gate 1 — structural conformance check; minimum required elements: country, A1, A2, RD, HNO (§5)</w:t>
+      </w:r>
+    </w:p>
+    <w:p>
+      <w:pPr>
+        <w:pStyle w:val="ListParagraph"/>
+        <w:numPr>
+          <w:ilvl w:val="0"/>
+          <w:numId w:val="1"/>
+        </w:numPr>
+      </w:pPr>
+      <w:r>
+        <w:t>Gate 2 — unified progressive filter; stop-on-first-invalid; uniform SSAP-to-RCL fallthrough; RCL side determination; query-time temporal validity; out-of-coverage admin-level redirect (§6)</w:t>
+      </w:r>
+    </w:p>
+    <w:p>
+      <w:pPr>
+        <w:pStyle w:val="ListParagraph"/>
+        <w:numPr>
+          <w:ilvl w:val="0"/>
+          <w:numId w:val="1"/>
+        </w:numPr>
+      </w:pPr>
+      <w:r>
+        <w:t>Response assembly — civic coverage region lookup; synthetic default mapping with LVF_DEFAULT_MAPPING_SOURCE_ID; revalidateAfter and asOf per draft-ietf-ecrit-lost-planned-changes §8.6; completeLocation per draft-ietf-ecrit-similar-location-19 §8 with case-sensitive suppression check (§8)</w:t>
+      </w:r>
+    </w:p>
+    <w:p>
+      <w:pPr>
+        <w:pStyle w:val="ListParagraph"/>
+        <w:numPr>
+          <w:ilvl w:val="0"/>
+          <w:numId w:val="1"/>
+        </w:numPr>
+      </w:pPr>
+      <w:r>
+        <w:lastRenderedPageBreak/>
+        <w:t>Civic and geodetic coverage region derivation (§3.3, §3.4)</w:t>
+      </w:r>
+    </w:p>
+    <w:p>
+      <w:pPr>
+        <w:pStyle w:val="ListParagraph"/>
+        <w:numPr>
+          <w:ilvl w:val="0"/>
+          <w:numId w:val="1"/>
+        </w:numPr>
+      </w:pPr>
+      <w:r>
+        <w:t>GIS record temporal filtering at query time (§3.5)</w:t>
+      </w:r>
+    </w:p>
+    <w:p>
+      <w:pPr>
+        <w:pStyle w:val="ListParagraph"/>
+        <w:numPr>
+          <w:ilvl w:val="0"/>
+          <w:numId w:val="1"/>
+        </w:numPr>
+      </w:pPr>
+      <w:r>
+        <w:t>GIS data reload and unavailability window with GPKG file watcher (§3.6)</w:t>
+      </w:r>
+    </w:p>
+    <w:p>
+      <w:pPr>
+        <w:pStyle w:val="ListParagraph"/>
+        <w:numPr>
+          <w:ilvl w:val="0"/>
+          <w:numId w:val="1"/>
+        </w:numPr>
+      </w:pPr>
+      <w:r>
+        <w:t>LoST-Sync coverage region push/pull (RFC 6739) (§3.7)</w:t>
+      </w:r>
+    </w:p>
+    <w:p>
+      <w:pPr>
+        <w:pStyle w:val="ListParagraph"/>
+        <w:numPr>
+          <w:ilvl w:val="0"/>
+          <w:numId w:val="1"/>
+        </w:numPr>
+      </w:pPr>
+      <w:r>
+        <w:t>Forest Guide mode via LVF_FOREST_GUIDE_MODE (§3.8)</w:t>
+      </w:r>
+    </w:p>
+    <w:p>
+      <w:pPr>
+        <w:pStyle w:val="ListParagraph"/>
+        <w:numPr>
+          <w:ilvl w:val="0"/>
+          <w:numId w:val="1"/>
+        </w:numPr>
+      </w:pPr>
+      <w:r>
+        <w:t>Root AMS mode — manually provisioned coverage regions with cascading propagation; LVF_ROOT_AMS, LVF_FOREST_GUIDE_URI, ams_civic_coverage.json, ams_geodetic_coverage.json (§3.9)</w:t>
+      </w:r>
+    </w:p>
+    <w:p>
+      <w:pPr>
+        <w:pStyle w:val="ListParagraph"/>
+        <w:numPr>
+          <w:ilvl w:val="0"/>
+          <w:numId w:val="1"/>
+        </w:numPr>
+      </w:pPr>
+      <w:r>
+        <w:t>Environment variables consolidated reference (§3.10)</w:t>
+      </w:r>
+    </w:p>
+    <w:p>
+      <w:pPr>
+        <w:pStyle w:val="ListParagraph"/>
+        <w:numPr>
+          <w:ilvl w:val="0"/>
+          <w:numId w:val="1"/>
+        </w:numPr>
+      </w:pPr>
+      <w:r>
+        <w:t>HTTP interface — /lost unified LoST endpoint; /sync LoST-Sync endpoint (§3.11)</w:t>
+      </w:r>
+    </w:p>
+    <w:p>
+      <w:pPr>
+        <w:pStyle w:val="ListParagraph"/>
+        <w:numPr>
+          <w:ilvl w:val="0"/>
+          <w:numId w:val="1"/>
+        </w:numPr>
+      </w:pPr>
+      <w:r>
+        <w:t>i3 infrastructure requirements — listServices, listServicesByLocation, Call/Incident ID extension, NTP client, LogEvent interface, ElementState and ServiceState SIP SUBSCRIBE/NOTIFY, discrepancy reporting (Appendix A)</w:t>
+      </w:r>
+    </w:p>
+    <w:p>
+      <w:pPr>
+        <w:pStyle w:val="ListParagraph"/>
+        <w:numPr>
+          <w:ilvl w:val="0"/>
+          <w:numId w:val="1"/>
+        </w:numPr>
+      </w:pPr>
+      <w:r>
+        <w:t>All LoST error responses return HTTP 200 per RFC 5222 §14. Full per-version change history is maintained in the git repository.</w:t>
+      </w:r>
+    </w:p>
+    <w:p>
+      <w:pPr>
+        <w:pStyle w:val="Heading2"/>
+      </w:pPr>
+      <w:bookmarkStart w:id="98" w:name="_Toc232494462"/>
+      <w:r>
+        <w:t>B.2 Work Not Yet Started</w:t>
+      </w:r>
+      <w:bookmarkEnd w:id="98"/>
+    </w:p>
+    <w:p/>
+    <w:p>
+      <w:pPr>
+        <w:pStyle w:val="ListParagraph"/>
+        <w:numPr>
+          <w:ilvl w:val="0"/>
+          <w:numId w:val="1"/>
+        </w:numPr>
+      </w:pPr>
+      <w:r>
+        <w:t>Client-side interpretation rules — how the LIS operator should interpret the locationValidation response for provisioning decisions (separate LVF Client document)</w:t>
+      </w:r>
+    </w:p>
+    <w:p>
+      <w:pPr>
+        <w:pStyle w:val="ListParagraph"/>
+        <w:numPr>
+          <w:ilvl w:val="0"/>
+          <w:numId w:val="1"/>
+        </w:numPr>
+      </w:pPr>
+      <w:r>
+        <w:t>SiteStructureAddressPolygon layer evaluation rules (pending STA-006.3 revision)</w:t>
+      </w:r>
+    </w:p>
+    <w:p>
+      <w:pPr>
+        <w:pStyle w:val="ListParagraph"/>
+        <w:numPr>
+          <w:ilvl w:val="0"/>
+          <w:numId w:val="1"/>
+        </w:numPr>
+      </w:pPr>
+      <w:r>
+        <w:t>Planned changes support (draft-ietf-ecrit-lost-planned-changes, NENA-STA-010 §3.2) — the server-emitted portion (&lt;revalidateAfter&gt;, §8.6.2) and the client-submitted &lt;asOf&gt; request element (§8.6.1) are both implemented. Past &lt;asOf&gt; values are silently treated as current per the draft. Future &lt;asOf&gt; values substitute the timestamp as the per-request now value through all temporal filtering; the coverage region load-time snapshot limitation is documented in §8.6.1. One capability remains deferred: the plannedChangePoll REST interface (/PlannedChangePoll, /GetChangeSet, /Versions), which allows LIS clients to poll for upcoming GIS changes and pre-stage new records — this requires the LVF to maintain a ChangeSet store with knowledge of future GIS changes, which is an architectural dependency not yet in scope. INF-027 §2.6.3.4 notes that a mass revalidation triggered by a large GIS change may resemble a DoS attack; any future implementation of the poll interface should consider staggered notification.</w:t>
+      </w:r>
+    </w:p>
+    <w:p>
+      <w:pPr>
+        <w:pStyle w:val="ListParagraph"/>
+        <w:numPr>
+          <w:ilvl w:val="0"/>
+          <w:numId w:val="1"/>
+        </w:numPr>
+      </w:pPr>
+      <w:r>
+        <w:t>Mid-session GIS staleness — RESOLVED (v38). Temporal filtering (§3.5) is correctly applied at query time for all SSAP, RCL, and service boundary records. The civic and geodetic coverage regions (§3.3, §3.4) are derived at load time; however, this is resolved by the GPKG file watcher mechanism (§3.6) rather than a mid-session refresh. When a new GPKG file is detected, the LVF sets the unavailability flag, returns &lt;locationValidationUnavailable&gt; for all incoming requests during the rebuild, swaps in the new data and coverage regions in a single operation, and clears the flag. The operational model is a scheduled off-hours data update: the GIS operator drops a new GPKG file, the watcher detects it within the configured poll interval, and service resumes automatically once the rebuild completes. No manual restart is required.</w:t>
+      </w:r>
+    </w:p>
+    <w:p>
+      <w:pPr>
+        <w:pStyle w:val="ListParagraph"/>
+        <w:numPr>
+          <w:ilvl w:val="0"/>
+          <w:numId w:val="1"/>
+        </w:numPr>
+      </w:pPr>
+      <w:r>
+        <w:t>Discrepancy reporting workflow per NENA-REQ-002</w:t>
+      </w:r>
+    </w:p>
+    <w:p>
+      <w:pPr>
+        <w:pStyle w:val="ListParagraph"/>
+        <w:numPr>
+          <w:ilvl w:val="0"/>
+          <w:numId w:val="1"/>
+        </w:numPr>
+      </w:pPr>
+      <w:r>
+        <w:t>Legacy environment transition — a parallel version of the algorithm for systems still using CLDXF v1 / STA-004.1 elements</w:t>
+      </w:r>
+    </w:p>
+    <w:p>
+      <w:pPr>
+        <w:pStyle w:val="ListParagraph"/>
+        <w:numPr>
+          <w:ilvl w:val="0"/>
+          <w:numId w:val="1"/>
+        </w:numPr>
+      </w:pPr>
+      <w:r>
+        <w:t xml:space="preserve">similarLocation implementation (draft-ietf-ecrit-similar-location-19) — the completeLocation element of this extension is implemented (see §A.3). The similarLocation element, which returns candidate addresses for invalid results, will be implemented via WFS rather than an internal fuzzy matching engine. This is a deliberate </w:t>
+        <w:lastRenderedPageBreak/>
+        <w:t>architectural decision grounded in the consistency goal of this specification: an internal fuzzy matcher (phonetic, trigram, edit-distance, or similar) would produce implementation-specific candidate sets that vary across deployments. The draft itself acknowledges this by describing the server as “guessing” and explicitly permitting different strategies to produce different results. Accepting that variability would undermine the consistency guarantee this specification exists to provide. WFS delegates candidate retrieval to the authoritative GIS data source, producing deterministic results tied to the provisioned dataset rather than to matching algorithm choices. Implementation is deferred pending WFS endpoint availability.</w:t>
+      </w:r>
+    </w:p>
+    <w:p>
+      <w:pPr>
+        <w:pStyle w:val="ListParagraph"/>
+        <w:numPr>
+          <w:ilvl w:val="0"/>
+          <w:numId w:val="1"/>
+        </w:numPr>
+      </w:pPr>
+      <w:r>
+        <w:t>Casing discrepancy handling — a submitted value that matches a GIS record case-insensitively (e.g., ‘MCDONALD’ matching ‘McDonald’) is conforming per §6.7. The corrected casing is returned via completeLocation (§8.7) because the suppression check compares submitted values against canonical GIS values case-sensitively — a casing difference triggers completeLocation even when all fields are present. This ensures LIS operators always receive the canonical GIS casing and do not store incorrectly-cased records. Resolved in v45; see §A.3 completeLocation suppression decision.</w:t>
+      </w:r>
+    </w:p>
+    <w:p>
+      <w:pPr>
+        <w:pStyle w:val="ListParagraph"/>
+        <w:numPr>
+          <w:ilvl w:val="0"/>
+          <w:numId w:val="1"/>
+        </w:numPr>
+      </w:pPr>
+      <w:r>
+        <w:t>Named location validation without HNO — this algorithm requires ca:HNO for all validation requests. Validation of addresses without a street number (e.g., named landmarks, points of interest, campus locations) is not supported in this version and is deferred for future consideration. A future revision should define how the progressive filter and response assembly operate when HNO is absent.</w:t>
+      </w:r>
+    </w:p>
+    <w:p>
+      <w:pPr>
+        <w:pStyle w:val="ListParagraph"/>
+        <w:numPr>
+          <w:ilvl w:val="0"/>
+          <w:numId w:val="1"/>
+        </w:numPr>
+      </w:pPr>
+      <w:r>
+        <w:t>3D polygon / volumetric location evaluation (future)</w:t>
+      </w:r>
+    </w:p>
+    <w:p>
+      <w:pPr>
+        <w:pStyle w:val="ListParagraph"/>
+        <w:numPr>
+          <w:ilvl w:val="0"/>
+          <w:numId w:val="1"/>
+        </w:numPr>
+      </w:pPr>
+      <w:r>
+        <w:t>Formal standardization of civic coverage region derivation — §3.3 defines a recommended best practice approach; a future revision of NENA-INF-027 or NENA-STA-010 should adopt this approach normatively</w:t>
+      </w:r>
+    </w:p>
+    <w:p>
+      <w:pPr>
+        <w:pStyle w:val="ListParagraph"/>
+        <w:numPr>
+          <w:ilvl w:val="0"/>
+          <w:numId w:val="1"/>
+        </w:numPr>
+      </w:pPr>
+      <w:r>
+        <w:t>Production deployment and horizontal scaling (multi-worker) — DEFERRED (future work). This specification defines LVF behavior; it does not yet define a production deployment and scaling model, and the reference implementation currently runs as a single process. The intended near-term direction is per-machine multi-worker operation (multiple worker processes behind a process manager such as gunicorn with Uvicorn workers), enabling a node to use all available CPU cores. Because Gate 2 validation is CPU-bound (a progressive scan of SSAP and RCL records, §6) and LVF queries are non-real-time, provisioning-time operations (NENA-STA-010 §3.2), multi-worker is the primary throughput lever for Voice Service Provider bulk LIS load and periodic revalidation. Multi-worker is safe for every node role except the Forest Guide, which remains single-worker, provided the following per-process concerns are coordinated: (a) the GIS JSON cache (§3.6) must be written atomically and pre-built once before workers start, so workers do not race to rebuild it; (b) the child coverage store (§3.7) must become a shared source of truth rather than per-process memory — inbound LoST-Sync writes are serialized across workers with an exclusive file lock and a re-read, merge, atomic-write sequence, and each worker re-reads the store when it changes so all workers converge; (c) the SIP ElementState/ServiceState notifier (Appendix A) and boot-time startup synchronization are singletons and must run in exactly one elected worker; (d) inbound-push upstream propagation (§3.7) continues to be performed once by the worker that received the push, not by the elected worker; (e) on root AMS nodes, operator-authored provisioning (§3.9) is re-asserted on top after every store reload so it always takes precedence. A readiness endpoint distinct from liveness should report when a worker is rebuilding GIS data or has no data loaded, so a load balancer routes only to ready workers.</w:t>
+      </w:r>
+    </w:p>
+    <w:p>
+      <w:pPr>
+        <w:pStyle w:val="ListParagraph"/>
+        <w:numPr>
+          <w:ilvl w:val="0"/>
+          <w:numId w:val="1"/>
+        </w:numPr>
+      </w:pPr>
+      <w:r>
+        <w:t>High availability and enterprise-grade scaling — DEFERRED (future work); design decision recorded. To survive the failure of a single machine at North Dakota scale with a target of high (but not five-nines) availability, the recommended approach is two-tiered: run multiple stateless query/validation nodes behind a load balancer in active-active fashion — these hold no synchronization state and replicate freely, consistent with the model of LVF replicas analogous to DNS (n at each level); and run coordination nodes that hold LoST-Sync push state (parent, root AMS, Forest Guide) in an active-plus-standby configuration, with the child coverage store on shared or replicated storage and failover on node loss. A brief failover gap delays coverage propagation and cross-tree routing but does not interrupt local validation, because the query nodes are independent. DECISION: a full enterprise-grade configuration — a single coordination node running active-active across multiple hosts — is intentionally NOT adopted at this time. It would require relocating the child coverage store from per-host files into a shared datastore (for example Redis or a relational database) with distributed locking and leader leases in place of the single-host file lock and file-based election described in the multi-worker item above, and that datastore would itself have to be made highly available to avoid becoming a new single point of failure — which is the bulk of the cost. The resulting operational complexity (a distributed datastore to operate, monitor, back up, and patch; distributed-coordination failure modes that are hard to test and debug) is disproportionate to the benefit at the current scale, where it would buy only the elimination of a brief, rare coordination failover gap on nodes that are not in the high-volume query path. This decision should be revisited if any of the following occur: the deployment grows from a single state to many states sharing common infrastructure; coordination nodes begin to carry significant query traffic; or a contractual or regulatory uptime requirement makes a brief coordination failover gap unacceptable. INF-027 §2.6.3.4 remains relevant in every configuration: a mass revalidation resembling a denial-of-service event is anticipated, the burden of staggering it is placed on the provisioning client, and an LVF under stress is permitted to shed load — so a per-request concurrency cap or rate limit is more standards-aligned than attempting to scale to absorb unbounded bursts.</w:t>
+      </w:r>
+    </w:p>
+    <w:p>
+      <w:pPr>
+        <w:pStyle w:val="ListParagraph"/>
+        <w:numPr>
+          <w:ilvl w:val="0"/>
+          <w:numId w:val="1"/>
+        </w:numPr>
+      </w:pPr>
+      <w:r>
+        <w:t>Forest Guide mode — CLOSED (v50). Implemented via LVF_FOREST_GUIDE_MODE=true. See §3.8. The server software now supports deployment as a Forest Guide: routing-only, redirect-always (recursive=“true” ignored per RFC 5582 §8), no GIS data, no parent escalation, URN scope restricted to urn:service:sos and LVF_SOS_ALIAS_URNS. Distinguishable from a root AMS with GIS data, which is a separate valid deployment pattern covered by the existing routing-only + GPKG combination.</w:t>
+      </w:r>
+    </w:p>
+    <w:p>
+      <w:pPr>
+        <w:pStyle w:val="ListParagraph"/>
+        <w:numPr>
+          <w:ilvl w:val="0"/>
+          <w:numId w:val="1"/>
+        </w:numPr>
+      </w:pPr>
+      <w:r>
+        <w:t>Civic coverage region simplification — RESOLVED (§3.9). The problem of publishing a simplified coverage entry (e.g., US, ND, *, *, *, *) to the Forest Guide without algorithmically collapsing fine-grained GIS-derived tuples is resolved by manual provisioning at the root AMS. The operator explicitly declares the authoritative civic coverage in ams_civic_coverage.json; the LVF pushes this declaration directly to the FG. No completeness verification mechanism or wildcard collapsing algorithm is required. Non-root nodes continue to emit full-granularity tuples to their parent for routing purposes — those tuples are not forwarded to the FG. See companion item: geodetic polygon merging.</w:t>
+      </w:r>
+    </w:p>
+    <w:p>
+      <w:pPr>
+        <w:pStyle w:val="ListParagraph"/>
+        <w:numPr>
+          <w:ilvl w:val="0"/>
+          <w:numId w:val="1"/>
+        </w:numPr>
+      </w:pPr>
+      <w:r>
+        <w:t xml:space="preserve">Geodetic polygon merging — RESOLVED (§3.9). As with civic coverage simplification, the FG geodetic publication problem is resolved by manual provisioning at the root AMS. The operator explicitly provides the authoritative boundary polygon in ams_geodetic_coverage.json (WKT format); the LVF parses the WKT, converts to GML, and pushes it directly to the FG. No polygon union algorithm, Shapely dependency for derivation, or sliver/gap handling is required for FG publication. Child geodetic polygons continue to be exchanged intra-tree using the same GML format for internal routing purposes and getMappingsResponse aggregation (§3.7.2), but are not forwarded to the FG on root AMS nodes. Open item: coverage region expires/lastUpdated handling for pushMappings — RFC 5222 §5.2 requires an expires attribute on every mapping </w:t>
+        <w:lastRenderedPageBreak/>
+        <w:t>element; the appropriate value for coverage region mappings (NO-EXPIRATION) and the lastUpdated derivation are documented as a pending gap.</w:t>
+      </w:r>
+    </w:p>
+    <w:p>
+      <w:pPr>
+        <w:pStyle w:val="ListParagraph"/>
+        <w:numPr>
+          <w:ilvl w:val="0"/>
+          <w:numId w:val="1"/>
+        </w:numPr>
+      </w:pPr>
+      <w:r>
+        <w:t>Session 18 (v53) changes — CLOSED. Thirteen code changes documented: (1) “*” as the JSON representation for absent A3/A4/A5 in the child coverage store and AMS provisioning files (previously null); both null and “*” are treated as wildcards at query time in lookup_civic_coverage. See §3.3. (2) “lost_server” field added as a required key on each civic tuple in ams_civic_coverage.json, specifying the authoritative LoST server URI for that tuple. See §3.9.2. (3) AMS provisioning files now use the unified child coverage store wrapper structure (same envelope as dynamically received push entries), enabling entries from ams_civic_coverage.json and ams_geodetic_coverage.json to be loaded directly into the child coverage store via _upsert_child_coverage. See §3.9.2. (4) ams_geodetic_coverage.geojson renamed to ams_geodetic_coverage.json; format changed from GeoJSON geometry to a JSON wrapper using WKT for the geodetic polygon. All references updated. See §3.9.2 and §3.4.1. (5) Uppercase normalization removed from _derive_civic_coverage — field values are now stored with the original casing from the GIS data; normalization occurs only at lookup time in lookup_civic_coverage (already case-insensitive). See §3.3. (6) strip() applied to GIS string fields during civic coverage derivation to handle single-space values stored in some GIS datasets that would otherwise produce non-null but empty-string tuples. (7) lookup_civic_coverage case-insensitive comparison corrected — both stored and submitted values are normalized to uppercase before comparison, ensuring lookups succeed regardless of casing differences between the GIS data and submitted address elements. See §3.3. (8) fg_tree_coverage.json used as the child coverage store filename when LVF_FOREST_GUIDE_MODE=true (instead of lvf_child_coverage.json), distinguishing FG deployments from standard parent nodes at a glance. See §3.8. (9) Child coverage store (_load_child_coverage) now loads before AMS provisioning (_load_ams_provisioning) at startup, ensuring previously received push entries are available in the store before provisioned file entries are processed. See §3.9.4. (10) Child coverage pre-Gate lookup restricted to routing-only nodes (LVF_GPKG_PATH unset). Nodes with GIS data loaded do not consult the child coverage store for incoming validation requests; Gate 0/1/2 evaluate against local GIS. See §3.7.3. (11) _check_ooc_admin truncation fix — when stop-on-first-invalid fires at A3, the A3/A4/A5 values are correctly excluded from the coverage lookup (not just A4/A5), preventing false out-of-coverage detections on A3 mismatches within a covered area. (12) Forest Guide notFound message improved to specify that no authoritative LVF tree was found for the submitted address, aiding operator diagnostics. (13) Version bumped to 53.</w:t>
+      </w:r>
+    </w:p>
+    <w:p/>
+    <w:p>
+      <w:pPr>
+        <w:pStyle w:val="ListParagraph"/>
+        <w:numPr>
+          <w:ilvl w:val="0"/>
+          <w:numId w:val="1"/>
+        </w:numPr>
+      </w:pPr>
+      <w:r>
+        <w:t xml:space="preserve">Session 19 (v54–v55) changes — CLOSED. Comprehensive editorial and content review. (1) Version bump to 55 (v54 was the cae:MP fix release; v55 is this session). (2) §3.1 Scope retitled from “Scope: Leaf Node Behavior” to “Scope”; body updated to reflect all supported deployment modes including routing-only nodes, Forest Guide, and root AMS. (3) New §3.2 GIS Data Quality section added — the LVF is only as good as the data it receives; QA/QC upstream of the LVF is essential. (4) “Precision” changed to “detail” in §3 standards spectrum paragraph. (5) “Longest-prefix matching” defined inline in §3.3. (6) §3.3.1 derivation paragraph: 0.0001 degree offset annotated as approximately 11 meters (36 feet); reference to fg_tree_coverage.json removed (not impacted by derivation); “atomically” replaced with “automatically”; “via the SI” removed. (7) §3.4 “atomically” replaced with “automatically”. (8) §3.5 temporal filtering: effective/expiration date sentence clarified to note fields must be known and pre-populated; “atomically” replaced in mid-session divergence note. (9) §3.6: pickle file explained; “atomic swap” replaced with “single-operation swap”; “atomic swap ensures” </w:t>
+        <w:lastRenderedPageBreak/>
+        <w:t>replaced throughout. (10) §3.7.4 environment variables reformatted as separate paragraphs; “Correction to prior versions” sentence removed. (11) §3.8 Forest Guide peering note added per RFC 5582 §8; recursion note added to out-of-coverage redirect sentence. (12) §3.9 renamed “Root AMS Mode”; §3.9.1 renamed “Overview”; prior editions correction sentence removed; “this is wrong” softened to governance/practical rationale. (13) §3.9.2 ams_geodetic_coverage.json description corrected from stale GeoJSON format to WKT wrapper format. (14) §5.1 HNO note: “street number” changed to “address number” throughout; “street address number” changed to “address number”. (15) §6.2 fallthrough rule reworded to reference “LVFs provisioned with centerlines only” rather than “roads provisioned as centerlines only”. (16) §6.5.1 cae:MP rationale updated: “do not carry” changed to “will not carry” for early LIS deployments. (17) §6.7 GIS field normalization note added: NULL, empty, and whitespace-only GIS values all normalized to None at load time. (18) §6.7 GIS conformance note: “SI operator and” removed; responsibility attributed to 911 Authority only. (19) §7.5 row 33: cae:PCE corrected to cdx2:PCE. (20) §8.1 companion LVF Client document note removed. (21) §8.5 boundary-not-found condition changed from &lt;notFound&gt; to &lt;locationValidationUnavailable&gt; with explanatory message. (22) Remaining “via the SI” / “through the SI” phrases removed from body text and gap table. (23) boundaries[0] references removed from §3.3.2 and §11 changelog. (24) §11.2 gaps table: removed “No RFC 5222 error for ambiguous candidate sets” (closed by message attribute on &lt;notFound&gt; per items 23/24 in session list); removed “No RFC 5222 warning for validation observations” (closed by completeLocation case-sensitive suppression logic); removed five closed implementation items (Recursion v47, LoST-Sync v47, coverage aggregation v49, OOC admin redirect v46, notFound sub-jurisdictional v37, street name terminal v43); renamed cae:PN gap to “cae:PN semantic redefinition across standards”; condensed RFC 5222 mapping selection gap description; added Forest Guide peering gap per RFC 5582 §8. (25) Version count updated to 55. Code changes pending for this session: NotFoundResponse message attribute (ambiguous vs zero candidates); LocationValidationUnavailable for boundary-not-found; cdx2:PCE namespace fix in models.py.</w:t>
+      </w:r>
+    </w:p>
+    <w:p>
+      <w:pPr>
+        <w:pStyle w:val="ListParagraph"/>
+        <w:numPr>
+          <w:ilvl w:val="0"/>
+          <w:numId w:val="1"/>
+        </w:numPr>
+      </w:pPr>
+      <w:r>
+        <w:t xml:space="preserve">Session 20 (v56–v60) changes — CLOSED. Structural reorganization and presentation cleanup. (1) §3.9 reorganization: §3.9.2 (Geodetic Coverage Region Format) moved to §3.4.1; §3.9.6 (Cascading Coverage Propagation) moved to §3.7.5; §3.9.7 (Relationship to Intra-Tree Geodetic Exchange) renumbered to §3.9.5; §3.9.3–§3.9.5 renumbered to §3.9.2–§3.9.4. (2) Duplicate §3.3 heading resolved: “Authoritativeness and Coverage Region” intro content collapsed into §3.3 Civic Coverage Region Derivation as a single unified section. (3) Misplaced §4.3 (URN Alias Resolution) relocated from between §3.4 and §3.5 to §4.2, its correct position within Gate 0. (4) §9 pseudocode reorganization: the CAPTURE/PRE-CHECK/GATE 0 blob paragraph split into individual indented lines matching the rest of the pseudocode section style. (5) Cross-reference audit: all §4.3 references updated to §4.2; all §3.9.x changelog references updated to reflect new numbering; §3.9.4 item (4) updated to reference both §3.9.2 and §3.4.1. (6) Version bumped to 56. (7) Italic note formatting normalized: 7 note/warning paragraphs missing sz=20 and indent=720 brought into line with the standard italic note style. The ⚠️ §3.9 best-practice warning also gained bold and justified alignment to match the other ⚠️ paragraphs. (8) Note on validateLocation rejection moved from §3.1 to §11.3 Key Design Decisions. (9) Note on &lt;forbidden&gt; response moved from §3.1 to §10 Known Gaps as a new gap row. (10) Version bumped to 57. Session 20 Phase 1 (v58) — Presentation cleanup: (11) Table of Contents added (Word auto-TOC, §§1–10 + §11 References). (12) §11 restructured: §11.1–11.3 moved to Appendix A (Working Context); §11.4 </w:t>
+        <w:lastRenderedPageBreak/>
+        <w:t>Source Documents promoted to §11 References. (13) §3.3 intro paragraph fixed: removed self-reference (“The derivation process is defined in §3.3”) and incomplete sentence fragment. (14) Duplicate sentence in §3.3 removed. (15) §3 meta-description paragraph removed. (16) §10 mapping selection row cleaned: implementation resolution narrative removed; gap entry now states the problem and defers rationale to §A.3. (17) Version bumped to 58. Session 20 Phase 2 (v59) — Body tightening: (18) §11 References section removed; governing standards are fully documented in §1.1. (19) §3.3: fixed run-on duplicated clause in longest-prefix matching description; fixed comma splice in RCL foundational layer sentence. (20) §6.1: removed redundant inline bullet note about SSAP coverage completeness (retained the cleaner standalone italic note). (21) §8.5.1: merged two stacked italic notes (geometry-only statement and data-integrity note) into a single coherent note. (22) §8.6.2: removed closing rationale note restating §3.5 temporal filtering reasoning. (23) §1.2: merged paragraphs 2 and 3 into a single paragraph. (24) Cover page: “Working Document” label changed to “Draft Specification”. (25) Heading capitalization: §8.6, §8.6.1, §8.6.2 headings capitalized consistently. (26) Version bumped to 59. Session 20 Phase 3 (v60) — Final polish: (27) Pseudocode compacted: blank lines between every line removed; blank lines retained only before top-level block headers (CAPTURE, PRE-CHECK, GATE 0–2, ASSEMBLE_RESPONSE); two implementation noise comments removed. (28) §3.3 intro: forward reference to §3.3.2 reworded. (29) §3.6 ⚠️ warning: formatting normalized to match other ⚠️ paragraphs (bold+italic, sz=20, indent=720, justified). (30) §3.3.1: single wall-of-text paragraph split into two paragraphs at logical boundary. (31) §3.7.2: split sentence repaired (paragraph break mid-sentence removed); long getMappingsResponse paragraph split at logical boundary. (32) Version bumped to 60.</w:t>
+      </w:r>
+    </w:p>
+    <w:p>
+      <w:pPr>
+        <w:pStyle w:val="ListParagraph"/>
+        <w:numPr>
+          <w:ilvl w:val="0"/>
+          <w:numId w:val="1"/>
+        </w:numPr>
+      </w:pPr>
+      <w:r>
+        <w:t>Session 21 (v61–v62) changes — CLOSED. Document review and editorial pass. (1) [Comment 7] §2 “Important:” italic note removed (content already covered in §3.1). (2) [Comment 11] §3.2 “Spatial Interface operator” removed from QA/QC sentence. (3) [Comments 14,24,25] Paragraph spacing added at three locations in §3.3.1 and §3.3.3. (4) [Comment 30] §3.8 Forest Guide description: “GIS data” replaced with “RCL or SSAP data”. (5) [Comment 32] §3.9.4 child coverage store load-order sentence deleted. (6) [Comment 39] §3.9.4 governance note added: root AMS provisioning files must be kept current. (7) [Comment 42] §4.1 two italic notes converted to standard body paragraphs. (8) [Comment 78] Paragraph spacing added after §8.6.1 intro paragraph. (9) §3.8 Forest Guide peering reference updated: §11.2 → §A.2. (10) §3.9.3 rewritten for readability. (11) §3.9.4 rewritten for readability. (12) §10 heading renamed to “Known Gaps and Recommended Actions”. (13) §A.2 new future work item added: review 0.0001 degree perpendicular offset approach. (14) §3.10 Environment Variables section created, consolidating §3.7.4 (Coverage and Tree Synchronization) and §3.8.1 (Forest Guide); §3.6 GIS reload env var note replaced with cross-reference to §3.10.3. (15) LVF_FOREST_GUIDE_MODE paragraph restored after accidental deletion in prior session. (16) LVF_SERVER_URI note in §8.5.3 expanded: added U-NAPTR requirement, out-of-scope note, and production constraint against IP address use. (17) Terminology audit: AMS usage confirmed clean — all instances already use “root AMS” correctly. (18) Version bumped to 61. (19) v62: Table border formatting normalized — tblBorders block added to all 17 tables missing table-level border definitions; all tables now consistent with §A.3 style.</w:t>
+      </w:r>
+    </w:p>
+    <w:p>
+      <w:pPr>
+        <w:pStyle w:val="ListParagraph"/>
+        <w:numPr>
+          <w:ilvl w:val="0"/>
+          <w:numId w:val="1"/>
+        </w:numPr>
+      </w:pPr>
+      <w:r>
+        <w:t xml:space="preserve">Session 22 (v63–v67) changes — CLOSED. i3 gap analysis; endpoint consolidation. (1) i3 gap analysis completed against NENA-STA-010.3.1: serviceNumber=“911” (resolved via GIS data; spec note deferred); listServices/listServicesByLocation (deferred — open questions on algorithm scope, OOC behavior, placement); Call/Incident ID, NTP, </w:t>
+        <w:lastRenderedPageBreak/>
+        <w:t>logging, ElementState, ServiceState, GapOverlap, discrepancy reporting, SI interface items 3–10 identified as not started. (2) ElementState and ServiceState identified as requiring SIP SUBSCRIBE/NOTIFY per i3 §2.4.1 — current implementation provides internal state machine only; SIP notifier interface added to §A.2 as future work. (3) /validate endpoint removed; all RFC 5222 traffic consolidated at /lost endpoint. /lost now handles findService, listServices, listServicesByLocation, and getServiceBoundary, dispatching on XML root element. (4) New §3.11 HTTP Interface added, formally defining /lost (LoST protocol endpoint, RFC 5222, U-NAPTR discovered) and /sync (LoST-Sync endpoint, RFC 6739, operator-configured). (5) LVF_PARENT_URI description updated: clarified as base URL with /lost and /sync appended internally; example changed from http:// to https://; reference to “validate endpoint” corrected to “base URL”. (6) /validate references replaced with /lost throughout: §3.7.3 (routing-only mode), §3.9.2 (ams_civic_coverage.json example), §9 pseudocode (two instances). (7) ams_civic_coverage.json example URLs updated to https://. (8) Version bumped to 67.</w:t>
+      </w:r>
+    </w:p>
+    <w:p>
+      <w:pPr>
+        <w:pStyle w:val="ListParagraph"/>
+        <w:numPr>
+          <w:ilvl w:val="0"/>
+          <w:numId w:val="1"/>
+        </w:numPr>
+      </w:pPr>
+      <w:r>
+        <w:t>Session 24 (v68) changes — CLOSED. Test gap analysis and bug fixes. (1) §6.6.2: Parity_Z normative rule added — a side with Parity = ‘Z’ is excluded from candidate matching entirely, regardless of numeric range values. Fixes bug where Parity_Z sides were incorrectly evaluated via the even/odd parity comparison, causing false matches. (2) §6.7: submitted value normalization rule added — leading and trailing whitespace is stripped from all submitted civic address element values at parse time, before any comparison, coverage region lookup, or gate evaluation. Internal whitespace is not collapsed. Fixes bug where trailing whitespace in submitted admin elements caused civic coverage region lookup failure and incorrect redirect response. (3) §9 pseudocode and §B.3: RCL completeLocation rule unified with SSAP — civicAddress now contains all non-null PIDF-LO fields from the matched RCL record (side-specific fields resolved to determined side), with HNO taken from the submission. Prior formulation omitted admin fields (A3–A5) when absent from submission, creating an asymmetry with SSAP. (4) Version bumped to 68.</w:t>
+      </w:r>
+    </w:p>
+    <w:p>
+      <w:pPr>
+        <w:pStyle w:val="ListParagraph"/>
+        <w:numPr>
+          <w:ilvl w:val="0"/>
+          <w:numId w:val="1"/>
+        </w:numPr>
+      </w:pPr>
+      <w:r>
+        <w:t>Session 25 (v68) changes — CLOSED. Source code review against Appendix A i3 requirements; Appendix A and B reorganization. (1) Source code review confirmed A.1 through A.7 are fully implemented (listServices, listServicesByLocation, Call/Incident ID extension, NTP client, LogEvent interface, ElementState/ServiceState SIP SUBSCRIBE/NOTIFY, discrepancy reporting). (2) A.9 GapOverlap Event Notification added to Appendix A — requirement identified as intentionally deferred pending SDM FE transition in a future i3 major version. (3) B.1 Work Completed reformatted from a single dense paragraph to a bulleted list of implemented components. (4) B.2 Work Not Yet Started changelog entries (sessions 18–24) reformatted from large prose paragraphs to individual bulleted entries. No substantive content changes; version number unchanged.</w:t>
+      </w:r>
+    </w:p>
+    <w:p>
+      <w:pPr>
+        <w:pStyle w:val="ListParagraph"/>
+        <w:numPr>
+          <w:ilvl w:val="0"/>
+          <w:numId w:val="1"/>
+        </w:numPr>
+      </w:pPr>
+      <w:r>
+        <w:t xml:space="preserve">Session 29 (v69–v70) changes — CLOSED. AMS provisioning load behavior corrected; LVF_FOREST_GUIDE_URI aligned with U-NAPTR pattern; getMappingsResponse corrected for root AMS nodes; regression suite validated on Docker stack and dev machine. (1) §3.9.2: AMS provisioning file load behavior corrected — entries from ams_civic_coverage.json and ams_geodetic_coverage.json are now loaded into the child coverage store unconditionally, bypassing the RFC 6739 §5.2 timestamp comparison used for dynamically received push entries. An operator editing a provisioning file (e.g., URI correction, hostname change) must always win over any cached entry for the same source_id, regardless of lastUpdated values. Prior behavior routed AMS loads through _upsert_child_coverage, causing stale-rejection when the cache held a newer timestamp, requiring manual cache deletion to recover. (2) §3.9.4: startup sequence note added — child coverage store is loaded first; AMS provisioning file entries are then written unconditionally, superseding any cached entries for the same </w:t>
+        <w:lastRenderedPageBreak/>
+        <w:t>source_id. FG push references LVF_FOREST_GUIDE_URI resolved via U-NAPTR rather than as a literal /sync URL. (3) §3.10.4 LVF_FOREST_GUIDE_URI: description changed from a full /sync endpoint URL to a U-NAPTR application unique string (DNS name), consistent with LVF_PARENT_URI. The LVF resolves LVF_FOREST_GUIDE_URI via U-NAPTR and appends /sync internally. RFC 6739 §3 specifies that peering relationships are set up manually based on local policy; however, the Forest Guide is still a LoST server with a U-NAPTR-discoverable identity, and using U-NAPTR resolution is consistent with how all other nodes in the tree are identified. (4) §3.11: corrected note on sync endpoint URL handling — LVF_FOREST_GUIDE_URI now uses U-NAPTR resolution (same as LVF_PARENT_URI); LVF_SYNC_CHILDREN continues to accept full endpoint URLs. (5) getMappingsResponse corrected for root AMS nodes: when LVF_ROOT_AMS=true, GIS-derived own mappings and intra-tree child entries are excluded from getMappingsResponse; only AMS provisioning file entries (matched by LVF_SYNC_SOURCE_ID_CIVIC and LVF_SYNC_SOURCE_ID_GEODETIC) are returned. Since a root AMS is the top of its tree, the only requester of getMappingsResponse is the Forest Guide, which should receive only the operator-declared AMS coverage. (6) YAML catalog audit completed — stale ndaco.org hostnames and IP:port references in recursion.yaml and redirect.yaml updated to example.com equivalents. (7) Regression suite validated: 70/70 pass on Docker stack with live parent and Forest Guide; 60/70 pass on isolated dev node (10 known failures require live parent — all documented in test comments). (8) Version bumped to 70.</w:t>
+      </w:r>
+    </w:p>
+    <w:p>
+      <w:r>
+        <w:t>Session 31 (v71) changes — CLOSED. Security hardening, provisioning file format alignment with RFC 6739, and GIS cache format change. (1) §3.6: Pickle GIS cache replaced with JSON cache (security fix C-2 — pickle.load() executes arbitrary Python bytecode; replaced with json.load() with WKT serialization for shapely geometries). Cache file extension changed from .pickle to .cache.json. Legacy .pickle files are automatically deleted at startup. (2) §3.10.6: New TLS section added — LVF_TLS_MODE (disabled/tls/mtls), LVF_TLS_CERT_FILE, LVF_TLS_KEY_FILE, LVF_TLS_CA_FILE. In mtls mode, /sync enforces client certificate presence (HTTP 401 if absent); /lost requests but does not require a client cert, accommodating LIS clients without PCA credentials. Uvicorn launched via main.py for container deployments to enable TLS configuration and fail-fast validation. (3) §3.11.3: Updated to reference LVF_TLS_MODE and describe per-endpoint client certificate behavior. (4) §3.9.2: AMS provisioning file format aligned with RFC 6739 wire format conventions. ams_civic_coverage.json: “child_uri” renamed to “lost_server” (maps to &lt;uri&gt; in wire format); “civic_tuples” renamed to “civic_addresses”; per-address “lost_server” field removed (URI belongs at entry level only, per RFC 6739 Figure 3); explicit “*” wildcard fields removed from civic address objects (absent fields carry wildcard semantics per RFC 5582 §5 — omission is the standards-conformant representation). ams_geodetic_coverage.json: “child_uri” renamed to “lost_server”. Backward compatibility: old field names accepted with a deprecation WARNING log. (5) Per-endpoint body size limits: /lost retains 1MB cap; /sync raised to 10MB to accommodate large geodetic WKT payloads for state-level boundaries. (6) Version bumped to 71.</w:t>
+      </w:r>
+    </w:p>
+    <w:p>
+      <w:pPr>
+        <w:pStyle w:val="Heading2"/>
+      </w:pPr>
+      <w:bookmarkStart w:id="99" w:name="_Toc232494463"/>
+      <w:r>
+        <w:t>B.3 Key Design Decisions Made</w:t>
+      </w:r>
+      <w:bookmarkEnd w:id="99"/>
+    </w:p>
+    <w:p/>
+    <w:tbl>
+      <w:tblPr>
+        <w:tblW w:w="9360" w:type="dxa"/>
+        <w:tblBorders>
+          <w:top w:val="single" w:sz="4" w:space="0" w:color="CCCCCC"/>
+          <w:left w:val="single" w:sz="4" w:space="0" w:color="CCCCCC"/>
+          <w:bottom w:val="single" w:sz="4" w:space="0" w:color="CCCCCC"/>
+          <w:right w:val="single" w:sz="4" w:space="0" w:color="CCCCCC"/>
+          <w:insideH w:val="single" w:sz="4" w:space="0" w:color="CCCCCC"/>
+          <w:insideV w:val="single" w:sz="4" w:space="0" w:color="CCCCCC"/>
+        </w:tblBorders>
+        <w:tblLayout w:type="fixed"/>
+        <w:tblCellMar>
+          <w:top w:w="80" w:type="dxa"/>
+          <w:left w:w="120" w:type="dxa"/>
+          <w:bottom w:w="80" w:type="dxa"/>
+          <w:right w:w="120" w:type="dxa"/>
+        </w:tblCellMar>
+        <w:tblLook w:val="04A0" w:firstRow="1" w:lastRow="0" w:firstColumn="1" w:lastColumn="0" w:noHBand="0" w:noVBand="1"/>
+      </w:tblPr>
+      <w:tblGrid>
+        <w:gridCol w:w="4199"/>
+        <w:gridCol w:w="5161"/>
+      </w:tblGrid>
+      <w:tr>
+        <w:trPr>
+          <w:tblHeader/>
+        </w:trPr>
+        <w:tc>
+          <w:tcPr>
+            <w:tcW w:w="3599" w:type="dxa"/>
+            <w:tcBorders>
+              <w:top w:val="single" w:sz="2" w:space="0" w:color="CCCCCC"/>
+              <w:left w:val="single" w:sz="2" w:space="0" w:color="CCCCCC"/>
+              <w:bottom w:val="single" w:sz="2" w:space="0" w:color="CCCCCC"/>
+              <w:right w:val="single" w:sz="2" w:space="0" w:color="CCCCCC"/>
+            </w:tcBorders>
+            <w:shd w:val="clear" w:color="auto" w:fill="D5E8F0"/>
+          </w:tcPr>
+          <w:p>
+            <w:r>
+              <w:rPr>
+                <w:b/>
+                <w:bCs/>
+              </w:rPr>
+              <w:t>Decision</w:t>
+            </w:r>
+          </w:p>
+        </w:tc>
+        <w:tc>
+          <w:tcPr>
+            <w:tcW w:w="5760" w:type="dxa"/>
+            <w:tcBorders>
+              <w:top w:val="single" w:sz="2" w:space="0" w:color="CCCCCC"/>
+              <w:left w:val="single" w:sz="2" w:space="0" w:color="CCCCCC"/>
+              <w:bottom w:val="single" w:sz="2" w:space="0" w:color="CCCCCC"/>
+              <w:right w:val="single" w:sz="2" w:space="0" w:color="CCCCCC"/>
+            </w:tcBorders>
+            <w:shd w:val="clear" w:color="auto" w:fill="D5E8F0"/>
+          </w:tcPr>
+          <w:p>
+            <w:r>
+              <w:rPr>
+                <w:b/>
+                <w:bCs/>
+              </w:rPr>
+              <w:t>Rationale</w:t>
+            </w:r>
+          </w:p>
+        </w:tc>
+      </w:tr>
+      <w:tr>
+        <w:tc>
+          <w:tcPr>
+            <w:tcW w:w="3599" w:type="dxa"/>
+            <w:tcBorders>
+              <w:top w:val="single" w:sz="2" w:space="0" w:color="CCCCCC"/>
+              <w:left w:val="single" w:sz="2" w:space="0" w:color="CCCCCC"/>
+              <w:bottom w:val="single" w:sz="2" w:space="0" w:color="CCCCCC"/>
+              <w:right w:val="single" w:sz="2" w:space="0" w:color="CCCCCC"/>
+            </w:tcBorders>
+          </w:tcPr>
+          <w:p>
+            <w:r>
+              <w:t>Gate 0: service URN / boundary check before structural evaluation</w:t>
+            </w:r>
+          </w:p>
+        </w:tc>
+        <w:tc>
+          <w:tcPr>
+            <w:tcW w:w="5760" w:type="dxa"/>
+            <w:tcBorders>
+              <w:top w:val="single" w:sz="2" w:space="0" w:color="CCCCCC"/>
+              <w:left w:val="single" w:sz="2" w:space="0" w:color="CCCCCC"/>
+              <w:bottom w:val="single" w:sz="2" w:space="0" w:color="CCCCCC"/>
+              <w:right w:val="single" w:sz="2" w:space="0" w:color="CCCCCC"/>
+            </w:tcBorders>
+          </w:tcPr>
+          <w:p>
+            <w:r>
+              <w:t xml:space="preserve">RFC 5222 §8.4.1 requires mapping+ in every findServiceResponse. Gate 0 ensures a candidate </w:t>
+              <w:lastRenderedPageBreak/>
+              <w:t>boundary exists. Does not confirm geographic authority — that is determined in Gate 2.</w:t>
+            </w:r>
+          </w:p>
+        </w:tc>
+      </w:tr>
+      <w:tr>
+        <w:tc>
+          <w:tcPr>
+            <w:tcW w:w="3599" w:type="dxa"/>
+            <w:tcBorders>
+              <w:top w:val="single" w:sz="2" w:space="0" w:color="CCCCCC"/>
+              <w:left w:val="single" w:sz="2" w:space="0" w:color="CCCCCC"/>
+              <w:bottom w:val="single" w:sz="2" w:space="0" w:color="CCCCCC"/>
+              <w:right w:val="single" w:sz="2" w:space="0" w:color="CCCCCC"/>
+            </w:tcBorders>
+          </w:tcPr>
+          <w:p>
+            <w:r>
+              <w:lastRenderedPageBreak/>
+              <w:t>&lt;locationInvalid&gt; for Gate 1 failure</w:t>
+            </w:r>
+          </w:p>
+        </w:tc>
+        <w:tc>
+          <w:tcPr>
+            <w:tcW w:w="5760" w:type="dxa"/>
+            <w:tcBorders>
+              <w:top w:val="single" w:sz="2" w:space="0" w:color="CCCCCC"/>
+              <w:left w:val="single" w:sz="2" w:space="0" w:color="CCCCCC"/>
+              <w:bottom w:val="single" w:sz="2" w:space="0" w:color="CCCCCC"/>
+              <w:right w:val="single" w:sz="2" w:space="0" w:color="CCCCCC"/>
+            </w:tcBorders>
+          </w:tcPr>
+          <w:p>
+            <w:r>
+              <w:t>RFC 5222 §13.1 — structural non-conformance before any lookup is attempted</w:t>
+            </w:r>
+          </w:p>
+        </w:tc>
+      </w:tr>
+      <w:tr>
+        <w:tc>
+          <w:tcPr>
+            <w:tcW w:w="3599" w:type="dxa"/>
+            <w:tcBorders>
+              <w:top w:val="single" w:sz="2" w:space="0" w:color="CCCCCC"/>
+              <w:left w:val="single" w:sz="2" w:space="0" w:color="CCCCCC"/>
+              <w:bottom w:val="single" w:sz="2" w:space="0" w:color="CCCCCC"/>
+              <w:right w:val="single" w:sz="2" w:space="0" w:color="CCCCCC"/>
+            </w:tcBorders>
+          </w:tcPr>
+          <w:p>
+            <w:r>
+              <w:t>&lt;notFound&gt; for Gate 0 and Gate 2 terminal failures</w:t>
+            </w:r>
+          </w:p>
+        </w:tc>
+        <w:tc>
+          <w:tcPr>
+            <w:tcW w:w="5760" w:type="dxa"/>
+            <w:tcBorders>
+              <w:top w:val="single" w:sz="2" w:space="0" w:color="CCCCCC"/>
+              <w:left w:val="single" w:sz="2" w:space="0" w:color="CCCCCC"/>
+              <w:bottom w:val="single" w:sz="2" w:space="0" w:color="CCCCCC"/>
+              <w:right w:val="single" w:sz="2" w:space="0" w:color="CCCCCC"/>
+            </w:tcBorders>
+          </w:tcPr>
+          <w:p>
+            <w:r>
+              <w:t>RFC 5222 §13.1 — no authoritative data available or candidate set ambiguous; distinct from a mismatch</w:t>
+            </w:r>
+          </w:p>
+        </w:tc>
+      </w:tr>
+      <w:tr>
+        <w:tc>
+          <w:tcPr>
+            <w:tcW w:w="3599" w:type="dxa"/>
+            <w:tcBorders>
+              <w:top w:val="single" w:sz="2" w:space="0" w:color="CCCCCC"/>
+              <w:left w:val="single" w:sz="2" w:space="0" w:color="CCCCCC"/>
+              <w:bottom w:val="single" w:sz="2" w:space="0" w:color="CCCCCC"/>
+              <w:right w:val="single" w:sz="2" w:space="0" w:color="CCCCCC"/>
+            </w:tcBorders>
+          </w:tcPr>
+          <w:p>
+            <w:r>
+              <w:t>&lt;redirect&gt; or recursion for out-of-coverage Gate 2 result</w:t>
+            </w:r>
+          </w:p>
+        </w:tc>
+        <w:tc>
+          <w:tcPr>
+            <w:tcW w:w="5760" w:type="dxa"/>
+            <w:tcBorders>
+              <w:top w:val="single" w:sz="2" w:space="0" w:color="CCCCCC"/>
+              <w:left w:val="single" w:sz="2" w:space="0" w:color="CCCCCC"/>
+              <w:bottom w:val="single" w:sz="2" w:space="0" w:color="CCCCCC"/>
+              <w:right w:val="single" w:sz="2" w:space="0" w:color="CCCCCC"/>
+            </w:tcBorders>
+          </w:tcPr>
+          <w:p>
+            <w:r>
+              <w:t>NENA-STA-010 §3.2 — LVF MUST support both modes; out-of-coverage is determined by comparing submitted administrative elements against the LVF’s civic coverage region (§3.3). DECISION (v46): redirection implemented. When stop-on-first-invalid fires at an admin element and the civic coverage region lookup confirms the address is outside coverage, the LVF returns &lt;redirect target=LVF_PARENT_URI&gt; when recursive=“false” or absent. If LVF_PARENT_URI is not configured, &lt;notFound&gt; is returned with a diagnostic message. DECISION (v47): recursion implemented. When recursive=“true” and LVF_PARENT_URI is configured, the LVF makes an outbound HTTP POST to LVF_PARENT_URI and returns the upstream response as its own, after loop detection and &lt;path&gt;&lt;via&gt; handling per RFC 5222 §6.</w:t>
+            </w:r>
+          </w:p>
+        </w:tc>
+      </w:tr>
+      <w:tr>
+        <w:tc>
+          <w:tcPr>
+            <w:tcW w:w="3599" w:type="dxa"/>
+            <w:tcBorders>
+              <w:top w:val="single" w:sz="2" w:space="0" w:color="CCCCCC"/>
+              <w:left w:val="single" w:sz="2" w:space="0" w:color="CCCCCC"/>
+              <w:bottom w:val="single" w:sz="2" w:space="0" w:color="CCCCCC"/>
+              <w:right w:val="single" w:sz="2" w:space="0" w:color="CCCCCC"/>
+            </w:tcBorders>
+          </w:tcPr>
+          <w:p>
+            <w:r>
+              <w:t>Unified progressive filter (GIS investigation and element evaluation collapsed)</w:t>
+            </w:r>
+          </w:p>
+        </w:tc>
+        <w:tc>
+          <w:tcPr>
+            <w:tcW w:w="5760" w:type="dxa"/>
+            <w:tcBorders>
+              <w:top w:val="single" w:sz="2" w:space="0" w:color="CCCCCC"/>
+              <w:left w:val="single" w:sz="2" w:space="0" w:color="CCCCCC"/>
+              <w:bottom w:val="single" w:sz="2" w:space="0" w:color="CCCCCC"/>
+              <w:right w:val="single" w:sz="2" w:space="0" w:color="CCCCCC"/>
+            </w:tcBorders>
+          </w:tcPr>
+          <w:p>
+            <w:r>
+              <w:t>The previous separation was artificial — both steps compared the same PIDF-LO values against the same GIS fields. The progressive filter model is computationally coherent and eliminates redundancy.</w:t>
+            </w:r>
+          </w:p>
+        </w:tc>
+      </w:tr>
+      <w:tr>
+        <w:tc>
+          <w:tcPr>
+            <w:tcW w:w="3599" w:type="dxa"/>
+            <w:tcBorders>
+              <w:top w:val="single" w:sz="2" w:space="0" w:color="CCCCCC"/>
+              <w:left w:val="single" w:sz="2" w:space="0" w:color="CCCCCC"/>
+              <w:bottom w:val="single" w:sz="2" w:space="0" w:color="CCCCCC"/>
+              <w:right w:val="single" w:sz="2" w:space="0" w:color="CCCCCC"/>
+            </w:tcBorders>
+          </w:tcPr>
+          <w:p>
+            <w:r>
+              <w:t>Elements added to &lt;valid&gt; whenever candidate set is non-zero after filtering, including when unchanged</w:t>
+            </w:r>
+          </w:p>
+        </w:tc>
+        <w:tc>
+          <w:tcPr>
+            <w:tcW w:w="5760" w:type="dxa"/>
+            <w:tcBorders>
+              <w:top w:val="single" w:sz="2" w:space="0" w:color="CCCCCC"/>
+              <w:left w:val="single" w:sz="2" w:space="0" w:color="CCCCCC"/>
+              <w:bottom w:val="single" w:sz="2" w:space="0" w:color="CCCCCC"/>
+              <w:right w:val="single" w:sz="2" w:space="0" w:color="CCCCCC"/>
+            </w:tcBorders>
+          </w:tcPr>
+          <w:p>
+            <w:r>
+              <w:t>An element is added to &lt;valid&gt; whenever it is submitted, evaluable, and the candidate set is non-zero after filtering — including when the count is unchanged because all records matched. A non-discriminating element (e.g., ca:country when every GIS record is ‘US’) is still genuinely present and correct. The §9 pseudologic originally said ‘only if count decreases’ but this produced incorrect results in practice — country was absent from &lt;valid&gt; in all-US datasets. The code behavior is correct; the pseudologic has been updated to match.</w:t>
+            </w:r>
+          </w:p>
+        </w:tc>
+      </w:tr>
+      <w:tr>
+        <w:tc>
+          <w:tcPr>
+            <w:tcW w:w="3599" w:type="dxa"/>
+            <w:tcBorders>
+              <w:top w:val="single" w:sz="2" w:space="0" w:color="CCCCCC"/>
+              <w:left w:val="single" w:sz="2" w:space="0" w:color="CCCCCC"/>
+              <w:bottom w:val="single" w:sz="2" w:space="0" w:color="CCCCCC"/>
+              <w:right w:val="single" w:sz="2" w:space="0" w:color="CCCCCC"/>
+            </w:tcBorders>
+          </w:tcPr>
+          <w:p>
+            <w:r>
+              <w:t>RCL side determination occurs at HNO's position in the hierarchy</w:t>
+            </w:r>
+          </w:p>
+        </w:tc>
+        <w:tc>
+          <w:tcPr>
+            <w:tcW w:w="5760" w:type="dxa"/>
+            <w:tcBorders>
+              <w:top w:val="single" w:sz="2" w:space="0" w:color="CCCCCC"/>
+              <w:left w:val="single" w:sz="2" w:space="0" w:color="CCCCCC"/>
+              <w:bottom w:val="single" w:sz="2" w:space="0" w:color="CCCCCC"/>
+              <w:right w:val="single" w:sz="2" w:space="0" w:color="CCCCCC"/>
+            </w:tcBorders>
+          </w:tcPr>
+          <w:p>
+            <w:r>
+              <w:t xml:space="preserve">Side determination is a product of HNO evaluation, not a pre-step. Administrative </w:t>
+              <w:lastRenderedPageBreak/>
+              <w:t>elements evaluated before HNO use the full RCL candidate set; elements after HNO use side-specific fields.</w:t>
+            </w:r>
+          </w:p>
+        </w:tc>
+      </w:tr>
+      <w:tr>
+        <w:tc>
+          <w:tcPr>
+            <w:tcW w:w="3599" w:type="dxa"/>
+            <w:tcBorders>
+              <w:top w:val="single" w:sz="2" w:space="0" w:color="CCCCCC"/>
+              <w:left w:val="single" w:sz="2" w:space="0" w:color="CCCCCC"/>
+              <w:bottom w:val="single" w:sz="2" w:space="0" w:color="CCCCCC"/>
+              <w:right w:val="single" w:sz="2" w:space="0" w:color="CCCCCC"/>
+            </w:tcBorders>
+          </w:tcPr>
+          <w:p>
+            <w:r>
+              <w:lastRenderedPageBreak/>
+              <w:t>Stop-on-first-invalid (one &lt;invalid&gt; element maximum)</w:t>
+            </w:r>
+          </w:p>
+        </w:tc>
+        <w:tc>
+          <w:tcPr>
+            <w:tcW w:w="5760" w:type="dxa"/>
+            <w:tcBorders>
+              <w:top w:val="single" w:sz="2" w:space="0" w:color="CCCCCC"/>
+              <w:left w:val="single" w:sz="2" w:space="0" w:color="CCCCCC"/>
+              <w:bottom w:val="single" w:sz="2" w:space="0" w:color="CCCCCC"/>
+              <w:right w:val="single" w:sz="2" w:space="0" w:color="CCCCCC"/>
+            </w:tcBorders>
+          </w:tcPr>
+          <w:p>
+            <w:r>
+              <w:t>INF-027 §2.4.2.2 — ensures consistent results across LVF implementations</w:t>
+            </w:r>
+          </w:p>
+        </w:tc>
+      </w:tr>
+      <w:tr>
+        <w:tc>
+          <w:tcPr>
+            <w:tcW w:w="3599" w:type="dxa"/>
+            <w:tcBorders>
+              <w:top w:val="single" w:sz="2" w:space="0" w:color="CCCCCC"/>
+              <w:left w:val="single" w:sz="2" w:space="0" w:color="CCCCCC"/>
+              <w:bottom w:val="single" w:sz="2" w:space="0" w:color="CCCCCC"/>
+              <w:right w:val="single" w:sz="2" w:space="0" w:color="CCCCCC"/>
+            </w:tcBorders>
+          </w:tcPr>
+          <w:p>
+            <w:r>
+              <w:t>HNO against RCL = &lt;unchecked&gt; not &lt;valid&gt;</w:t>
+            </w:r>
+          </w:p>
+        </w:tc>
+        <w:tc>
+          <w:tcPr>
+            <w:tcW w:w="5760" w:type="dxa"/>
+            <w:tcBorders>
+              <w:top w:val="single" w:sz="2" w:space="0" w:color="CCCCCC"/>
+              <w:left w:val="single" w:sz="2" w:space="0" w:color="CCCCCC"/>
+              <w:bottom w:val="single" w:sz="2" w:space="0" w:color="CCCCCC"/>
+              <w:right w:val="single" w:sz="2" w:space="0" w:color="CCCCCC"/>
+            </w:tcBorders>
+          </w:tcPr>
+          <w:p>
+            <w:r>
+              <w:t>INF-027 §2.5.8 — LVF can only confirm address falls within range, not that it physically exists. HNO still actively participates in candidate filtering.</w:t>
+            </w:r>
+          </w:p>
+        </w:tc>
+      </w:tr>
+      <w:tr>
+        <w:tc>
+          <w:tcPr>
+            <w:tcW w:w="3599" w:type="dxa"/>
+            <w:tcBorders>
+              <w:top w:val="single" w:sz="2" w:space="0" w:color="CCCCCC"/>
+              <w:left w:val="single" w:sz="2" w:space="0" w:color="CCCCCC"/>
+              <w:bottom w:val="single" w:sz="2" w:space="0" w:color="CCCCCC"/>
+              <w:right w:val="single" w:sz="2" w:space="0" w:color="CCCCCC"/>
+            </w:tcBorders>
+          </w:tcPr>
+          <w:p>
+            <w:r>
+              <w:t>No alias resolution</w:t>
+            </w:r>
+          </w:p>
+        </w:tc>
+        <w:tc>
+          <w:tcPr>
+            <w:tcW w:w="5760" w:type="dxa"/>
+            <w:tcBorders>
+              <w:top w:val="single" w:sz="2" w:space="0" w:color="CCCCCC"/>
+              <w:left w:val="single" w:sz="2" w:space="0" w:color="CCCCCC"/>
+              <w:bottom w:val="single" w:sz="2" w:space="0" w:color="CCCCCC"/>
+              <w:right w:val="single" w:sz="2" w:space="0" w:color="CCCCCC"/>
+            </w:tcBorders>
+          </w:tcPr>
+          <w:p>
+            <w:r>
+              <w:t>INF-027 §2.5.9 — only primary GIS field values used for validation</w:t>
+            </w:r>
+          </w:p>
+        </w:tc>
+      </w:tr>
+      <w:tr>
+        <w:tc>
+          <w:tcPr>
+            <w:tcW w:w="3599" w:type="dxa"/>
+            <w:tcBorders>
+              <w:top w:val="single" w:sz="2" w:space="0" w:color="CCCCCC"/>
+              <w:left w:val="single" w:sz="2" w:space="0" w:color="CCCCCC"/>
+              <w:bottom w:val="single" w:sz="2" w:space="0" w:color="CCCCCC"/>
+              <w:right w:val="single" w:sz="2" w:space="0" w:color="CCCCCC"/>
+            </w:tcBorders>
+          </w:tcPr>
+          <w:p>
+            <w:r>
+              <w:t>cdx2:DT, ca:LOC, ca:PLC, cae:MP pre-defined unchecked on both layers</w:t>
+            </w:r>
+          </w:p>
+        </w:tc>
+        <w:tc>
+          <w:tcPr>
+            <w:tcW w:w="5760" w:type="dxa"/>
+            <w:tcBorders>
+              <w:top w:val="single" w:sz="2" w:space="0" w:color="CCCCCC"/>
+              <w:left w:val="single" w:sz="2" w:space="0" w:color="CCCCCC"/>
+              <w:bottom w:val="single" w:sz="2" w:space="0" w:color="CCCCCC"/>
+              <w:right w:val="single" w:sz="2" w:space="0" w:color="CCCCCC"/>
+            </w:tcBorders>
+          </w:tcPr>
+          <w:p>
+            <w:r>
+              <w:t>These elements describe the nature or context of a location rather than identifying it, or are not carried by civic addresses in practice. Not suitable for deterministic attribute matching. cae:MP (Distance Marker) is specifically excluded because civic addresses provisioned in the LIS do not carry distance marker values; evaluating it against SSAP would produce false non-conforming results for virtually all submissions.</w:t>
+            </w:r>
+          </w:p>
+        </w:tc>
+      </w:tr>
+      <w:tr>
+        <w:tc>
+          <w:tcPr>
+            <w:tcW w:w="3599" w:type="dxa"/>
+            <w:tcBorders>
+              <w:top w:val="single" w:sz="2" w:space="0" w:color="CCCCCC"/>
+              <w:left w:val="single" w:sz="2" w:space="0" w:color="CCCCCC"/>
+              <w:bottom w:val="single" w:sz="2" w:space="0" w:color="CCCCCC"/>
+              <w:right w:val="single" w:sz="2" w:space="0" w:color="CCCCCC"/>
+            </w:tcBorders>
+          </w:tcPr>
+          <w:p>
+            <w:r>
+              <w:t>cdx2:HNC pre-defined unchecked on both layers</w:t>
+            </w:r>
+          </w:p>
+        </w:tc>
+        <w:tc>
+          <w:tcPr>
+            <w:tcW w:w="5760" w:type="dxa"/>
+            <w:tcBorders>
+              <w:top w:val="single" w:sz="2" w:space="0" w:color="CCCCCC"/>
+              <w:left w:val="single" w:sz="2" w:space="0" w:color="CCCCCC"/>
+              <w:bottom w:val="single" w:sz="2" w:space="0" w:color="CCCCCC"/>
+              <w:right w:val="single" w:sz="2" w:space="0" w:color="CCCCCC"/>
+            </w:tcBorders>
+          </w:tcPr>
+          <w:p>
+            <w:r>
+              <w:t>Composite of HNO, HNP, and HNS. Redundant when components are evaluated individually; risks false non-conforming results from composite string formatting differences.</w:t>
+            </w:r>
+          </w:p>
+        </w:tc>
+      </w:tr>
+      <w:tr>
+        <w:tc>
+          <w:tcPr>
+            <w:tcW w:w="3599" w:type="dxa"/>
+            <w:tcBorders>
+              <w:top w:val="single" w:sz="2" w:space="0" w:color="CCCCCC"/>
+              <w:left w:val="single" w:sz="2" w:space="0" w:color="CCCCCC"/>
+              <w:bottom w:val="single" w:sz="2" w:space="0" w:color="CCCCCC"/>
+              <w:right w:val="single" w:sz="2" w:space="0" w:color="CCCCCC"/>
+            </w:tcBorders>
+          </w:tcPr>
+          <w:p>
+            <w:r>
+              <w:t>SiteStructureAddressPolygon excluded from layer search order</w:t>
+            </w:r>
+          </w:p>
+        </w:tc>
+        <w:tc>
+          <w:tcPr>
+            <w:tcW w:w="5760" w:type="dxa"/>
+            <w:tcBorders>
+              <w:top w:val="single" w:sz="2" w:space="0" w:color="CCCCCC"/>
+              <w:left w:val="single" w:sz="2" w:space="0" w:color="CCCCCC"/>
+              <w:bottom w:val="single" w:sz="2" w:space="0" w:color="CCCCCC"/>
+              <w:right w:val="single" w:sz="2" w:space="0" w:color="CCCCCC"/>
+            </w:tcBorders>
+          </w:tcPr>
+          <w:p>
+            <w:r>
+              <w:t>STA-006.3 classifies this layer as Recommended and assigns it to MDS only — not provisioned to the LVF.</w:t>
+            </w:r>
+          </w:p>
+        </w:tc>
+      </w:tr>
+      <w:tr>
+        <w:tc>
+          <w:tcPr>
+            <w:tcW w:w="3599" w:type="dxa"/>
+            <w:tcBorders>
+              <w:top w:val="single" w:sz="2" w:space="0" w:color="CCCCCC"/>
+              <w:left w:val="single" w:sz="2" w:space="0" w:color="CCCCCC"/>
+              <w:bottom w:val="single" w:sz="2" w:space="0" w:color="CCCCCC"/>
+              <w:right w:val="single" w:sz="2" w:space="0" w:color="CCCCCC"/>
+            </w:tcBorders>
+          </w:tcPr>
+          <w:p>
+            <w:r>
+              <w:t>Named location element order from STA-004.2 §3.2.1 size hierarchy</w:t>
+            </w:r>
+          </w:p>
+        </w:tc>
+        <w:tc>
+          <w:tcPr>
+            <w:tcW w:w="5760" w:type="dxa"/>
+            <w:tcBorders>
+              <w:top w:val="single" w:sz="2" w:space="0" w:color="CCCCCC"/>
+              <w:left w:val="single" w:sz="2" w:space="0" w:color="CCCCCC"/>
+              <w:bottom w:val="single" w:sz="2" w:space="0" w:color="CCCCCC"/>
+              <w:right w:val="single" w:sz="2" w:space="0" w:color="CCCCCC"/>
+            </w:tcBorders>
+          </w:tcPr>
+          <w:p>
+            <w:r>
+              <w:t>Documented assumption — INF-027 does not cover these elements; future INF-027 revision needed</w:t>
+            </w:r>
+          </w:p>
+        </w:tc>
+      </w:tr>
+      <w:tr>
+        <w:tc>
+          <w:tcPr>
+            <w:tcW w:w="3599" w:type="dxa"/>
+            <w:tcBorders>
+              <w:top w:val="single" w:sz="2" w:space="0" w:color="CCCCCC"/>
+              <w:left w:val="single" w:sz="2" w:space="0" w:color="CCCCCC"/>
+              <w:bottom w:val="single" w:sz="2" w:space="0" w:color="CCCCCC"/>
+              <w:right w:val="single" w:sz="2" w:space="0" w:color="CCCCCC"/>
+            </w:tcBorders>
+          </w:tcPr>
+          <w:p>
+            <w:r>
+              <w:t>LMK/LMKP replaced by SITE, BLD, PN in minimum element set</w:t>
+            </w:r>
+          </w:p>
+        </w:tc>
+        <w:tc>
+          <w:tcPr>
+            <w:tcW w:w="5760" w:type="dxa"/>
+            <w:tcBorders>
+              <w:top w:val="single" w:sz="2" w:space="0" w:color="CCCCCC"/>
+              <w:left w:val="single" w:sz="2" w:space="0" w:color="CCCCCC"/>
+              <w:bottom w:val="single" w:sz="2" w:space="0" w:color="CCCCCC"/>
+              <w:right w:val="single" w:sz="2" w:space="0" w:color="CCCCCC"/>
+            </w:tcBorders>
+          </w:tcPr>
+          <w:p>
+            <w:r>
+              <w:t>STA-004.2 §3.4 explicitly retires LMK and LMKP. OR logic preserved from INF-027 §2.5.10.</w:t>
+            </w:r>
+          </w:p>
+        </w:tc>
+      </w:tr>
+      <w:tr>
+        <w:tc>
+          <w:tcPr>
+            <w:tcW w:w="3599" w:type="dxa"/>
+            <w:tcBorders>
+              <w:top w:val="single" w:sz="2" w:space="0" w:color="CCCCCC"/>
+              <w:left w:val="single" w:sz="2" w:space="0" w:color="CCCCCC"/>
+              <w:bottom w:val="single" w:sz="2" w:space="0" w:color="CCCCCC"/>
+              <w:right w:val="single" w:sz="2" w:space="0" w:color="CCCCCC"/>
+            </w:tcBorders>
+          </w:tcPr>
+          <w:p>
+            <w:r>
+              <w:t>UNIT retired; UNIT_PRETYPE + UNIT_VALUE used instead</w:t>
+            </w:r>
+          </w:p>
+        </w:tc>
+        <w:tc>
+          <w:tcPr>
+            <w:tcW w:w="5760" w:type="dxa"/>
+            <w:tcBorders>
+              <w:top w:val="single" w:sz="2" w:space="0" w:color="CCCCCC"/>
+              <w:left w:val="single" w:sz="2" w:space="0" w:color="CCCCCC"/>
+              <w:bottom w:val="single" w:sz="2" w:space="0" w:color="CCCCCC"/>
+              <w:right w:val="single" w:sz="2" w:space="0" w:color="CCCCCC"/>
+            </w:tcBorders>
+          </w:tcPr>
+          <w:p>
+            <w:r>
+              <w:t>STA-004.2 §3.4 explicitly retires UNIT element</w:t>
+            </w:r>
+          </w:p>
+        </w:tc>
+      </w:tr>
+      <w:tr>
+        <w:tc>
+          <w:tcPr>
+            <w:tcW w:w="3599" w:type="dxa"/>
+            <w:tcBorders>
+              <w:top w:val="single" w:sz="2" w:space="0" w:color="CCCCCC"/>
+              <w:left w:val="single" w:sz="2" w:space="0" w:color="CCCCCC"/>
+              <w:bottom w:val="single" w:sz="2" w:space="0" w:color="CCCCCC"/>
+              <w:right w:val="single" w:sz="2" w:space="0" w:color="CCCCCC"/>
+            </w:tcBorders>
+          </w:tcPr>
+          <w:p>
+            <w:r>
+              <w:t>Attribute comparison only; geometry ignored</w:t>
+            </w:r>
+          </w:p>
+        </w:tc>
+        <w:tc>
+          <w:tcPr>
+            <w:tcW w:w="5760" w:type="dxa"/>
+            <w:tcBorders>
+              <w:top w:val="single" w:sz="2" w:space="0" w:color="CCCCCC"/>
+              <w:left w:val="single" w:sz="2" w:space="0" w:color="CCCCCC"/>
+              <w:bottom w:val="single" w:sz="2" w:space="0" w:color="CCCCCC"/>
+              <w:right w:val="single" w:sz="2" w:space="0" w:color="CCCCCC"/>
+            </w:tcBorders>
+          </w:tcPr>
+          <w:p>
+            <w:r>
+              <w:t>INF-027 §2.4.1.2 — spatial boundary intersection plays no role in civic address validation</w:t>
+            </w:r>
+          </w:p>
+        </w:tc>
+      </w:tr>
+      <w:tr>
+        <w:tc>
+          <w:tcPr>
+            <w:tcW w:w="3599" w:type="dxa"/>
+            <w:tcBorders>
+              <w:top w:val="single" w:sz="2" w:space="0" w:color="CCCCCC"/>
+              <w:left w:val="single" w:sz="2" w:space="0" w:color="CCCCCC"/>
+              <w:bottom w:val="single" w:sz="2" w:space="0" w:color="CCCCCC"/>
+              <w:right w:val="single" w:sz="2" w:space="0" w:color="CCCCCC"/>
+            </w:tcBorders>
+          </w:tcPr>
+          <w:p>
+            <w:r>
+              <w:t>STA-006.3 field names used directly; no mapping required</w:t>
+            </w:r>
+          </w:p>
+        </w:tc>
+        <w:tc>
+          <w:tcPr>
+            <w:tcW w:w="5760" w:type="dxa"/>
+            <w:tcBorders>
+              <w:top w:val="single" w:sz="2" w:space="0" w:color="CCCCCC"/>
+              <w:left w:val="single" w:sz="2" w:space="0" w:color="CCCCCC"/>
+              <w:bottom w:val="single" w:sz="2" w:space="0" w:color="CCCCCC"/>
+              <w:right w:val="single" w:sz="2" w:space="0" w:color="CCCCCC"/>
+            </w:tcBorders>
+          </w:tcPr>
+          <w:p>
+            <w:r>
+              <w:t>STA-006.3 §3.2 mandates standardized field names for all data provisioned to the LVF</w:t>
+            </w:r>
+          </w:p>
+        </w:tc>
+      </w:tr>
+      <w:tr>
+        <w:tc>
+          <w:tcPr>
+            <w:tcW w:w="3599" w:type="dxa"/>
+            <w:tcBorders>
+              <w:top w:val="single" w:sz="2" w:space="0" w:color="CCCCCC"/>
+              <w:left w:val="single" w:sz="2" w:space="0" w:color="CCCCCC"/>
+              <w:bottom w:val="single" w:sz="2" w:space="0" w:color="CCCCCC"/>
+              <w:right w:val="single" w:sz="2" w:space="0" w:color="CCCCCC"/>
+            </w:tcBorders>
+          </w:tcPr>
+          <w:p>
+            <w:r>
+              <w:t>Civic service boundaries (RFC 5222 §12.3) used for authoritativeness determination</w:t>
+            </w:r>
+          </w:p>
+        </w:tc>
+        <w:tc>
+          <w:tcPr>
+            <w:tcW w:w="5760" w:type="dxa"/>
+            <w:tcBorders>
+              <w:top w:val="single" w:sz="2" w:space="0" w:color="CCCCCC"/>
+              <w:left w:val="single" w:sz="2" w:space="0" w:color="CCCCCC"/>
+              <w:bottom w:val="single" w:sz="2" w:space="0" w:color="CCCCCC"/>
+              <w:right w:val="single" w:sz="2" w:space="0" w:color="CCCCCC"/>
+            </w:tcBorders>
+          </w:tcPr>
+          <w:p>
+            <w:r>
+              <w:t xml:space="preserve">RFC 5222 §12.3 defines civic &lt;serviceBoundary&gt; as describing all addresses that textually match its civic elements. The union of the LVF's civic service boundaries is its civic coverage region. </w:t>
+              <w:lastRenderedPageBreak/>
+              <w:t>Comparing submitted administrative elements (country, A1, A2) against this representation provides a standards-based mechanism for distinguishing in-coverage notFound from out-of-coverage conditions without requiring a separate coverage polygon layer.</w:t>
+            </w:r>
+          </w:p>
+        </w:tc>
+      </w:tr>
+      <w:tr>
+        <w:tc>
+          <w:tcPr>
+            <w:tcW w:w="3599" w:type="dxa"/>
+            <w:tcBorders>
+              <w:top w:val="single" w:sz="2" w:space="0" w:color="CCCCCC"/>
+              <w:left w:val="single" w:sz="2" w:space="0" w:color="CCCCCC"/>
+              <w:bottom w:val="single" w:sz="2" w:space="0" w:color="CCCCCC"/>
+              <w:right w:val="single" w:sz="2" w:space="0" w:color="CCCCCC"/>
+            </w:tcBorders>
+          </w:tcPr>
+          <w:p>
+            <w:r>
+              <w:lastRenderedPageBreak/>
+              <w:t>&lt;serviceNotImplemented&gt; at Gate 0 rather than &lt;notFound&gt;</w:t>
+            </w:r>
+          </w:p>
+        </w:tc>
+        <w:tc>
+          <w:tcPr>
+            <w:tcW w:w="5760" w:type="dxa"/>
+            <w:tcBorders>
+              <w:top w:val="single" w:sz="2" w:space="0" w:color="CCCCCC"/>
+              <w:left w:val="single" w:sz="2" w:space="0" w:color="CCCCCC"/>
+              <w:bottom w:val="single" w:sz="2" w:space="0" w:color="CCCCCC"/>
+              <w:right w:val="single" w:sz="2" w:space="0" w:color="CCCCCC"/>
+            </w:tcBorders>
+          </w:tcPr>
+          <w:p>
+            <w:r>
+              <w:t>serviceNotImplemented (RFC 5222 §13.1) is semantically more precise for a Gate 0 failure — the problem is that the requested service URN has no provisioned boundary, which is a provisioning state not a location-based failure. Virtually all LVF validation queries use urn:service:sos (NENA-STA-010 §3.2); a Gate 0 failure for that URN indicates an operationally significant provisioning gap. notFound is reserved for conditions where the service URN is recognized but the location cannot be resolved.</w:t>
+            </w:r>
+          </w:p>
+        </w:tc>
+      </w:tr>
+      <w:tr>
+        <w:tc>
+          <w:tcPr>
+            <w:tcW w:w="3599" w:type="dxa"/>
+            <w:tcBorders>
+              <w:top w:val="single" w:sz="2" w:space="0" w:color="CCCCCC"/>
+              <w:left w:val="single" w:sz="2" w:space="0" w:color="CCCCCC"/>
+              <w:bottom w:val="single" w:sz="2" w:space="0" w:color="CCCCCC"/>
+              <w:right w:val="single" w:sz="2" w:space="0" w:color="CCCCCC"/>
+            </w:tcBorders>
+          </w:tcPr>
+          <w:p>
+            <w:r>
+              <w:t>&lt;locationValidationUnavailable&gt; response does not assume mapping</w:t>
+            </w:r>
+          </w:p>
+        </w:tc>
+        <w:tc>
+          <w:tcPr>
+            <w:tcW w:w="5760" w:type="dxa"/>
+            <w:tcBorders>
+              <w:top w:val="single" w:sz="2" w:space="0" w:color="CCCCCC"/>
+              <w:left w:val="single" w:sz="2" w:space="0" w:color="CCCCCC"/>
+              <w:bottom w:val="single" w:sz="2" w:space="0" w:color="CCCCCC"/>
+              <w:right w:val="single" w:sz="2" w:space="0" w:color="CCCCCC"/>
+            </w:tcBorders>
+          </w:tcPr>
+          <w:p>
+            <w:r>
+              <w:t>This algorithm is scoped to the LVF function and does not assume co-location with an ECRF. RFC 5222 §13.2 permits a mapping to accompany locationValidationUnavailable, but whether one is available depends on deployment. This is an implementation concern outside the scope of this algorithm.</w:t>
+            </w:r>
+          </w:p>
+        </w:tc>
+      </w:tr>
+      <w:tr>
+        <w:tc>
+          <w:tcPr>
+            <w:tcW w:w="3599" w:type="dxa"/>
+            <w:tcBorders>
+              <w:top w:val="single" w:sz="2" w:space="0" w:color="CCCCCC"/>
+              <w:left w:val="single" w:sz="2" w:space="0" w:color="CCCCCC"/>
+              <w:bottom w:val="single" w:sz="2" w:space="0" w:color="CCCCCC"/>
+              <w:right w:val="single" w:sz="2" w:space="0" w:color="CCCCCC"/>
+            </w:tcBorders>
+          </w:tcPr>
+          <w:p>
+            <w:r>
+              <w:t>LoST tree resolution assumption — no pre-evaluation redirect logic</w:t>
+            </w:r>
+          </w:p>
+        </w:tc>
+        <w:tc>
+          <w:tcPr>
+            <w:tcW w:w="5760" w:type="dxa"/>
+            <w:tcBorders>
+              <w:top w:val="single" w:sz="2" w:space="0" w:color="CCCCCC"/>
+              <w:left w:val="single" w:sz="2" w:space="0" w:color="CCCCCC"/>
+              <w:bottom w:val="single" w:sz="2" w:space="0" w:color="CCCCCC"/>
+              <w:right w:val="single" w:sz="2" w:space="0" w:color="CCCCCC"/>
+            </w:tcBorders>
+          </w:tcPr>
+          <w:p>
+            <w:r>
+              <w:t>A LIS has a provisioned LVF (NENA-STA-010). Clients should never start at the Forest Guide (INF-027 §2.3.4). The algorithm assumes the queried LVF is the intended recipient; out-of-coverage determination happens post-evaluation (§3.2).</w:t>
+            </w:r>
+          </w:p>
+        </w:tc>
+      </w:tr>
+      <w:tr>
+        <w:tc>
+          <w:tcPr>
+            <w:tcW w:w="3599" w:type="dxa"/>
+            <w:tcBorders>
+              <w:top w:val="single" w:sz="2" w:space="0" w:color="CCCCCC"/>
+              <w:left w:val="single" w:sz="2" w:space="0" w:color="CCCCCC"/>
+              <w:bottom w:val="single" w:sz="2" w:space="0" w:color="CCCCCC"/>
+              <w:right w:val="single" w:sz="2" w:space="0" w:color="CCCCCC"/>
+            </w:tcBorders>
+          </w:tcPr>
+          <w:p>
+            <w:r>
+              <w:t>HNO required for all validation requests</w:t>
+            </w:r>
+          </w:p>
+        </w:tc>
+        <w:tc>
+          <w:tcPr>
+            <w:tcW w:w="5760" w:type="dxa"/>
+            <w:tcBorders>
+              <w:top w:val="single" w:sz="2" w:space="0" w:color="CCCCCC"/>
+              <w:left w:val="single" w:sz="2" w:space="0" w:color="CCCCCC"/>
+              <w:bottom w:val="single" w:sz="2" w:space="0" w:color="CCCCCC"/>
+              <w:right w:val="single" w:sz="2" w:space="0" w:color="CCCCCC"/>
+            </w:tcBorders>
+          </w:tcPr>
+          <w:p>
+            <w:r>
+              <w:t>This algorithm requires ca:HNO as a Gate 1 minimum element. The use case for validating named locations without a street address number (landmarks, points of interest, campus locations) is thin in the LVF context — the LVF’s role is civic address validation for LIS provisioning, and a PIDF-LO without HNO is at best ambiguous. Requiring HNO also enables reliable RCL side determination (§6.4) and consistent &lt;mapping&gt; element selection (§8.5). Validation of no-HNO addresses is deferred as a future work item — see §A.2.</w:t>
+            </w:r>
+          </w:p>
+        </w:tc>
+      </w:tr>
+      <w:tr>
+        <w:tc>
+          <w:tcPr>
+            <w:tcW w:w="3599" w:type="dxa"/>
+            <w:tcBorders>
+              <w:top w:val="single" w:sz="2" w:space="0" w:color="CCCCCC"/>
+              <w:left w:val="single" w:sz="2" w:space="0" w:color="CCCCCC"/>
+              <w:bottom w:val="single" w:sz="2" w:space="0" w:color="CCCCCC"/>
+              <w:right w:val="single" w:sz="2" w:space="0" w:color="CCCCCC"/>
+            </w:tcBorders>
+          </w:tcPr>
+          <w:p>
+            <w:r>
+              <w:t>Civic coverage region derived from RCL with service boundary point-in-polygon filter</w:t>
+            </w:r>
+          </w:p>
+        </w:tc>
+        <w:tc>
+          <w:tcPr>
+            <w:tcW w:w="5760" w:type="dxa"/>
+            <w:tcBorders>
+              <w:top w:val="single" w:sz="2" w:space="0" w:color="CCCCCC"/>
+              <w:left w:val="single" w:sz="2" w:space="0" w:color="CCCCCC"/>
+              <w:bottom w:val="single" w:sz="2" w:space="0" w:color="CCCCCC"/>
+              <w:right w:val="single" w:sz="2" w:space="0" w:color="CCCCCC"/>
+            </w:tcBorders>
+          </w:tcPr>
+          <w:p>
+            <w:r>
+              <w:t xml:space="preserve">The civic coverage region is derived from RCL administrative attribute values (Country, A1–A5 per side), filtered by a point-in-polygon test </w:t>
+              <w:lastRenderedPageBreak/>
+              <w:t>against provisioned service boundaries using a 0.0001-degree perpendicular offset from each segment side. This ensures that road segments coincident with coverage boundaries (e.g., state lines) do not cause the LVF to claim authority for administrative elements on the outward-facing side. See §3.3.</w:t>
+            </w:r>
+          </w:p>
+        </w:tc>
+      </w:tr>
+      <w:tr>
+        <w:tc>
+          <w:tcPr>
+            <w:tcW w:w="3600" w:type="dxa"/>
+            <w:tcBorders>
+              <w:top w:val="single" w:sz="2" w:space="0" w:color="CCCCCC"/>
+              <w:left w:val="single" w:sz="2" w:space="0" w:color="CCCCCC"/>
+              <w:bottom w:val="single" w:sz="2" w:space="0" w:color="CCCCCC"/>
+              <w:right w:val="single" w:sz="2" w:space="0" w:color="CCCCCC"/>
+            </w:tcBorders>
+          </w:tcPr>
+          <w:p>
+            <w:r>
+              <w:lastRenderedPageBreak/>
+              <w:t>LVF_SERVER_URI and LVF_DISPLAY_NAME_LANG environment variables for RFC 5222 wire format compliance</w:t>
+            </w:r>
+          </w:p>
+        </w:tc>
+        <w:tc>
+          <w:tcPr>
+            <w:tcW w:w="5760" w:type="dxa"/>
+            <w:tcBorders>
+              <w:top w:val="single" w:sz="2" w:space="0" w:color="CCCCCC"/>
+              <w:left w:val="single" w:sz="2" w:space="0" w:color="CCCCCC"/>
+              <w:bottom w:val="single" w:sz="2" w:space="0" w:color="CCCCCC"/>
+              <w:right w:val="single" w:sz="2" w:space="0" w:color="CCCCCC"/>
+            </w:tcBorders>
+          </w:tcPr>
+          <w:p>
+            <w:r>
+              <w:t>RFC 5222 requires source attributes on &lt;errors&gt; and &lt;path&gt;&lt;via&gt;, and a full set of attributes and child elements on &lt;mapping&gt;. LVF_SERVER_URI provides the U-NAPTR/DDDS application unique string (DNS name form, e.g. lostserver.example.com) used as source on &lt;path&gt;&lt;via&gt;, &lt;errors&gt;, and all &lt;mapping&gt; elements — per RFC 5222 §6.1, source identifies the authoritative generator of the mapping (this LVF server). Agency_ID is not used for the source attribute. LVF_DISPLAY_NAME_LANG provides the BCP 47 language tag for xml:lang on &lt;displayName&gt; elements (default: en). Required &lt;mapping&gt; attributes (expires, lastUpdated, source, sourceId) are populated as follows: expires from Expire (defaulting to NO-EXPIRATION), lastUpdated from DateUpdate (defaulting to current UTC), source always from LVF_SERVER_URI, sourceId from NGUID (required — no fallback). &lt;mapping&gt; child elements &lt;uri&gt; (ServiceURI), &lt;serviceNumber&gt; (ServiceNum), and &lt;displayName&gt; (DsplayName) are included when present in the provisioned boundary data.</w:t>
+            </w:r>
+          </w:p>
+        </w:tc>
+      </w:tr>
+      <w:tr>
+        <w:tc>
+          <w:tcPr>
+            <w:tcW w:w="4680" w:type="dxa"/>
+            <w:tcBorders>
+              <w:top w:val="single" w:sz="2" w:space="0" w:color="CCCCCC"/>
+              <w:left w:val="single" w:sz="2" w:space="0" w:color="CCCCCC"/>
+              <w:bottom w:val="single" w:sz="2" w:space="0" w:color="CCCCCC"/>
+              <w:right w:val="single" w:sz="2" w:space="0" w:color="CCCCCC"/>
+            </w:tcBorders>
+            <w:tcMar>
+              <w:top w:w="80" w:type="dxa"/>
+              <w:left w:w="120" w:type="dxa"/>
+              <w:bottom w:w="80" w:type="dxa"/>
+              <w:right w:w="120" w:type="dxa"/>
+            </w:tcMar>
+          </w:tcPr>
+          <w:p>
+            <w:r>
+              <w:t>LVF_DEFAULT_MAPPING_SOURCE_ID — synthetic default mapping for non-conforming results where civic coverage lookup does not resolve</w:t>
+            </w:r>
+          </w:p>
+        </w:tc>
+        <w:tc>
+          <w:tcPr>
+            <w:tcW w:w="4680" w:type="dxa"/>
+            <w:tcBorders>
+              <w:top w:val="single" w:sz="2" w:space="0" w:color="CCCCCC"/>
+              <w:left w:val="single" w:sz="2" w:space="0" w:color="CCCCCC"/>
+              <w:bottom w:val="single" w:sz="2" w:space="0" w:color="CCCCCC"/>
+              <w:right w:val="single" w:sz="2" w:space="0" w:color="CCCCCC"/>
+            </w:tcBorders>
+            <w:tcMar>
+              <w:top w:w="80" w:type="dxa"/>
+              <w:left w:w="120" w:type="dxa"/>
+              <w:bottom w:w="80" w:type="dxa"/>
+              <w:right w:w="120" w:type="dxa"/>
+            </w:tcMar>
+          </w:tcPr>
+          <w:p>
+            <w:r>
+              <w:t xml:space="preserve">RFC 5222 §8.4.1 requires &lt;mapping&gt; in every findServiceResponse. When the civic coverage lookup yields no unambiguous boundary for a non-conforming result, no real provisioned boundary has geographic authority for the submitted address — returning a real PSAP boundary is misleading. A synthetic mapping with displayName “VALIDATION RESULT ONLY” satisfies the protocol requirement without attributing geographic authority. LVF_DEFAULT_MAPPING_SOURCE_ID provides the RFC 5222-required sourceId for this synthetic record. The recommended value is {00000000-0000-0000-0000-000000000000} — an all-zeros UUID that is recognizable as a sentinel value distinct from any real provisioned </w:t>
+              <w:lastRenderedPageBreak/>
+              <w:t>boundary. The LVF MUST NOT start if this variable is unset, ensuring the behavior is always explicitly configured rather than silently defaulting.</w:t>
+            </w:r>
+          </w:p>
+        </w:tc>
+      </w:tr>
+      <w:tr>
+        <w:tc>
+          <w:tcPr>
+            <w:tcW w:w="4500" w:type="dxa"/>
+          </w:tcPr>
+          <w:p>
+            <w:r>
+              <w:lastRenderedPageBreak/>
+              <w:t>completeLocation always returned on any successful match with missing GIS fields (v44); suppression requires exact case-sensitive match on all submitted fields (v45)</w:t>
+            </w:r>
+          </w:p>
+        </w:tc>
+        <w:tc>
+          <w:tcPr>
+            <w:tcW w:w="4500" w:type="dxa"/>
+          </w:tcPr>
+          <w:p>
+            <w:r>
+              <w:t xml:space="preserve">DECISION (v44): completeLocation is returned unconditionally on any successful match (SSAP or RCL) where the matched GIS record contains non-null fields that were absent from the submitted address. The LVF_ENABLE_SIMILAR_LOCATION environment variable is removed. Rationale: the progressive filter only evaluates submitted elements — when a caller omits a street identity field (e.g. POD, PRD, STP) that is non-null on the matched GIS record, the response says “valid” with no indication the stored address will be incomplete. The LIS operator stores the submitted address, which is missing a canonical field, with no signal that anything was wrong. This is operationally dangerous for a 911 system. The draft-ietf-ecrit-similar-location-19 “Incomplete Location” definition covers exactly this case, and INF-027 §2.3.5.1 use case (a) explicitly states that the client should use returned location information to populate the LIS. Treating this as optional undermines the core validation guarantee. The draft permits clients to suppress completeLocation by sending returnAdditionalLocation=“none” — that MUST still be honored. But the LVF default is always-on, not opt-in. The previous rationale for opt-in (“non-standard XML elements may break clients”) is outweighed by the operational risk of silently incomplete LIS records. DECISION (v45): The suppression condition is tightened. completeLocation is suppressed only when every submitted field is both present (non-null) AND an exact case-sensitive match to the corresponding canonical GIS value from the matched record. A submission where all fields are present but any value differs from the GIS canonical value in casing must still return completeLocation with the canonical GIS values. Rationale: case-insensitive comparison in the progressive filter (§6.7) means a casing mismatch is not a validation failure — but if the suppression check also ignores casing, the LIS operator receives no signal that their stored value differs from the authoritative GIS form. A LIS storing “burleigh county” instead of “Burleigh County” is a data quality problem that compounds </w:t>
+              <w:lastRenderedPageBreak/>
+              <w:t>across records over time. The case-sensitive suppression check is distinct from the case-insensitive validation comparison and must be clearly documented as such in implementation code to prevent a future developer from “fixing” it as an apparent inconsistency.</w:t>
+            </w:r>
+          </w:p>
+        </w:tc>
+      </w:tr>
+      <w:tr>
+        <w:tc>
+          <w:tcPr>
+            <w:tcW w:w="4500" w:type="dxa"/>
+          </w:tcPr>
+          <w:p>
+            <w:r>
+              <w:lastRenderedPageBreak/>
+              <w:t>completeLocation completeness definition: all non-null PIDF-LO civic address fields from the matched GIS record, for both SSAP and RCL matches</w:t>
+            </w:r>
+          </w:p>
+        </w:tc>
+        <w:tc>
+          <w:tcPr>
+            <w:tcW w:w="4500" w:type="dxa"/>
+          </w:tcPr>
+          <w:p>
+            <w:r>
+              <w:t>draft-ietf-ecrit-similar-location-19 §5 leaves the definition of “complete” to local policy. This implementation defines it normatively. For SSAP matches: all non-null PIDF-LO civic address fields present on the matched SSAP record, serialized in ELEMENT_HIERARCHY order. For RCL matches: all non-null PIDF-LO fields from the matched RCL record, with side-specific fields (IncMuni, PostComm, PostCode, AdNumPre, and address range fields) resolved to the determined side, and HNO taken from the submission rather than the GIS record (RCL carries a range, not a point value). This mirrors the SSAP rule — serialize everything the record knows — with the sole exception of HNO. The prior formulation (submitted valid elements + street identity fields + post-HNO fields) was an underspecification that omitted admin fields (A3–A5) when absent from the submission, creating an asymmetry with SSAP. The unified rule eliminates that asymmetry. Only PIDF-LO civic address fields are included; GIS-internal fields (geometry, NGUID, Agency_ID, etc.) are never emitted.</w:t>
+            </w:r>
+          </w:p>
+        </w:tc>
+      </w:tr>
+      <w:tr>
+        <w:tc>
+          <w:tcPr>
+            <w:tcW w:w="4680" w:type="dxa"/>
+            <w:tcBorders>
+              <w:top w:val="single" w:sz="2" w:space="0" w:color="CCCCCC"/>
+              <w:left w:val="single" w:sz="2" w:space="0" w:color="CCCCCC"/>
+              <w:bottom w:val="single" w:sz="2" w:space="0" w:color="CCCCCC"/>
+              <w:right w:val="single" w:sz="2" w:space="0" w:color="CCCCCC"/>
+            </w:tcBorders>
+          </w:tcPr>
+          <w:p>
+            <w:r>
+              <w:t>LVF SHOULD be provisioned with PsapPolygon layer only</w:t>
+            </w:r>
+          </w:p>
+        </w:tc>
+        <w:tc>
+          <w:tcPr>
+            <w:tcW w:w="4680" w:type="dxa"/>
+            <w:tcBorders>
+              <w:top w:val="single" w:sz="2" w:space="0" w:color="CCCCCC"/>
+              <w:left w:val="single" w:sz="2" w:space="0" w:color="CCCCCC"/>
+              <w:bottom w:val="single" w:sz="2" w:space="0" w:color="CCCCCC"/>
+              <w:right w:val="single" w:sz="2" w:space="0" w:color="CCCCCC"/>
+            </w:tcBorders>
+          </w:tcPr>
+          <w:p>
+            <w:r>
+              <w:t>The &lt;uri&gt; returned in &lt;mapping&gt; represents the PSAP serving the validated address. Loading other boundary layer types (e.g., ESRP or BCF boundaries) is an ECRF routing concern — the LVF’s role is civic address validation, and the URI it returns should reflect the authoritative PSAP destination. This is consistent with i3’s position that LVF provisioning does not vary by interface (NENA-STA-010).</w:t>
+            </w:r>
+          </w:p>
+        </w:tc>
+      </w:tr>
+      <w:tr>
+        <w:tc>
+          <w:tcPr>
+            <w:tcW w:w="4680" w:type="dxa"/>
+            <w:tcBorders>
+              <w:top w:val="single" w:sz="2" w:space="0" w:color="CCCCCC"/>
+              <w:left w:val="single" w:sz="2" w:space="0" w:color="CCCCCC"/>
+              <w:bottom w:val="single" w:sz="2" w:space="0" w:color="CCCCCC"/>
+              <w:right w:val="single" w:sz="2" w:space="0" w:color="CCCCCC"/>
+            </w:tcBorders>
+          </w:tcPr>
+          <w:p>
+            <w:r>
+              <w:t>source attribute on &lt;mapping&gt; always uses LVF_SERVER_URI, not Agency_ID</w:t>
+            </w:r>
+          </w:p>
+        </w:tc>
+        <w:tc>
+          <w:tcPr>
+            <w:tcW w:w="4680" w:type="dxa"/>
+            <w:tcBorders>
+              <w:top w:val="single" w:sz="2" w:space="0" w:color="CCCCCC"/>
+              <w:left w:val="single" w:sz="2" w:space="0" w:color="CCCCCC"/>
+              <w:bottom w:val="single" w:sz="2" w:space="0" w:color="CCCCCC"/>
+              <w:right w:val="single" w:sz="2" w:space="0" w:color="CCCCCC"/>
+            </w:tcBorders>
+          </w:tcPr>
+          <w:p>
+            <w:r>
+              <w:t>RFC 5222 §6.1 defines source as identifying “the authoritative generator of the mapping” — i.e., the server producing the response. This is the LVF server itself, identified by LVF_SERVER_URI. Agency_ID identifies the agency that owns the service boundary, which is a different concept. Using Agency_ID for source is a misapplication of the RFC 5222 data model.</w:t>
+            </w:r>
+          </w:p>
+        </w:tc>
+      </w:tr>
+      <w:tr>
+        <w:tc>
+          <w:tcPr>
+            <w:tcW w:w="4680" w:type="dxa"/>
+            <w:tcBorders>
+              <w:top w:val="single" w:sz="2" w:space="0" w:color="CCCCCC"/>
+              <w:left w:val="single" w:sz="2" w:space="0" w:color="CCCCCC"/>
+              <w:bottom w:val="single" w:sz="2" w:space="0" w:color="CCCCCC"/>
+              <w:right w:val="single" w:sz="2" w:space="0" w:color="CCCCCC"/>
+            </w:tcBorders>
+          </w:tcPr>
+          <w:p>
+            <w:r>
+              <w:lastRenderedPageBreak/>
+              <w:t>URN alias resolution via LVF_SOS_ALIAS_URNS — single PsapPolygon layer serves all interfaces</w:t>
+            </w:r>
+          </w:p>
+        </w:tc>
+        <w:tc>
+          <w:tcPr>
+            <w:tcW w:w="4680" w:type="dxa"/>
+            <w:tcBorders>
+              <w:top w:val="single" w:sz="2" w:space="0" w:color="CCCCCC"/>
+              <w:left w:val="single" w:sz="2" w:space="0" w:color="CCCCCC"/>
+              <w:bottom w:val="single" w:sz="2" w:space="0" w:color="CCCCCC"/>
+              <w:right w:val="single" w:sz="2" w:space="0" w:color="CCCCCC"/>
+            </w:tcBorders>
+          </w:tcPr>
+          <w:p>
+            <w:r>
+              <w:t>NENA-STA-010 states that all LVFs are provisioned with the same data, whether inside or outside an ESInet. A 911 Authority should only need to maintain one PsapPolygon boundary layer. Without alias resolution, an ESInet element querying with urn:emergency:service:sos.psap would receive &lt;serviceNotImplemented&gt; from an LVF provisioned only for urn:service:sos, despite identical GIS data. LVF_SOS_ALIAS_URNS allows operator-configured alias URNs to be resolved to urn:service:sos at Gate 0. The response carries the client’s original URN per RFC 5222 round-trip requirements.</w:t>
+            </w:r>
+          </w:p>
+        </w:tc>
+      </w:tr>
+      <w:tr>
+        <w:tc>
+          <w:tcPr>
+            <w:tcW w:w="4680" w:type="dxa"/>
+            <w:tcBorders>
+              <w:top w:val="single" w:sz="2" w:space="0" w:color="CCCCCC"/>
+              <w:left w:val="single" w:sz="2" w:space="0" w:color="CCCCCC"/>
+              <w:bottom w:val="single" w:sz="2" w:space="0" w:color="CCCCCC"/>
+              <w:right w:val="single" w:sz="2" w:space="0" w:color="CCCCCC"/>
+            </w:tcBorders>
+          </w:tcPr>
+          <w:p>
+            <w:r>
+              <w:t>GIS record temporal filtering at load time — future-effective and expired records excluded</w:t>
+            </w:r>
+          </w:p>
+        </w:tc>
+        <w:tc>
+          <w:tcPr>
+            <w:tcW w:w="4680" w:type="dxa"/>
+            <w:tcBorders>
+              <w:top w:val="single" w:sz="2" w:space="0" w:color="CCCCCC"/>
+              <w:left w:val="single" w:sz="2" w:space="0" w:color="CCCCCC"/>
+              <w:bottom w:val="single" w:sz="2" w:space="0" w:color="CCCCCC"/>
+              <w:right w:val="single" w:sz="2" w:space="0" w:color="CCCCCC"/>
+            </w:tcBorders>
+          </w:tcPr>
+          <w:p>
+            <w:r>
+              <w:t>STA-006.3 Effective and Expire fields are defined to control record validity windows. Temporal validity is evaluated at query time (a single datetime.now(UTC) per request) rather than at load time, ensuring records that become effective or expire during server uptime are immediately reflected without a restart. Coverage region derivation uses a load-time snapshot; small divergence is accepted and documented as future work (§A.2).</w:t>
+            </w:r>
+          </w:p>
+        </w:tc>
+      </w:tr>
+      <w:tr>
+        <w:tc>
+          <w:tcPr>
+            <w:tcW w:w="4680" w:type="dxa"/>
+            <w:tcBorders>
+              <w:top w:val="single" w:sz="2" w:space="0" w:color="CCCCCC"/>
+              <w:left w:val="single" w:sz="2" w:space="0" w:color="CCCCCC"/>
+              <w:bottom w:val="single" w:sz="2" w:space="0" w:color="CCCCCC"/>
+              <w:right w:val="single" w:sz="2" w:space="0" w:color="CCCCCC"/>
+            </w:tcBorders>
+          </w:tcPr>
+          <w:p>
+            <w:r>
+              <w:t>&lt;revalidateAfter&gt; derived from minimum non-null Expire across contributing GIS records</w:t>
+            </w:r>
+          </w:p>
+        </w:tc>
+        <w:tc>
+          <w:tcPr>
+            <w:tcW w:w="4680" w:type="dxa"/>
+            <w:tcBorders>
+              <w:top w:val="single" w:sz="2" w:space="0" w:color="CCCCCC"/>
+              <w:left w:val="single" w:sz="2" w:space="0" w:color="CCCCCC"/>
+              <w:bottom w:val="single" w:sz="2" w:space="0" w:color="CCCCCC"/>
+              <w:right w:val="single" w:sz="2" w:space="0" w:color="CCCCCC"/>
+            </w:tcBorders>
+          </w:tcPr>
+          <w:p>
+            <w:r>
+              <w:t>The planned changes draft §6 permits any server-chosen revalidation interval. Deriving it from record expiration dates is semantically correct: the mapping is only as durable as the shortest-lived record that produced it. A GIS operator who sets Expire on a record is asserting its retirement date — that date is the authoritative signal for when the LIS should revalidate. “NO-EXPIRATION” is emitted when all contributing records have null Expire. The synthetic default mapping always emits “NO-EXPIRATION” since it carries no real GIS record.</w:t>
+            </w:r>
+          </w:p>
+        </w:tc>
+      </w:tr>
+      <w:tr>
+        <w:tc>
+          <w:tcPr>
+            <w:tcW w:w="4680" w:type="dxa"/>
+            <w:tcBorders>
+              <w:top w:val="single" w:sz="2" w:space="0" w:color="CCCCCC"/>
+              <w:left w:val="single" w:sz="2" w:space="0" w:color="CCCCCC"/>
+              <w:bottom w:val="single" w:sz="2" w:space="0" w:color="CCCCCC"/>
+              <w:right w:val="single" w:sz="2" w:space="0" w:color="CCCCCC"/>
+            </w:tcBorders>
+          </w:tcPr>
+          <w:p>
+            <w:r>
+              <w:t>Forest Guide mode always redirects, never recurses</w:t>
+            </w:r>
+          </w:p>
+        </w:tc>
+        <w:tc>
+          <w:tcPr>
+            <w:tcW w:w="4680" w:type="dxa"/>
+            <w:tcBorders>
+              <w:top w:val="single" w:sz="2" w:space="0" w:color="CCCCCC"/>
+              <w:left w:val="single" w:sz="2" w:space="0" w:color="CCCCCC"/>
+              <w:bottom w:val="single" w:sz="2" w:space="0" w:color="CCCCCC"/>
+              <w:right w:val="single" w:sz="2" w:space="0" w:color="CCCCCC"/>
+            </w:tcBorders>
+          </w:tcPr>
+          <w:p>
+            <w:r>
+              <w:t xml:space="preserve">RFC 5582 §8 is unambiguous: Forest Guides “redirect to mapping servers” and do not provide mapping information themselves. When LVF_FOREST_GUIDE_MODE=true, the LVF ignores recursive=“true” on incoming requests and always returns &lt;redirect&gt;. This is a deliberate deviation from the standard LVF node behavior where recursive=“true” triggers an outbound HTTP POST to LVF_PARENT_URI. A Forest Guide has no parent and no GIS data; recursing on its behalf would require it to act as a resolver, </w:t>
+              <w:lastRenderedPageBreak/>
+              <w:t>which is not its role in the architecture. CLOSED in v50 — implemented in §3.8.</w:t>
+            </w:r>
+          </w:p>
+        </w:tc>
+      </w:tr>
+      <w:tr>
+        <w:tc>
+          <w:tcPr>
+            <w:tcW w:w="4680" w:type="dxa"/>
+            <w:tcBorders>
+              <w:top w:val="single" w:sz="2" w:space="0" w:color="CCCCCC"/>
+              <w:left w:val="single" w:sz="2" w:space="0" w:color="CCCCCC"/>
+              <w:bottom w:val="single" w:sz="2" w:space="0" w:color="CCCCCC"/>
+              <w:right w:val="single" w:sz="2" w:space="0" w:color="CCCCCC"/>
+            </w:tcBorders>
+          </w:tcPr>
+          <w:p>
+            <w:r>
+              <w:lastRenderedPageBreak/>
+              <w:t>Child coverage aggregation passes verbatim up the tree — no simplification or merging at intermediate nodes</w:t>
+            </w:r>
+          </w:p>
+        </w:tc>
+        <w:tc>
+          <w:tcPr>
+            <w:tcW w:w="4680" w:type="dxa"/>
+            <w:tcBorders>
+              <w:top w:val="single" w:sz="2" w:space="0" w:color="CCCCCC"/>
+              <w:left w:val="single" w:sz="2" w:space="0" w:color="CCCCCC"/>
+              <w:bottom w:val="single" w:sz="2" w:space="0" w:color="CCCCCC"/>
+              <w:right w:val="single" w:sz="2" w:space="0" w:color="CCCCCC"/>
+            </w:tcBorders>
+          </w:tcPr>
+          <w:p>
+            <w:r>
+              <w:t>A &lt;getMappingsResponse&gt; includes the responding node’s own civic and geodetic coverage mappings plus all child coverage entries (civic and geodetic) from its child coverage store, passed verbatim without simplification or geometric merging. Civic tuple collapsing (e.g., collapsing county-level tuples to a state wildcard) and geodetic polygon union are deferred to a future version pending a coverage completeness verification mechanism — see §A.2. Passing verbatim is the safe default: it preserves granularity, allows the Forest Guide to detect gaps and overlaps, and avoids the operational risk of a collapsed entry concealing incomplete coverage. CLOSED in v51 — aggregation implemented in &lt;getMappingsResponse&gt; handler.</w:t>
+            </w:r>
+          </w:p>
+        </w:tc>
+      </w:tr>
+      <w:tr>
+        <w:tc>
+          <w:tcPr>
+            <w:tcW w:w="4680" w:type="dxa"/>
+          </w:tcPr>
+          <w:p>
+            <w:r>
+              <w:t>LVF_ROOT_AMS flag separates coverage push from out-of-coverage escalation on root AMS nodes</w:t>
+            </w:r>
+          </w:p>
+        </w:tc>
+        <w:tc>
+          <w:tcPr>
+            <w:tcW w:w="4680" w:type="dxa"/>
+          </w:tcPr>
+          <w:p>
+            <w:r>
+              <w:t>LVF_PARENT_URI should point at the FG on a root AMS for standards-compliant out-of-coverage escalation (NENA-STA-010; NENA-INF-009.1-2014 §3.3). Inferring root AMS status from LVF_PARENT_URI being unset would force operators to choose between correct query routing and correct coverage publication. An explicit flag separates the two concerns cleanly.</w:t>
+            </w:r>
+          </w:p>
+        </w:tc>
+      </w:tr>
+      <w:tr>
+        <w:tc>
+          <w:tcPr>
+            <w:tcW w:w="4680" w:type="dxa"/>
+          </w:tcPr>
+          <w:p>
+            <w:r>
+              <w:t>Root AMS coverage declared by operator provisioning files, not programmatic derivation</w:t>
+            </w:r>
+          </w:p>
+        </w:tc>
+        <w:tc>
+          <w:tcPr>
+            <w:tcW w:w="4680" w:type="dxa"/>
+          </w:tcPr>
+          <w:p>
+            <w:r>
+              <w:t>The FG entry represents operator-declared jurisdictional authority, not a mechanical aggregation of GIS record attributes. A state-level root AMS should publish US, ND, *, *, *, * — not a list of county tuples. Manual provisioning ensures the FG entry reflects human-confirmed authority. No completeness verification algorithm is required.</w:t>
+            </w:r>
+          </w:p>
+        </w:tc>
+      </w:tr>
+      <w:tr>
+        <w:tc>
+          <w:tcPr>
+            <w:tcW w:w="4680" w:type="dxa"/>
+          </w:tcPr>
+          <w:p>
+            <w:r>
+              <w:t>GeoJSON as operator input format; GML on wire at all tree levels</w:t>
+            </w:r>
+          </w:p>
+        </w:tc>
+        <w:tc>
+          <w:tcPr>
+            <w:tcW w:w="4680" w:type="dxa"/>
+          </w:tcPr>
+          <w:p>
+            <w:r>
+              <w:t>GeoJSON is easily authored in any GIS tool; GML is the format specified by RFC 6739 and NENA-INF-009.1-2014 §3.4 for all LoST-Sync geodetic payloads. Using GML at all tree levels (child-to-parent and root-AMS-to-FG) avoids format transformation at any node and ensures any node can be promoted to root AMS without architectural changes.</w:t>
+            </w:r>
+          </w:p>
+        </w:tc>
+      </w:tr>
+      <w:tr>
+        <w:tc>
+          <w:tcPr>
+            <w:tcW w:w="4680" w:type="dxa"/>
+          </w:tcPr>
+          <w:p>
+            <w:r>
+              <w:t>Inbound child push triggers upstream propagation when coverage changes</w:t>
+            </w:r>
+          </w:p>
+        </w:tc>
+        <w:tc>
+          <w:tcPr>
+            <w:tcW w:w="4680" w:type="dxa"/>
+          </w:tcPr>
+          <w:p>
+            <w:r>
+              <w:t xml:space="preserve">When a parent receives a child &lt;pushMappings&gt; with a newer lastUpdated than the stored entry, it triggers its own upstream push. This ensures GIS </w:t>
+              <w:lastRenderedPageBreak/>
+              <w:t>changes at any tree level propagate to the Forest Guide without manual intervention. Storm prevention: propagation is suppressed when lastUpdated is unchanged. Fire-and-forget with 10-second timeout prevents blocking the /sync response.</w:t>
+            </w:r>
+          </w:p>
+        </w:tc>
+      </w:tr>
+      <w:tr>
+        <w:tc>
+          <w:tcPr>
+            <w:tcW w:w="4680" w:type="dxa"/>
+          </w:tcPr>
+          <w:p>
+            <w:r>
+              <w:lastRenderedPageBreak/>
+              <w:t>Rejection of requests where validateLocation is absent or not ‘true’ (&lt;forbidden&gt;)</w:t>
+            </w:r>
+          </w:p>
+        </w:tc>
+        <w:tc>
+          <w:tcPr>
+            <w:tcW w:w="4680" w:type="dxa"/>
+          </w:tcPr>
+          <w:p>
+            <w:r>
+              <w:t>RFC 5222 §8.3.5 defaults validateLocation to false, meaning a standards-conformant LoST server would process a routing request without validation. Rejecting such requests is intentional and architectural: a server provisioned exclusively as an LVF has no routing function, so a request without validateLocation=‘true’ would produce a protocol-valid but operationally meaningless response. RFC 5222’s default-false assumption was designed for combined ECRF/LVF deployments where routing and validation coexist; the NENA ECRF/LVF split creates a class of LVF-only servers for which that assumption does not apply. &lt;forbidden&gt; (RFC 5222 §13.1) is used because it is the closest available error for “this server will not process this type of request” — &lt;badRequest&gt; implies malformed XML, &lt;serviceNotImplemented&gt; implies a missing URN, and &lt;locationInvalid&gt; implies a structural location error. A future NENA profile of RFC 5222 should define a more precise error for LVF-only policy rejections (see §10).</w:t>
+            </w:r>
+          </w:p>
+        </w:tc>
+      </w:tr>
+    </w:tbl>
+    <w:p/>
+    <w:p>
+      <w:pPr>
+        <w:jc w:val="center"/>
+      </w:pPr>
+      <w:r>
+        <w:rPr>
+          <w:i/>
+          <w:iCs/>
+          <w:sz w:val="18"/>
+          <w:szCs w:val="18"/>
+        </w:rPr>
+        <w:t>DRAFT — Not for Distribution</w:t>
       </w:r>
     </w:p>
     <w:sectPr>
@@ -21694,6 +20443,28 @@
 </file>
 
 <file path=customXml/item1.xml><?xml version="1.0" encoding="utf-8"?>
+<p:properties xmlns:p="http://schemas.microsoft.com/office/2006/metadata/properties" xmlns:xsi="http://www.w3.org/2001/XMLSchema-instance" xmlns:pc="http://schemas.microsoft.com/office/infopath/2007/PartnerControls">
+  <documentManagement>
+    <_ip_UnifiedCompliancePolicyUIAction xmlns="http://schemas.microsoft.com/sharepoint/v3" xsi:nil="true"/>
+    <TaxCatchAll xmlns="8e2ac45b-d875-4cc0-a09b-705ead14c44e" xsi:nil="true"/>
+    <_ip_UnifiedCompliancePolicyProperties xmlns="http://schemas.microsoft.com/sharepoint/v3" xsi:nil="true"/>
+    <lcf76f155ced4ddcb4097134ff3c332f xmlns="41389003-bbed-4aa2-97c4-1c86992b5a30">
+      <Terms xmlns="http://schemas.microsoft.com/office/infopath/2007/PartnerControls"/>
+    </lcf76f155ced4ddcb4097134ff3c332f>
+  </documentManagement>
+</p:properties>
+</file>
+
+<file path=customXml/item2.xml><?xml version="1.0" encoding="utf-8"?>
+<?mso-contentType ?>
+<FormTemplates xmlns="http://schemas.microsoft.com/sharepoint/v3/contenttype/forms">
+  <Display>DocumentLibraryForm</Display>
+  <Edit>DocumentLibraryForm</Edit>
+  <New>DocumentLibraryForm</New>
+</FormTemplates>
+</file>
+
+<file path=customXml/item3.xml><?xml version="1.0" encoding="utf-8"?>
 <ct:contentTypeSchema xmlns:ct="http://schemas.microsoft.com/office/2006/metadata/contentType" xmlns:ma="http://schemas.microsoft.com/office/2006/metadata/properties/metaAttributes" ct:_="" ma:_="" ma:contentTypeName="Document" ma:contentTypeID="0x0101006B579F38E1D5BD4A9D2AA62E50E83A34" ma:contentTypeVersion="14" ma:contentTypeDescription="Create a new document." ma:contentTypeScope="" ma:versionID="4abafea7b3931f778c9c2da7edbbe3ab">
   <xsd:schema xmlns:xsd="http://www.w3.org/2001/XMLSchema" xmlns:xs="http://www.w3.org/2001/XMLSchema" xmlns:p="http://schemas.microsoft.com/office/2006/metadata/properties" xmlns:ns1="http://schemas.microsoft.com/sharepoint/v3" xmlns:ns2="41389003-bbed-4aa2-97c4-1c86992b5a30" xmlns:ns3="8e2ac45b-d875-4cc0-a09b-705ead14c44e" targetNamespace="http://schemas.microsoft.com/office/2006/metadata/properties" ma:root="true" ma:fieldsID="bfad364f52c936984cea429568bff535" ns1:_="" ns2:_="" ns3:_="">
     <xsd:import namespace="http://schemas.microsoft.com/sharepoint/v3"/>
@@ -21911,29 +20682,27 @@
 </ct:contentTypeSchema>
 </file>
 
-<file path=customXml/item2.xml><?xml version="1.0" encoding="utf-8"?>
-<?mso-contentType ?>
-<FormTemplates xmlns="http://schemas.microsoft.com/sharepoint/v3/contenttype/forms">
-  <Display>DocumentLibraryForm</Display>
-  <Edit>DocumentLibraryForm</Edit>
-  <New>DocumentLibraryForm</New>
-</FormTemplates>
+<file path=customXml/itemProps1.xml><?xml version="1.0" encoding="utf-8"?>
+<ds:datastoreItem xmlns:ds="http://schemas.openxmlformats.org/officeDocument/2006/customXml" ds:itemID="{CD286D78-450A-4CA4-9D05-19A451889467}">
+  <ds:schemaRefs>
+    <ds:schemaRef ds:uri="http://schemas.microsoft.com/office/2006/metadata/properties"/>
+    <ds:schemaRef ds:uri="http://schemas.microsoft.com/office/infopath/2007/PartnerControls"/>
+    <ds:schemaRef ds:uri="http://schemas.microsoft.com/sharepoint/v3"/>
+    <ds:schemaRef ds:uri="8e2ac45b-d875-4cc0-a09b-705ead14c44e"/>
+    <ds:schemaRef ds:uri="41389003-bbed-4aa2-97c4-1c86992b5a30"/>
+  </ds:schemaRefs>
+</ds:datastoreItem>
 </file>
 
-<file path=customXml/item3.xml><?xml version="1.0" encoding="utf-8"?>
-<p:properties xmlns:p="http://schemas.microsoft.com/office/2006/metadata/properties" xmlns:xsi="http://www.w3.org/2001/XMLSchema-instance" xmlns:pc="http://schemas.microsoft.com/office/infopath/2007/PartnerControls">
-  <documentManagement>
-    <_ip_UnifiedCompliancePolicyUIAction xmlns="http://schemas.microsoft.com/sharepoint/v3" xsi:nil="true"/>
-    <TaxCatchAll xmlns="8e2ac45b-d875-4cc0-a09b-705ead14c44e" xsi:nil="true"/>
-    <_ip_UnifiedCompliancePolicyProperties xmlns="http://schemas.microsoft.com/sharepoint/v3" xsi:nil="true"/>
-    <lcf76f155ced4ddcb4097134ff3c332f xmlns="41389003-bbed-4aa2-97c4-1c86992b5a30">
-      <Terms xmlns="http://schemas.microsoft.com/office/infopath/2007/PartnerControls"/>
-    </lcf76f155ced4ddcb4097134ff3c332f>
-  </documentManagement>
-</p:properties>
+<file path=customXml/itemProps2.xml><?xml version="1.0" encoding="utf-8"?>
+<ds:datastoreItem xmlns:ds="http://schemas.openxmlformats.org/officeDocument/2006/customXml" ds:itemID="{8E413237-868A-4F93-8A7E-44FCF08A2CE0}">
+  <ds:schemaRefs>
+    <ds:schemaRef ds:uri="http://schemas.microsoft.com/sharepoint/v3/contenttype/forms"/>
+  </ds:schemaRefs>
+</ds:datastoreItem>
 </file>
 
-<file path=customXml/itemProps1.xml><?xml version="1.0" encoding="utf-8"?>
+<file path=customXml/itemProps3.xml><?xml version="1.0" encoding="utf-8"?>
 <ds:datastoreItem xmlns:ds="http://schemas.openxmlformats.org/officeDocument/2006/customXml" ds:itemID="{C66E9BB7-E154-40B2-B016-91E6870259B9}">
   <ds:schemaRefs>
     <ds:schemaRef ds:uri="http://schemas.microsoft.com/office/2006/metadata/contentType"/>
@@ -21951,24 +20720,4 @@
     <ds:schemaRef ds:uri="http://schemas.microsoft.com/internal/obd"/>
   </ds:schemaRefs>
 </ds:datastoreItem>
-</file>
-
-<file path=customXml/itemProps2.xml><?xml version="1.0" encoding="utf-8"?>
-<ds:datastoreItem xmlns:ds="http://schemas.openxmlformats.org/officeDocument/2006/customXml" ds:itemID="{8E413237-868A-4F93-8A7E-44FCF08A2CE0}">
-  <ds:schemaRefs>
-    <ds:schemaRef ds:uri="http://schemas.microsoft.com/sharepoint/v3/contenttype/forms"/>
-  </ds:schemaRefs>
-</ds:datastoreItem>
-</file>
-
-<file path=customXml/itemProps3.xml><?xml version="1.0" encoding="utf-8"?>
-<ds:datastoreItem xmlns:ds="http://schemas.openxmlformats.org/officeDocument/2006/customXml" ds:itemID="{CD286D78-450A-4CA4-9D05-19A451889467}">
-  <ds:schemaRefs>
-    <ds:schemaRef ds:uri="http://schemas.microsoft.com/office/2006/metadata/properties"/>
-    <ds:schemaRef ds:uri="http://schemas.microsoft.com/office/infopath/2007/PartnerControls"/>
-    <ds:schemaRef ds:uri="http://schemas.microsoft.com/sharepoint/v3"/>
-    <ds:schemaRef ds:uri="8e2ac45b-d875-4cc0-a09b-705ead14c44e"/>
-    <ds:schemaRef ds:uri="41389003-bbed-4aa2-97c4-1c86992b5a30"/>
-  </ds:schemaRefs>
-</ds:datastoreItem>
 </file>